--- a/Reports/word/ИУ8-105_Шекунов_л5.docx
+++ b/Reports/word/ИУ8-105_Шекунов_л5.docx
@@ -314,25 +314,7 @@
               <w:szCs w:val="28"/>
               <w:u w:val="single"/>
             </w:rPr>
-            <w:t xml:space="preserve">ФАКУЛЬТЕТ   </w:t>
-          </w:r>
-          <w:proofErr w:type="gramStart"/>
-          <w:r>
-            <w:rPr>
-              <w:rFonts w:cs="Times New Roman"/>
-              <w:szCs w:val="28"/>
-              <w:u w:val="single"/>
-            </w:rPr>
-            <w:t xml:space="preserve">   «</w:t>
-          </w:r>
-          <w:proofErr w:type="gramEnd"/>
-          <w:r>
-            <w:rPr>
-              <w:rFonts w:cs="Times New Roman"/>
-              <w:szCs w:val="28"/>
-              <w:u w:val="single"/>
-            </w:rPr>
-            <w:t>Информатика и системы управления» (ИУ)</w:t>
+            <w:t>ФАКУЛЬТЕТ      «Информатика и системы управления» (ИУ)</w:t>
           </w:r>
         </w:p>
         <w:p>
@@ -351,16 +333,7 @@
               <w:szCs w:val="28"/>
               <w:u w:val="single"/>
             </w:rPr>
-            <w:t xml:space="preserve">КАФЕДРА         </w:t>
-          </w:r>
-          <w:proofErr w:type="gramStart"/>
-          <w:r>
-            <w:rPr>
-              <w:rFonts w:cs="Times New Roman"/>
-              <w:szCs w:val="28"/>
-              <w:u w:val="single"/>
-            </w:rPr>
-            <w:t xml:space="preserve">   </w:t>
+            <w:t xml:space="preserve">КАФЕДРА            </w:t>
           </w:r>
           <w:r>
             <w:rPr>
@@ -369,17 +342,7 @@
               <w:szCs w:val="28"/>
               <w:u w:val="single"/>
             </w:rPr>
-            <w:t>«</w:t>
-          </w:r>
-          <w:proofErr w:type="gramEnd"/>
-          <w:r>
-            <w:rPr>
-              <w:rFonts w:cs="Times New Roman"/>
-              <w:iCs/>
-              <w:szCs w:val="28"/>
-              <w:u w:val="single"/>
-            </w:rPr>
-            <w:t>Информационная безопасность» (ИУ8)</w:t>
+            <w:t>«Информационная безопасность» (ИУ8)</w:t>
           </w:r>
         </w:p>
         <w:p>
@@ -1088,7 +1051,23 @@
                     <w:szCs w:val="28"/>
                     <w:lang w:eastAsia="en-US"/>
                   </w:rPr>
-                  <w:t>Н.С. Коннова</w:t>
+                  <w:t>Н.</w:t>
+                </w:r>
+                <w:r>
+                  <w:rPr>
+                    <w:rFonts w:eastAsia="Times New Roman" w:cs="Times New Roman"/>
+                    <w:szCs w:val="28"/>
+                    <w:lang w:eastAsia="en-US"/>
+                  </w:rPr>
+                  <w:t xml:space="preserve"> </w:t>
+                </w:r>
+                <w:r>
+                  <w:rPr>
+                    <w:rFonts w:eastAsia="Times New Roman" w:cs="Times New Roman"/>
+                    <w:szCs w:val="28"/>
+                    <w:lang w:eastAsia="en-US"/>
+                  </w:rPr>
+                  <w:t>С. Коннова</w:t>
                 </w:r>
               </w:p>
             </w:tc>
@@ -1232,7 +1211,25 @@
                     <w:szCs w:val="18"/>
                     <w:lang w:eastAsia="en-US"/>
                   </w:rPr>
-                  <w:t>(И.О. Фамилия)</w:t>
+                  <w:t>(И.</w:t>
+                </w:r>
+                <w:r>
+                  <w:rPr>
+                    <w:rFonts w:eastAsia="Times New Roman" w:cs="Times New Roman"/>
+                    <w:sz w:val="18"/>
+                    <w:szCs w:val="18"/>
+                    <w:lang w:eastAsia="en-US"/>
+                  </w:rPr>
+                  <w:t xml:space="preserve"> </w:t>
+                </w:r>
+                <w:r>
+                  <w:rPr>
+                    <w:rFonts w:eastAsia="Times New Roman" w:cs="Times New Roman"/>
+                    <w:sz w:val="18"/>
+                    <w:szCs w:val="18"/>
+                    <w:lang w:eastAsia="en-US"/>
+                  </w:rPr>
+                  <w:t>О. Фамилия)</w:t>
                 </w:r>
               </w:p>
             </w:tc>
@@ -1252,23 +1249,7 @@
               <w:rFonts w:eastAsia="Times New Roman"/>
               <w:szCs w:val="28"/>
             </w:rPr>
-            <w:t xml:space="preserve">  </w:t>
-          </w:r>
-          <w:proofErr w:type="gramStart"/>
-          <w:r>
-            <w:rPr>
-              <w:rFonts w:eastAsia="Times New Roman"/>
-              <w:szCs w:val="28"/>
-            </w:rPr>
-            <w:t xml:space="preserve">Студент:   </w:t>
-          </w:r>
-          <w:proofErr w:type="gramEnd"/>
-          <w:r>
-            <w:rPr>
-              <w:rFonts w:eastAsia="Times New Roman"/>
-              <w:szCs w:val="28"/>
-            </w:rPr>
-            <w:t xml:space="preserve">                    ИУ8-</w:t>
+            <w:t xml:space="preserve">  Студент:                       ИУ8-</w:t>
           </w:r>
           <w:r>
             <w:rPr>
@@ -1613,23 +1594,7 @@
           <w:rFonts w:cs="Times New Roman"/>
           <w:szCs w:val="28"/>
         </w:rPr>
-        <w:t xml:space="preserve">Проверить игру на </w:t>
-      </w:r>
-      <w:proofErr w:type="spellStart"/>
-      <w:r>
-        <w:rPr>
-          <w:rFonts w:cs="Times New Roman"/>
-          <w:szCs w:val="28"/>
-        </w:rPr>
-        <w:t>супераддитивность</w:t>
-      </w:r>
-      <w:proofErr w:type="spellEnd"/>
-      <w:r>
-        <w:rPr>
-          <w:rFonts w:cs="Times New Roman"/>
-          <w:szCs w:val="28"/>
-        </w:rPr>
-        <w:t>.</w:t>
+        <w:t>Проверить игру на супераддитивность.</w:t>
       </w:r>
     </w:p>
     <w:p>
@@ -1675,23 +1640,7 @@
           <w:rFonts w:cs="Times New Roman"/>
           <w:szCs w:val="28"/>
         </w:rPr>
-        <w:t xml:space="preserve">Если исходная игра не является </w:t>
-      </w:r>
-      <w:proofErr w:type="spellStart"/>
-      <w:r>
-        <w:rPr>
-          <w:rFonts w:cs="Times New Roman"/>
-          <w:szCs w:val="28"/>
-        </w:rPr>
-        <w:t>супераддитивной</w:t>
-      </w:r>
-      <w:proofErr w:type="spellEnd"/>
-      <w:r>
-        <w:rPr>
-          <w:rFonts w:cs="Times New Roman"/>
-          <w:szCs w:val="28"/>
-        </w:rPr>
-        <w:t>, скорректировать характеристическую функцию.</w:t>
+        <w:t>Если исходная игра не является супераддитивной, скорректировать характеристическую функцию.</w:t>
       </w:r>
     </w:p>
     <w:p>
@@ -1836,23 +1785,7 @@
           <w:rFonts w:cs="Times New Roman"/>
           <w:szCs w:val="28"/>
         </w:rPr>
-        <w:t xml:space="preserve">Кооперативная игра является </w:t>
-      </w:r>
-      <w:proofErr w:type="spellStart"/>
-      <w:r>
-        <w:rPr>
-          <w:rFonts w:cs="Times New Roman"/>
-          <w:szCs w:val="28"/>
-        </w:rPr>
-        <w:t>супераддитивной</w:t>
-      </w:r>
-      <w:proofErr w:type="spellEnd"/>
-      <w:r>
-        <w:rPr>
-          <w:rFonts w:cs="Times New Roman"/>
-          <w:szCs w:val="28"/>
-        </w:rPr>
-        <w:t>, если для любых непересекающихся коалиций S и T выполняется условие:</w:t>
+        <w:t>Кооперативная игра является супераддитивной, если для любых непересекающихся коалиций S и T выполняется условие:</w:t>
       </w:r>
     </w:p>
     <w:p>
@@ -2045,23 +1978,7 @@
           <w:rFonts w:cs="Times New Roman"/>
           <w:szCs w:val="28"/>
         </w:rPr>
-        <w:t xml:space="preserve">Следовательно, условие </w:t>
-      </w:r>
-      <w:proofErr w:type="spellStart"/>
-      <w:r>
-        <w:rPr>
-          <w:rFonts w:cs="Times New Roman"/>
-          <w:szCs w:val="28"/>
-        </w:rPr>
-        <w:t>супераддитивности</w:t>
-      </w:r>
-      <w:proofErr w:type="spellEnd"/>
-      <w:r>
-        <w:rPr>
-          <w:rFonts w:cs="Times New Roman"/>
-          <w:szCs w:val="28"/>
-        </w:rPr>
-        <w:t xml:space="preserve"> нарушено.</w:t>
+        <w:t>Следовательно, условие супераддитивности нарушено.</w:t>
       </w:r>
     </w:p>
     <w:p>
@@ -2196,23 +2113,7 @@
           <w:rFonts w:cs="Times New Roman"/>
           <w:szCs w:val="28"/>
         </w:rPr>
-        <w:t xml:space="preserve">Следовательно, исходная игра не является </w:t>
-      </w:r>
-      <w:proofErr w:type="spellStart"/>
-      <w:r>
-        <w:rPr>
-          <w:rFonts w:cs="Times New Roman"/>
-          <w:szCs w:val="28"/>
-        </w:rPr>
-        <w:t>супераддитивной</w:t>
-      </w:r>
-      <w:proofErr w:type="spellEnd"/>
-      <w:r>
-        <w:rPr>
-          <w:rFonts w:cs="Times New Roman"/>
-          <w:szCs w:val="28"/>
-        </w:rPr>
-        <w:t>.</w:t>
+        <w:t>Следовательно, исходная игра не является супераддитивной.</w:t>
       </w:r>
     </w:p>
     <w:p>
@@ -2300,21 +2201,7 @@
             <w:rFonts w:ascii="Cambria Math" w:hAnsi="Cambria Math" w:cs="Times New Roman"/>
             <w:szCs w:val="28"/>
           </w:rPr>
-          <m:t>S={1},</m:t>
-        </m:r>
-        <m:r>
-          <w:rPr>
-            <w:rFonts w:ascii="Cambria Math" w:hAnsi="Cambria Math" w:cs="Times New Roman"/>
-            <w:szCs w:val="28"/>
-          </w:rPr>
-          <m:t xml:space="preserve">  </m:t>
-        </m:r>
-        <m:r>
-          <w:rPr>
-            <w:rFonts w:ascii="Cambria Math" w:hAnsi="Cambria Math" w:cs="Times New Roman"/>
-            <w:szCs w:val="28"/>
-          </w:rPr>
-          <m:t>T={3,4}</m:t>
+          <m:t>S={1},  T={3,4}</m:t>
         </m:r>
       </m:oMath>
       <w:r>
@@ -2446,39 +2333,7 @@
           <w:rFonts w:cs="Times New Roman"/>
           <w:szCs w:val="28"/>
         </w:rPr>
-        <w:t xml:space="preserve">Так как исходная игра не является </w:t>
-      </w:r>
-      <w:proofErr w:type="spellStart"/>
-      <w:r>
-        <w:rPr>
-          <w:rFonts w:cs="Times New Roman"/>
-          <w:szCs w:val="28"/>
-        </w:rPr>
-        <w:t>супераддитивной</w:t>
-      </w:r>
-      <w:proofErr w:type="spellEnd"/>
-      <w:r>
-        <w:rPr>
-          <w:rFonts w:cs="Times New Roman"/>
-          <w:szCs w:val="28"/>
-        </w:rPr>
-        <w:t xml:space="preserve">, необходимо изменить характеристическую функцию так, чтобы нарушения </w:t>
-      </w:r>
-      <w:proofErr w:type="spellStart"/>
-      <w:r>
-        <w:rPr>
-          <w:rFonts w:cs="Times New Roman"/>
-          <w:szCs w:val="28"/>
-        </w:rPr>
-        <w:t>супераддитивности</w:t>
-      </w:r>
-      <w:proofErr w:type="spellEnd"/>
-      <w:r>
-        <w:rPr>
-          <w:rFonts w:cs="Times New Roman"/>
-          <w:szCs w:val="28"/>
-        </w:rPr>
-        <w:t xml:space="preserve"> были устранены.</w:t>
+        <w:t>Так как исходная игра не является супераддитивной, необходимо изменить характеристическую функцию так, чтобы нарушения супераддитивности были устранены.</w:t>
       </w:r>
     </w:p>
     <w:p>
@@ -3956,23 +3811,7 @@
           <w:rFonts w:cs="Times New Roman"/>
           <w:szCs w:val="28"/>
         </w:rPr>
-        <w:t xml:space="preserve">Повторная проверка показала, что после корректировки все 25 неравенств </w:t>
-      </w:r>
-      <w:proofErr w:type="spellStart"/>
-      <w:r>
-        <w:rPr>
-          <w:rFonts w:cs="Times New Roman"/>
-          <w:szCs w:val="28"/>
-        </w:rPr>
-        <w:t>супераддитивности</w:t>
-      </w:r>
-      <w:proofErr w:type="spellEnd"/>
-      <w:r>
-        <w:rPr>
-          <w:rFonts w:cs="Times New Roman"/>
-          <w:szCs w:val="28"/>
-        </w:rPr>
-        <w:t xml:space="preserve"> выполняются.</w:t>
+        <w:t>Повторная проверка показала, что после корректировки все 25 неравенств супераддитивности выполняются.</w:t>
       </w:r>
     </w:p>
     <w:p>
@@ -3989,23 +3828,7 @@
           <w:rFonts w:cs="Times New Roman"/>
           <w:szCs w:val="28"/>
         </w:rPr>
-        <w:t xml:space="preserve">Следовательно, скорректированная игра является </w:t>
-      </w:r>
-      <w:proofErr w:type="spellStart"/>
-      <w:r>
-        <w:rPr>
-          <w:rFonts w:cs="Times New Roman"/>
-          <w:szCs w:val="28"/>
-        </w:rPr>
-        <w:t>супераддитивной</w:t>
-      </w:r>
-      <w:proofErr w:type="spellEnd"/>
-      <w:r>
-        <w:rPr>
-          <w:rFonts w:cs="Times New Roman"/>
-          <w:szCs w:val="28"/>
-        </w:rPr>
-        <w:t>.</w:t>
+        <w:t>Следовательно, скорректированная игра является супераддитивной.</w:t>
       </w:r>
     </w:p>
     <w:p>
@@ -4223,70 +4046,7 @@
             <w:rFonts w:ascii="Cambria Math" w:hAnsi="Cambria Math" w:cs="Times New Roman"/>
             <w:szCs w:val="28"/>
           </w:rPr>
-          <m:t>S=</m:t>
-        </m:r>
-        <m:r>
-          <w:rPr>
-            <w:rFonts w:ascii="Cambria Math" w:hAnsi="Cambria Math" w:cs="Times New Roman"/>
-            <w:szCs w:val="28"/>
-          </w:rPr>
-          <m:t>{</m:t>
-        </m:r>
-        <m:r>
-          <w:rPr>
-            <w:rFonts w:ascii="Cambria Math" w:hAnsi="Cambria Math" w:cs="Times New Roman"/>
-            <w:szCs w:val="28"/>
-          </w:rPr>
-          <m:t>1,4</m:t>
-        </m:r>
-        <m:r>
-          <w:rPr>
-            <w:rFonts w:ascii="Cambria Math" w:hAnsi="Cambria Math" w:cs="Times New Roman"/>
-            <w:szCs w:val="28"/>
-          </w:rPr>
-          <m:t>}</m:t>
-        </m:r>
-        <m:r>
-          <w:rPr>
-            <w:rFonts w:ascii="Cambria Math" w:hAnsi="Cambria Math" w:cs="Times New Roman"/>
-            <w:szCs w:val="28"/>
-          </w:rPr>
-          <m:t>,</m:t>
-        </m:r>
-        <m:r>
-          <w:rPr>
-            <w:rFonts w:ascii="Cambria Math" w:hAnsi="Cambria Math" w:cs="Times New Roman"/>
-            <w:szCs w:val="28"/>
-          </w:rPr>
-          <m:t xml:space="preserve">  </m:t>
-        </m:r>
-        <m:r>
-          <w:rPr>
-            <w:rFonts w:ascii="Cambria Math" w:hAnsi="Cambria Math" w:cs="Times New Roman"/>
-            <w:szCs w:val="28"/>
-          </w:rPr>
-          <m:t>T=</m:t>
-        </m:r>
-        <m:r>
-          <w:rPr>
-            <w:rFonts w:ascii="Cambria Math" w:hAnsi="Cambria Math" w:cs="Times New Roman"/>
-            <w:szCs w:val="28"/>
-          </w:rPr>
-          <m:t>{</m:t>
-        </m:r>
-        <m:r>
-          <w:rPr>
-            <w:rFonts w:ascii="Cambria Math" w:hAnsi="Cambria Math" w:cs="Times New Roman"/>
-            <w:szCs w:val="28"/>
-          </w:rPr>
-          <m:t>2,4</m:t>
-        </m:r>
-        <m:r>
-          <w:rPr>
-            <w:rFonts w:ascii="Cambria Math" w:hAnsi="Cambria Math" w:cs="Times New Roman"/>
-            <w:szCs w:val="28"/>
-          </w:rPr>
-          <m:t>}</m:t>
+          <m:t>S={1,4},  T={2,4}</m:t>
         </m:r>
       </m:oMath>
       <w:r>
@@ -4558,23 +4318,7 @@
           <w:szCs w:val="28"/>
         </w:rPr>
         <w:lastRenderedPageBreak/>
-        <w:t xml:space="preserve">Следовательно, скорректированная игра является </w:t>
-      </w:r>
-      <w:proofErr w:type="spellStart"/>
-      <w:r>
-        <w:rPr>
-          <w:rFonts w:cs="Times New Roman"/>
-          <w:szCs w:val="28"/>
-        </w:rPr>
-        <w:t>супераддитивной</w:t>
-      </w:r>
-      <w:proofErr w:type="spellEnd"/>
-      <w:r>
-        <w:rPr>
-          <w:rFonts w:cs="Times New Roman"/>
-          <w:szCs w:val="28"/>
-        </w:rPr>
-        <w:t>, но не является выпуклой.</w:t>
+        <w:t>Следовательно, скорректированная игра является супераддитивной, но не является выпуклой.</w:t>
       </w:r>
     </w:p>
     <w:p>
@@ -4805,7 +4549,35 @@
           <w:rFonts w:cs="Times New Roman"/>
           <w:szCs w:val="28"/>
         </w:rPr>
-        <w:t xml:space="preserve"> — число игроков, S — коалиция, не содержащая игрока i,</w:t>
+        <w:t xml:space="preserve"> </w:t>
+      </w:r>
+      <w:r>
+        <w:rPr>
+          <w:rFonts w:cs="Times New Roman"/>
+          <w:szCs w:val="28"/>
+        </w:rPr>
+        <w:t>–</w:t>
+      </w:r>
+      <w:r>
+        <w:rPr>
+          <w:rFonts w:cs="Times New Roman"/>
+          <w:szCs w:val="28"/>
+        </w:rPr>
+        <w:t xml:space="preserve"> число игроков, S</w:t>
+      </w:r>
+      <w:r>
+        <w:rPr>
+          <w:rFonts w:cs="Times New Roman"/>
+          <w:szCs w:val="28"/>
+        </w:rPr>
+        <w:t xml:space="preserve"> – </w:t>
+      </w:r>
+      <w:r>
+        <w:rPr>
+          <w:rFonts w:cs="Times New Roman"/>
+          <w:szCs w:val="28"/>
+        </w:rPr>
+        <w:t>коалиция, не содержащая игрока i,</w:t>
       </w:r>
     </w:p>
     <w:p>
@@ -4839,7 +4611,14 @@
           <w:rFonts w:cs="Times New Roman"/>
           <w:szCs w:val="28"/>
         </w:rPr>
-        <w:t>— предельный вклад игрока i в коалицию</w:t>
+        <w:t>–</w:t>
+      </w:r>
+      <w:r>
+        <w:rPr>
+          <w:rFonts w:cs="Times New Roman"/>
+          <w:szCs w:val="28"/>
+        </w:rPr>
+        <w:t xml:space="preserve"> предельный вклад игрока i в коалицию</w:t>
       </w:r>
       <w:r>
         <w:rPr>
@@ -6561,23 +6340,7 @@
           <w:rFonts w:cs="Times New Roman"/>
           <w:szCs w:val="28"/>
         </w:rPr>
-        <w:t xml:space="preserve">Исходная характеристическая функция не удовлетворяла условию </w:t>
-      </w:r>
-      <w:proofErr w:type="spellStart"/>
-      <w:r>
-        <w:rPr>
-          <w:rFonts w:cs="Times New Roman"/>
-          <w:szCs w:val="28"/>
-        </w:rPr>
-        <w:t>супераддитивности</w:t>
-      </w:r>
-      <w:proofErr w:type="spellEnd"/>
-      <w:r>
-        <w:rPr>
-          <w:rFonts w:cs="Times New Roman"/>
-          <w:szCs w:val="28"/>
-        </w:rPr>
-        <w:t>: были обнаружены два нарушения. Для их устранения значения</w:t>
+        <w:t>Исходная характеристическая функция не удовлетворяла условию супераддитивности: были обнаружены два нарушения. Для их устранения значения</w:t>
       </w:r>
       <w:r>
         <w:rPr>
@@ -6624,23 +6387,7 @@
           <w:rFonts w:cs="Times New Roman"/>
           <w:szCs w:val="28"/>
         </w:rPr>
-        <w:t xml:space="preserve">были увеличены соответственно до 11 и 15. После этого игра стала </w:t>
-      </w:r>
-      <w:proofErr w:type="spellStart"/>
-      <w:r>
-        <w:rPr>
-          <w:rFonts w:cs="Times New Roman"/>
-          <w:szCs w:val="28"/>
-        </w:rPr>
-        <w:t>супераддитивной</w:t>
-      </w:r>
-      <w:proofErr w:type="spellEnd"/>
-      <w:r>
-        <w:rPr>
-          <w:rFonts w:cs="Times New Roman"/>
-          <w:szCs w:val="28"/>
-        </w:rPr>
-        <w:t>.</w:t>
+        <w:t>были увеличены соответственно до 11 и 15. После этого игра стала супераддитивной.</w:t>
       </w:r>
     </w:p>
     <w:p>
@@ -6925,7 +6672,25 @@
           <w:bCs/>
           <w:szCs w:val="28"/>
         </w:rPr>
-        <w:t xml:space="preserve"> (код для решения задачи)</w:t>
+        <w:t xml:space="preserve"> (</w:t>
+      </w:r>
+      <w:r>
+        <w:rPr>
+          <w:rFonts w:cs="Times New Roman"/>
+          <w:b/>
+          <w:bCs/>
+          <w:szCs w:val="28"/>
+        </w:rPr>
+        <w:t xml:space="preserve">исходный </w:t>
+      </w:r>
+      <w:r>
+        <w:rPr>
+          <w:rFonts w:cs="Times New Roman"/>
+          <w:b/>
+          <w:bCs/>
+          <w:szCs w:val="28"/>
+        </w:rPr>
+        <w:t>код)</w:t>
       </w:r>
     </w:p>
     <w:p>
@@ -6999,29 +6764,7 @@
           <w:lang w:val="en-US"/>
         </w:rPr>
         <w:br/>
-        <w:t xml:space="preserve">from </w:t>
-      </w:r>
-      <w:proofErr w:type="spellStart"/>
-      <w:r>
-        <w:rPr>
-          <w:rFonts w:ascii="Courier New" w:eastAsia="Times New Roman" w:hAnsi="Courier New"/>
-          <w:color w:val="auto"/>
-          <w:sz w:val="16"/>
-          <w:szCs w:val="16"/>
-          <w:lang w:val="en-US"/>
-        </w:rPr>
-        <w:t>itertools</w:t>
-      </w:r>
-      <w:proofErr w:type="spellEnd"/>
-      <w:r>
-        <w:rPr>
-          <w:rFonts w:ascii="Courier New" w:eastAsia="Times New Roman" w:hAnsi="Courier New"/>
-          <w:color w:val="auto"/>
-          <w:sz w:val="16"/>
-          <w:szCs w:val="16"/>
-          <w:lang w:val="en-US"/>
-        </w:rPr>
-        <w:t xml:space="preserve"> import combinations</w:t>
+        <w:t>from itertools import combinations</w:t>
       </w:r>
       <w:r>
         <w:rPr>
@@ -7043,170 +6786,39 @@
           <w:lang w:val="en-US"/>
         </w:rPr>
         <w:br/>
-        <w:t xml:space="preserve">from typing import </w:t>
-      </w:r>
-      <w:proofErr w:type="spellStart"/>
-      <w:r>
-        <w:rPr>
-          <w:rFonts w:ascii="Courier New" w:eastAsia="Times New Roman" w:hAnsi="Courier New"/>
-          <w:color w:val="auto"/>
-          <w:sz w:val="16"/>
-          <w:szCs w:val="16"/>
-          <w:lang w:val="en-US"/>
-        </w:rPr>
-        <w:t>Dict</w:t>
-      </w:r>
-      <w:proofErr w:type="spellEnd"/>
-      <w:r>
-        <w:rPr>
-          <w:rFonts w:ascii="Courier New" w:eastAsia="Times New Roman" w:hAnsi="Courier New"/>
-          <w:color w:val="auto"/>
-          <w:sz w:val="16"/>
-          <w:szCs w:val="16"/>
-          <w:lang w:val="en-US"/>
-        </w:rPr>
-        <w:t xml:space="preserve">, </w:t>
-      </w:r>
-      <w:proofErr w:type="spellStart"/>
-      <w:r>
-        <w:rPr>
-          <w:rFonts w:ascii="Courier New" w:eastAsia="Times New Roman" w:hAnsi="Courier New"/>
-          <w:color w:val="auto"/>
-          <w:sz w:val="16"/>
-          <w:szCs w:val="16"/>
-          <w:lang w:val="en-US"/>
-        </w:rPr>
-        <w:t>FrozenSet</w:t>
-      </w:r>
-      <w:proofErr w:type="spellEnd"/>
-      <w:r>
-        <w:rPr>
-          <w:rFonts w:ascii="Courier New" w:eastAsia="Times New Roman" w:hAnsi="Courier New"/>
-          <w:color w:val="auto"/>
-          <w:sz w:val="16"/>
-          <w:szCs w:val="16"/>
-          <w:lang w:val="en-US"/>
-        </w:rPr>
-        <w:t xml:space="preserve">, </w:t>
-      </w:r>
-      <w:proofErr w:type="spellStart"/>
-      <w:r>
-        <w:rPr>
-          <w:rFonts w:ascii="Courier New" w:eastAsia="Times New Roman" w:hAnsi="Courier New"/>
-          <w:color w:val="auto"/>
-          <w:sz w:val="16"/>
-          <w:szCs w:val="16"/>
-          <w:lang w:val="en-US"/>
-        </w:rPr>
-        <w:t>Iterable</w:t>
-      </w:r>
-      <w:proofErr w:type="spellEnd"/>
-      <w:r>
-        <w:rPr>
-          <w:rFonts w:ascii="Courier New" w:eastAsia="Times New Roman" w:hAnsi="Courier New"/>
-          <w:color w:val="auto"/>
-          <w:sz w:val="16"/>
-          <w:szCs w:val="16"/>
-          <w:lang w:val="en-US"/>
-        </w:rPr>
-        <w:t>, List, Tuple</w:t>
-      </w:r>
-      <w:r>
-        <w:rPr>
-          <w:rFonts w:ascii="Courier New" w:eastAsia="Times New Roman" w:hAnsi="Courier New"/>
-          <w:color w:val="auto"/>
-          <w:sz w:val="16"/>
-          <w:szCs w:val="16"/>
-          <w:lang w:val="en-US"/>
-        </w:rPr>
-        <w:br/>
-      </w:r>
-      <w:r>
-        <w:rPr>
-          <w:rFonts w:ascii="Courier New" w:eastAsia="Times New Roman" w:hAnsi="Courier New"/>
-          <w:color w:val="auto"/>
-          <w:sz w:val="16"/>
-          <w:szCs w:val="16"/>
-          <w:lang w:val="en-US"/>
-        </w:rPr>
-        <w:br/>
-        <w:t xml:space="preserve">Coalition = </w:t>
-      </w:r>
-      <w:proofErr w:type="spellStart"/>
-      <w:r>
-        <w:rPr>
-          <w:rFonts w:ascii="Courier New" w:eastAsia="Times New Roman" w:hAnsi="Courier New"/>
-          <w:color w:val="auto"/>
-          <w:sz w:val="16"/>
-          <w:szCs w:val="16"/>
-          <w:lang w:val="en-US"/>
-        </w:rPr>
-        <w:t>FrozenSet</w:t>
-      </w:r>
-      <w:proofErr w:type="spellEnd"/>
-      <w:r>
-        <w:rPr>
-          <w:rFonts w:ascii="Courier New" w:eastAsia="Times New Roman" w:hAnsi="Courier New"/>
-          <w:color w:val="auto"/>
-          <w:sz w:val="16"/>
-          <w:szCs w:val="16"/>
-          <w:lang w:val="en-US"/>
-        </w:rPr>
-        <w:t>[int]</w:t>
-      </w:r>
-      <w:r>
-        <w:rPr>
-          <w:rFonts w:ascii="Courier New" w:eastAsia="Times New Roman" w:hAnsi="Courier New"/>
-          <w:color w:val="auto"/>
-          <w:sz w:val="16"/>
-          <w:szCs w:val="16"/>
-          <w:lang w:val="en-US"/>
-        </w:rPr>
-        <w:br/>
-      </w:r>
-      <w:proofErr w:type="spellStart"/>
-      <w:r>
-        <w:rPr>
-          <w:rFonts w:ascii="Courier New" w:eastAsia="Times New Roman" w:hAnsi="Courier New"/>
-          <w:color w:val="auto"/>
-          <w:sz w:val="16"/>
-          <w:szCs w:val="16"/>
-          <w:lang w:val="en-US"/>
-        </w:rPr>
-        <w:t>CharacteristicFunction</w:t>
-      </w:r>
-      <w:proofErr w:type="spellEnd"/>
-      <w:r>
-        <w:rPr>
-          <w:rFonts w:ascii="Courier New" w:eastAsia="Times New Roman" w:hAnsi="Courier New"/>
-          <w:color w:val="auto"/>
-          <w:sz w:val="16"/>
-          <w:szCs w:val="16"/>
-          <w:lang w:val="en-US"/>
-        </w:rPr>
-        <w:t xml:space="preserve"> = </w:t>
-      </w:r>
-      <w:proofErr w:type="spellStart"/>
-      <w:r>
-        <w:rPr>
-          <w:rFonts w:ascii="Courier New" w:eastAsia="Times New Roman" w:hAnsi="Courier New"/>
-          <w:color w:val="auto"/>
-          <w:sz w:val="16"/>
-          <w:szCs w:val="16"/>
-          <w:lang w:val="en-US"/>
-        </w:rPr>
-        <w:t>Dict</w:t>
-      </w:r>
-      <w:proofErr w:type="spellEnd"/>
-      <w:r>
-        <w:rPr>
-          <w:rFonts w:ascii="Courier New" w:eastAsia="Times New Roman" w:hAnsi="Courier New"/>
-          <w:color w:val="auto"/>
-          <w:sz w:val="16"/>
-          <w:szCs w:val="16"/>
-          <w:lang w:val="en-US"/>
-        </w:rPr>
-        <w:t>[Coalition, Fraction]</w:t>
+        <w:t>from typing import Dict, FrozenSet, Iterable, List, Tuple</w:t>
+      </w:r>
+      <w:r>
+        <w:rPr>
+          <w:rFonts w:ascii="Courier New" w:eastAsia="Times New Roman" w:hAnsi="Courier New"/>
+          <w:color w:val="auto"/>
+          <w:sz w:val="16"/>
+          <w:szCs w:val="16"/>
+          <w:lang w:val="en-US"/>
+        </w:rPr>
+        <w:br/>
+      </w:r>
+      <w:r>
+        <w:rPr>
+          <w:rFonts w:ascii="Courier New" w:eastAsia="Times New Roman" w:hAnsi="Courier New"/>
+          <w:color w:val="auto"/>
+          <w:sz w:val="16"/>
+          <w:szCs w:val="16"/>
+          <w:lang w:val="en-US"/>
+        </w:rPr>
+        <w:br/>
+        <w:t>Coalition = FrozenSet[int]</w:t>
+      </w:r>
+      <w:r>
+        <w:rPr>
+          <w:rFonts w:ascii="Courier New" w:eastAsia="Times New Roman" w:hAnsi="Courier New"/>
+          <w:color w:val="auto"/>
+          <w:sz w:val="16"/>
+          <w:szCs w:val="16"/>
+          <w:lang w:val="en-US"/>
+        </w:rPr>
+        <w:br/>
+        <w:t>CharacteristicFunction = Dict[Coalition, Fraction]</w:t>
       </w:r>
       <w:r>
         <w:rPr>
@@ -7421,225 +7033,71 @@
           <w:lang w:val="en-US"/>
         </w:rPr>
         <w:br/>
-        <w:t xml:space="preserve">def coalition(items: </w:t>
-      </w:r>
-      <w:proofErr w:type="spellStart"/>
-      <w:r>
-        <w:rPr>
-          <w:rFonts w:ascii="Courier New" w:eastAsia="Times New Roman" w:hAnsi="Courier New"/>
-          <w:color w:val="auto"/>
-          <w:sz w:val="16"/>
-          <w:szCs w:val="16"/>
-          <w:lang w:val="en-US"/>
-        </w:rPr>
-        <w:t>Iterable</w:t>
-      </w:r>
-      <w:proofErr w:type="spellEnd"/>
-      <w:r>
-        <w:rPr>
-          <w:rFonts w:ascii="Courier New" w:eastAsia="Times New Roman" w:hAnsi="Courier New"/>
-          <w:color w:val="auto"/>
-          <w:sz w:val="16"/>
-          <w:szCs w:val="16"/>
-          <w:lang w:val="en-US"/>
-        </w:rPr>
-        <w:t>[int]) -&gt; Coalition:</w:t>
-      </w:r>
-      <w:r>
-        <w:rPr>
-          <w:rFonts w:ascii="Courier New" w:eastAsia="Times New Roman" w:hAnsi="Courier New"/>
-          <w:color w:val="auto"/>
-          <w:sz w:val="16"/>
-          <w:szCs w:val="16"/>
-          <w:lang w:val="en-US"/>
-        </w:rPr>
-        <w:br/>
-        <w:t xml:space="preserve">    return </w:t>
-      </w:r>
-      <w:proofErr w:type="spellStart"/>
-      <w:r>
-        <w:rPr>
-          <w:rFonts w:ascii="Courier New" w:eastAsia="Times New Roman" w:hAnsi="Courier New"/>
-          <w:color w:val="auto"/>
-          <w:sz w:val="16"/>
-          <w:szCs w:val="16"/>
-          <w:lang w:val="en-US"/>
-        </w:rPr>
-        <w:t>frozenset</w:t>
-      </w:r>
-      <w:proofErr w:type="spellEnd"/>
-      <w:r>
-        <w:rPr>
-          <w:rFonts w:ascii="Courier New" w:eastAsia="Times New Roman" w:hAnsi="Courier New"/>
-          <w:color w:val="auto"/>
-          <w:sz w:val="16"/>
-          <w:szCs w:val="16"/>
-          <w:lang w:val="en-US"/>
-        </w:rPr>
-        <w:t>(items)</w:t>
-      </w:r>
-      <w:r>
-        <w:rPr>
-          <w:rFonts w:ascii="Courier New" w:eastAsia="Times New Roman" w:hAnsi="Courier New"/>
-          <w:color w:val="auto"/>
-          <w:sz w:val="16"/>
-          <w:szCs w:val="16"/>
-          <w:lang w:val="en-US"/>
-        </w:rPr>
-        <w:br/>
-      </w:r>
-      <w:r>
-        <w:rPr>
-          <w:rFonts w:ascii="Courier New" w:eastAsia="Times New Roman" w:hAnsi="Courier New"/>
-          <w:color w:val="auto"/>
-          <w:sz w:val="16"/>
-          <w:szCs w:val="16"/>
-          <w:lang w:val="en-US"/>
-        </w:rPr>
-        <w:br/>
-      </w:r>
-      <w:r>
-        <w:rPr>
-          <w:rFonts w:ascii="Courier New" w:eastAsia="Times New Roman" w:hAnsi="Courier New"/>
-          <w:color w:val="auto"/>
-          <w:sz w:val="16"/>
-          <w:szCs w:val="16"/>
-          <w:lang w:val="en-US"/>
-        </w:rPr>
-        <w:br/>
-        <w:t xml:space="preserve">def </w:t>
-      </w:r>
-      <w:proofErr w:type="spellStart"/>
-      <w:r>
-        <w:rPr>
-          <w:rFonts w:ascii="Courier New" w:eastAsia="Times New Roman" w:hAnsi="Courier New"/>
-          <w:color w:val="auto"/>
-          <w:sz w:val="16"/>
-          <w:szCs w:val="16"/>
-          <w:lang w:val="en-US"/>
-        </w:rPr>
-        <w:t>build_characteristic_function</w:t>
-      </w:r>
-      <w:proofErr w:type="spellEnd"/>
-      <w:r>
-        <w:rPr>
-          <w:rFonts w:ascii="Courier New" w:eastAsia="Times New Roman" w:hAnsi="Courier New"/>
-          <w:color w:val="auto"/>
-          <w:sz w:val="16"/>
-          <w:szCs w:val="16"/>
-          <w:lang w:val="en-US"/>
-        </w:rPr>
-        <w:t xml:space="preserve">(row: Tuple[int, ...]) -&gt; </w:t>
-      </w:r>
-      <w:proofErr w:type="spellStart"/>
-      <w:r>
-        <w:rPr>
-          <w:rFonts w:ascii="Courier New" w:eastAsia="Times New Roman" w:hAnsi="Courier New"/>
-          <w:color w:val="auto"/>
-          <w:sz w:val="16"/>
-          <w:szCs w:val="16"/>
-          <w:lang w:val="en-US"/>
-        </w:rPr>
-        <w:t>CharacteristicFunction</w:t>
-      </w:r>
-      <w:proofErr w:type="spellEnd"/>
-      <w:r>
-        <w:rPr>
-          <w:rFonts w:ascii="Courier New" w:eastAsia="Times New Roman" w:hAnsi="Courier New"/>
-          <w:color w:val="auto"/>
-          <w:sz w:val="16"/>
-          <w:szCs w:val="16"/>
-          <w:lang w:val="en-US"/>
-        </w:rPr>
-        <w:t>:</w:t>
-      </w:r>
-      <w:r>
-        <w:rPr>
-          <w:rFonts w:ascii="Courier New" w:eastAsia="Times New Roman" w:hAnsi="Courier New"/>
-          <w:color w:val="auto"/>
-          <w:sz w:val="16"/>
-          <w:szCs w:val="16"/>
-          <w:lang w:val="en-US"/>
-        </w:rPr>
-        <w:br/>
-        <w:t xml:space="preserve">    if </w:t>
-      </w:r>
-      <w:proofErr w:type="spellStart"/>
-      <w:r>
-        <w:rPr>
-          <w:rFonts w:ascii="Courier New" w:eastAsia="Times New Roman" w:hAnsi="Courier New"/>
-          <w:color w:val="auto"/>
-          <w:sz w:val="16"/>
-          <w:szCs w:val="16"/>
-          <w:lang w:val="en-US"/>
-        </w:rPr>
-        <w:t>len</w:t>
-      </w:r>
-      <w:proofErr w:type="spellEnd"/>
-      <w:r>
-        <w:rPr>
-          <w:rFonts w:ascii="Courier New" w:eastAsia="Times New Roman" w:hAnsi="Courier New"/>
-          <w:color w:val="auto"/>
-          <w:sz w:val="16"/>
-          <w:szCs w:val="16"/>
-          <w:lang w:val="en-US"/>
-        </w:rPr>
-        <w:t xml:space="preserve">(row) != </w:t>
-      </w:r>
-      <w:proofErr w:type="spellStart"/>
-      <w:r>
-        <w:rPr>
-          <w:rFonts w:ascii="Courier New" w:eastAsia="Times New Roman" w:hAnsi="Courier New"/>
-          <w:color w:val="auto"/>
-          <w:sz w:val="16"/>
-          <w:szCs w:val="16"/>
-          <w:lang w:val="en-US"/>
-        </w:rPr>
-        <w:t>len</w:t>
-      </w:r>
-      <w:proofErr w:type="spellEnd"/>
-      <w:r>
-        <w:rPr>
-          <w:rFonts w:ascii="Courier New" w:eastAsia="Times New Roman" w:hAnsi="Courier New"/>
-          <w:color w:val="auto"/>
-          <w:sz w:val="16"/>
-          <w:szCs w:val="16"/>
-          <w:lang w:val="en-US"/>
-        </w:rPr>
-        <w:t>(COALITION_ORDER):</w:t>
-      </w:r>
-      <w:r>
-        <w:rPr>
-          <w:rFonts w:ascii="Courier New" w:eastAsia="Times New Roman" w:hAnsi="Courier New"/>
-          <w:color w:val="auto"/>
-          <w:sz w:val="16"/>
-          <w:szCs w:val="16"/>
-          <w:lang w:val="en-US"/>
-        </w:rPr>
-        <w:br/>
-        <w:t xml:space="preserve">        raise </w:t>
-      </w:r>
-      <w:proofErr w:type="spellStart"/>
-      <w:r>
-        <w:rPr>
-          <w:rFonts w:ascii="Courier New" w:eastAsia="Times New Roman" w:hAnsi="Courier New"/>
-          <w:color w:val="auto"/>
-          <w:sz w:val="16"/>
-          <w:szCs w:val="16"/>
-          <w:lang w:val="en-US"/>
-        </w:rPr>
-        <w:t>ValueError</w:t>
-      </w:r>
-      <w:proofErr w:type="spellEnd"/>
-      <w:r>
-        <w:rPr>
-          <w:rFonts w:ascii="Courier New" w:eastAsia="Times New Roman" w:hAnsi="Courier New"/>
-          <w:color w:val="auto"/>
-          <w:sz w:val="16"/>
-          <w:szCs w:val="16"/>
-          <w:lang w:val="en-US"/>
-        </w:rPr>
-        <w:t>("</w:t>
+        <w:t>def coalition(items: Iterable[int]) -&gt; Coalition:</w:t>
+      </w:r>
+      <w:r>
+        <w:rPr>
+          <w:rFonts w:ascii="Courier New" w:eastAsia="Times New Roman" w:hAnsi="Courier New"/>
+          <w:color w:val="auto"/>
+          <w:sz w:val="16"/>
+          <w:szCs w:val="16"/>
+          <w:lang w:val="en-US"/>
+        </w:rPr>
+        <w:br/>
+        <w:t xml:space="preserve">    return frozenset(items)</w:t>
+      </w:r>
+      <w:r>
+        <w:rPr>
+          <w:rFonts w:ascii="Courier New" w:eastAsia="Times New Roman" w:hAnsi="Courier New"/>
+          <w:color w:val="auto"/>
+          <w:sz w:val="16"/>
+          <w:szCs w:val="16"/>
+          <w:lang w:val="en-US"/>
+        </w:rPr>
+        <w:br/>
+      </w:r>
+      <w:r>
+        <w:rPr>
+          <w:rFonts w:ascii="Courier New" w:eastAsia="Times New Roman" w:hAnsi="Courier New"/>
+          <w:color w:val="auto"/>
+          <w:sz w:val="16"/>
+          <w:szCs w:val="16"/>
+          <w:lang w:val="en-US"/>
+        </w:rPr>
+        <w:br/>
+      </w:r>
+      <w:r>
+        <w:rPr>
+          <w:rFonts w:ascii="Courier New" w:eastAsia="Times New Roman" w:hAnsi="Courier New"/>
+          <w:color w:val="auto"/>
+          <w:sz w:val="16"/>
+          <w:szCs w:val="16"/>
+          <w:lang w:val="en-US"/>
+        </w:rPr>
+        <w:br/>
+        <w:t>def build_characteristic_function(row: Tuple[int, ...]) -&gt; CharacteristicFunction:</w:t>
+      </w:r>
+      <w:r>
+        <w:rPr>
+          <w:rFonts w:ascii="Courier New" w:eastAsia="Times New Roman" w:hAnsi="Courier New"/>
+          <w:color w:val="auto"/>
+          <w:sz w:val="16"/>
+          <w:szCs w:val="16"/>
+          <w:lang w:val="en-US"/>
+        </w:rPr>
+        <w:br/>
+        <w:t xml:space="preserve">    if len(row) != len(COALITION_ORDER):</w:t>
+      </w:r>
+      <w:r>
+        <w:rPr>
+          <w:rFonts w:ascii="Courier New" w:eastAsia="Times New Roman" w:hAnsi="Courier New"/>
+          <w:color w:val="auto"/>
+          <w:sz w:val="16"/>
+          <w:szCs w:val="16"/>
+          <w:lang w:val="en-US"/>
+        </w:rPr>
+        <w:br/>
+        <w:t xml:space="preserve">        raise ValueError("</w:t>
       </w:r>
       <w:r>
         <w:rPr>
@@ -7833,29 +7291,7 @@
           <w:lang w:val="en-US"/>
         </w:rPr>
         <w:br/>
-        <w:t xml:space="preserve">def </w:t>
-      </w:r>
-      <w:proofErr w:type="spellStart"/>
-      <w:r>
-        <w:rPr>
-          <w:rFonts w:ascii="Courier New" w:eastAsia="Times New Roman" w:hAnsi="Courier New"/>
-          <w:color w:val="auto"/>
-          <w:sz w:val="16"/>
-          <w:szCs w:val="16"/>
-          <w:lang w:val="en-US"/>
-        </w:rPr>
-        <w:t>all_coalitions</w:t>
-      </w:r>
-      <w:proofErr w:type="spellEnd"/>
-      <w:r>
-        <w:rPr>
-          <w:rFonts w:ascii="Courier New" w:eastAsia="Times New Roman" w:hAnsi="Courier New"/>
-          <w:color w:val="auto"/>
-          <w:sz w:val="16"/>
-          <w:szCs w:val="16"/>
-          <w:lang w:val="en-US"/>
-        </w:rPr>
-        <w:t>(players: Tuple[int, ...] = PLAYERS) -&gt; List[Coalition]:</w:t>
+        <w:t>def all_coalitions(players: Tuple[int, ...] = PLAYERS) -&gt; List[Coalition]:</w:t>
       </w:r>
       <w:r>
         <w:rPr>
@@ -7877,29 +7313,7 @@
           <w:lang w:val="en-US"/>
         </w:rPr>
         <w:br/>
-        <w:t xml:space="preserve">    for r in range(</w:t>
-      </w:r>
-      <w:proofErr w:type="spellStart"/>
-      <w:r>
-        <w:rPr>
-          <w:rFonts w:ascii="Courier New" w:eastAsia="Times New Roman" w:hAnsi="Courier New"/>
-          <w:color w:val="auto"/>
-          <w:sz w:val="16"/>
-          <w:szCs w:val="16"/>
-          <w:lang w:val="en-US"/>
-        </w:rPr>
-        <w:t>len</w:t>
-      </w:r>
-      <w:proofErr w:type="spellEnd"/>
-      <w:r>
-        <w:rPr>
-          <w:rFonts w:ascii="Courier New" w:eastAsia="Times New Roman" w:hAnsi="Courier New"/>
-          <w:color w:val="auto"/>
-          <w:sz w:val="16"/>
-          <w:szCs w:val="16"/>
-          <w:lang w:val="en-US"/>
-        </w:rPr>
-        <w:t>(players) + 1):</w:t>
+        <w:t xml:space="preserve">    for r in range(len(players) + 1):</w:t>
       </w:r>
       <w:r>
         <w:rPr>
@@ -7921,29 +7335,7 @@
           <w:lang w:val="en-US"/>
         </w:rPr>
         <w:br/>
-        <w:t xml:space="preserve">            </w:t>
-      </w:r>
-      <w:proofErr w:type="spellStart"/>
-      <w:r>
-        <w:rPr>
-          <w:rFonts w:ascii="Courier New" w:eastAsia="Times New Roman" w:hAnsi="Courier New"/>
-          <w:color w:val="auto"/>
-          <w:sz w:val="16"/>
-          <w:szCs w:val="16"/>
-          <w:lang w:val="en-US"/>
-        </w:rPr>
-        <w:t>result.append</w:t>
-      </w:r>
-      <w:proofErr w:type="spellEnd"/>
-      <w:r>
-        <w:rPr>
-          <w:rFonts w:ascii="Courier New" w:eastAsia="Times New Roman" w:hAnsi="Courier New"/>
-          <w:color w:val="auto"/>
-          <w:sz w:val="16"/>
-          <w:szCs w:val="16"/>
-          <w:lang w:val="en-US"/>
-        </w:rPr>
-        <w:t>(coalition(comb))</w:t>
+        <w:t xml:space="preserve">            result.append(coalition(comb))</w:t>
       </w:r>
       <w:r>
         <w:rPr>
@@ -7985,29 +7377,7 @@
           <w:lang w:val="en-US"/>
         </w:rPr>
         <w:br/>
-        <w:t xml:space="preserve">def </w:t>
-      </w:r>
-      <w:proofErr w:type="spellStart"/>
-      <w:r>
-        <w:rPr>
-          <w:rFonts w:ascii="Courier New" w:eastAsia="Times New Roman" w:hAnsi="Courier New"/>
-          <w:color w:val="auto"/>
-          <w:sz w:val="16"/>
-          <w:szCs w:val="16"/>
-          <w:lang w:val="en-US"/>
-        </w:rPr>
-        <w:t>coalition_to_str</w:t>
-      </w:r>
-      <w:proofErr w:type="spellEnd"/>
-      <w:r>
-        <w:rPr>
-          <w:rFonts w:ascii="Courier New" w:eastAsia="Times New Roman" w:hAnsi="Courier New"/>
-          <w:color w:val="auto"/>
-          <w:sz w:val="16"/>
-          <w:szCs w:val="16"/>
-          <w:lang w:val="en-US"/>
-        </w:rPr>
-        <w:t>(s: Coalition) -&gt; str:</w:t>
+        <w:t>def coalition_to_str(s: Coalition) -&gt; str:</w:t>
       </w:r>
       <w:r>
         <w:rPr>
@@ -8091,335 +7461,93 @@
           <w:lang w:val="en-US"/>
         </w:rPr>
         <w:br/>
-        <w:t xml:space="preserve">def </w:t>
-      </w:r>
-      <w:proofErr w:type="spellStart"/>
-      <w:r>
-        <w:rPr>
-          <w:rFonts w:ascii="Courier New" w:eastAsia="Times New Roman" w:hAnsi="Courier New"/>
-          <w:color w:val="auto"/>
-          <w:sz w:val="16"/>
-          <w:szCs w:val="16"/>
-          <w:lang w:val="en-US"/>
-        </w:rPr>
-        <w:t>fmt_fraction</w:t>
-      </w:r>
-      <w:proofErr w:type="spellEnd"/>
-      <w:r>
-        <w:rPr>
-          <w:rFonts w:ascii="Courier New" w:eastAsia="Times New Roman" w:hAnsi="Courier New"/>
-          <w:color w:val="auto"/>
-          <w:sz w:val="16"/>
-          <w:szCs w:val="16"/>
-          <w:lang w:val="en-US"/>
-        </w:rPr>
-        <w:t xml:space="preserve">(x: Fraction, *, </w:t>
-      </w:r>
-      <w:proofErr w:type="spellStart"/>
-      <w:r>
-        <w:rPr>
-          <w:rFonts w:ascii="Courier New" w:eastAsia="Times New Roman" w:hAnsi="Courier New"/>
-          <w:color w:val="auto"/>
-          <w:sz w:val="16"/>
-          <w:szCs w:val="16"/>
-          <w:lang w:val="en-US"/>
-        </w:rPr>
-        <w:t>with_decimal</w:t>
-      </w:r>
-      <w:proofErr w:type="spellEnd"/>
-      <w:r>
-        <w:rPr>
-          <w:rFonts w:ascii="Courier New" w:eastAsia="Times New Roman" w:hAnsi="Courier New"/>
-          <w:color w:val="auto"/>
-          <w:sz w:val="16"/>
-          <w:szCs w:val="16"/>
-          <w:lang w:val="en-US"/>
-        </w:rPr>
-        <w:t>: bool = True) -&gt; str:</w:t>
-      </w:r>
-      <w:r>
-        <w:rPr>
-          <w:rFonts w:ascii="Courier New" w:eastAsia="Times New Roman" w:hAnsi="Courier New"/>
-          <w:color w:val="auto"/>
-          <w:sz w:val="16"/>
-          <w:szCs w:val="16"/>
-          <w:lang w:val="en-US"/>
-        </w:rPr>
-        <w:br/>
-        <w:t xml:space="preserve">    if </w:t>
-      </w:r>
-      <w:proofErr w:type="spellStart"/>
-      <w:r>
-        <w:rPr>
-          <w:rFonts w:ascii="Courier New" w:eastAsia="Times New Roman" w:hAnsi="Courier New"/>
-          <w:color w:val="auto"/>
-          <w:sz w:val="16"/>
-          <w:szCs w:val="16"/>
-          <w:lang w:val="en-US"/>
-        </w:rPr>
-        <w:t>x.denominator</w:t>
-      </w:r>
-      <w:proofErr w:type="spellEnd"/>
-      <w:r>
-        <w:rPr>
-          <w:rFonts w:ascii="Courier New" w:eastAsia="Times New Roman" w:hAnsi="Courier New"/>
-          <w:color w:val="auto"/>
-          <w:sz w:val="16"/>
-          <w:szCs w:val="16"/>
-          <w:lang w:val="en-US"/>
-        </w:rPr>
-        <w:t xml:space="preserve"> == 1:</w:t>
-      </w:r>
-      <w:r>
-        <w:rPr>
-          <w:rFonts w:ascii="Courier New" w:eastAsia="Times New Roman" w:hAnsi="Courier New"/>
-          <w:color w:val="auto"/>
-          <w:sz w:val="16"/>
-          <w:szCs w:val="16"/>
-          <w:lang w:val="en-US"/>
-        </w:rPr>
-        <w:br/>
-        <w:t xml:space="preserve">        return str(</w:t>
-      </w:r>
-      <w:proofErr w:type="spellStart"/>
-      <w:r>
-        <w:rPr>
-          <w:rFonts w:ascii="Courier New" w:eastAsia="Times New Roman" w:hAnsi="Courier New"/>
-          <w:color w:val="auto"/>
-          <w:sz w:val="16"/>
-          <w:szCs w:val="16"/>
-          <w:lang w:val="en-US"/>
-        </w:rPr>
-        <w:t>x.numerator</w:t>
-      </w:r>
-      <w:proofErr w:type="spellEnd"/>
-      <w:r>
-        <w:rPr>
-          <w:rFonts w:ascii="Courier New" w:eastAsia="Times New Roman" w:hAnsi="Courier New"/>
-          <w:color w:val="auto"/>
-          <w:sz w:val="16"/>
-          <w:szCs w:val="16"/>
-          <w:lang w:val="en-US"/>
-        </w:rPr>
-        <w:t>)</w:t>
-      </w:r>
-      <w:r>
-        <w:rPr>
-          <w:rFonts w:ascii="Courier New" w:eastAsia="Times New Roman" w:hAnsi="Courier New"/>
-          <w:color w:val="auto"/>
-          <w:sz w:val="16"/>
-          <w:szCs w:val="16"/>
-          <w:lang w:val="en-US"/>
-        </w:rPr>
-        <w:br/>
-        <w:t xml:space="preserve">    if </w:t>
-      </w:r>
-      <w:proofErr w:type="spellStart"/>
-      <w:r>
-        <w:rPr>
-          <w:rFonts w:ascii="Courier New" w:eastAsia="Times New Roman" w:hAnsi="Courier New"/>
-          <w:color w:val="auto"/>
-          <w:sz w:val="16"/>
-          <w:szCs w:val="16"/>
-          <w:lang w:val="en-US"/>
-        </w:rPr>
-        <w:t>with_decimal</w:t>
-      </w:r>
-      <w:proofErr w:type="spellEnd"/>
-      <w:r>
-        <w:rPr>
-          <w:rFonts w:ascii="Courier New" w:eastAsia="Times New Roman" w:hAnsi="Courier New"/>
-          <w:color w:val="auto"/>
-          <w:sz w:val="16"/>
-          <w:szCs w:val="16"/>
-          <w:lang w:val="en-US"/>
-        </w:rPr>
-        <w:t>:</w:t>
-      </w:r>
-      <w:r>
-        <w:rPr>
-          <w:rFonts w:ascii="Courier New" w:eastAsia="Times New Roman" w:hAnsi="Courier New"/>
-          <w:color w:val="auto"/>
-          <w:sz w:val="16"/>
-          <w:szCs w:val="16"/>
-          <w:lang w:val="en-US"/>
-        </w:rPr>
-        <w:br/>
-        <w:t xml:space="preserve">        return f"{</w:t>
-      </w:r>
-      <w:proofErr w:type="spellStart"/>
-      <w:r>
-        <w:rPr>
-          <w:rFonts w:ascii="Courier New" w:eastAsia="Times New Roman" w:hAnsi="Courier New"/>
-          <w:color w:val="auto"/>
-          <w:sz w:val="16"/>
-          <w:szCs w:val="16"/>
-          <w:lang w:val="en-US"/>
-        </w:rPr>
-        <w:t>x.numerator</w:t>
-      </w:r>
-      <w:proofErr w:type="spellEnd"/>
-      <w:r>
-        <w:rPr>
-          <w:rFonts w:ascii="Courier New" w:eastAsia="Times New Roman" w:hAnsi="Courier New"/>
-          <w:color w:val="auto"/>
-          <w:sz w:val="16"/>
-          <w:szCs w:val="16"/>
-          <w:lang w:val="en-US"/>
-        </w:rPr>
-        <w:t>}/{</w:t>
-      </w:r>
-      <w:proofErr w:type="spellStart"/>
-      <w:r>
-        <w:rPr>
-          <w:rFonts w:ascii="Courier New" w:eastAsia="Times New Roman" w:hAnsi="Courier New"/>
-          <w:color w:val="auto"/>
-          <w:sz w:val="16"/>
-          <w:szCs w:val="16"/>
-          <w:lang w:val="en-US"/>
-        </w:rPr>
-        <w:t>x.denominator</w:t>
-      </w:r>
-      <w:proofErr w:type="spellEnd"/>
-      <w:r>
-        <w:rPr>
-          <w:rFonts w:ascii="Courier New" w:eastAsia="Times New Roman" w:hAnsi="Courier New"/>
-          <w:color w:val="auto"/>
-          <w:sz w:val="16"/>
-          <w:szCs w:val="16"/>
-          <w:lang w:val="en-US"/>
-        </w:rPr>
-        <w:t>} ≈ {float(x):.6f}"</w:t>
-      </w:r>
-      <w:r>
-        <w:rPr>
-          <w:rFonts w:ascii="Courier New" w:eastAsia="Times New Roman" w:hAnsi="Courier New"/>
-          <w:color w:val="auto"/>
-          <w:sz w:val="16"/>
-          <w:szCs w:val="16"/>
-          <w:lang w:val="en-US"/>
-        </w:rPr>
-        <w:br/>
-        <w:t xml:space="preserve">    return f"{</w:t>
-      </w:r>
-      <w:proofErr w:type="spellStart"/>
-      <w:r>
-        <w:rPr>
-          <w:rFonts w:ascii="Courier New" w:eastAsia="Times New Roman" w:hAnsi="Courier New"/>
-          <w:color w:val="auto"/>
-          <w:sz w:val="16"/>
-          <w:szCs w:val="16"/>
-          <w:lang w:val="en-US"/>
-        </w:rPr>
-        <w:t>x.numerator</w:t>
-      </w:r>
-      <w:proofErr w:type="spellEnd"/>
-      <w:r>
-        <w:rPr>
-          <w:rFonts w:ascii="Courier New" w:eastAsia="Times New Roman" w:hAnsi="Courier New"/>
-          <w:color w:val="auto"/>
-          <w:sz w:val="16"/>
-          <w:szCs w:val="16"/>
-          <w:lang w:val="en-US"/>
-        </w:rPr>
-        <w:t>}/{</w:t>
-      </w:r>
-      <w:proofErr w:type="spellStart"/>
-      <w:r>
-        <w:rPr>
-          <w:rFonts w:ascii="Courier New" w:eastAsia="Times New Roman" w:hAnsi="Courier New"/>
-          <w:color w:val="auto"/>
-          <w:sz w:val="16"/>
-          <w:szCs w:val="16"/>
-          <w:lang w:val="en-US"/>
-        </w:rPr>
-        <w:t>x.denominator</w:t>
-      </w:r>
-      <w:proofErr w:type="spellEnd"/>
-      <w:r>
-        <w:rPr>
-          <w:rFonts w:ascii="Courier New" w:eastAsia="Times New Roman" w:hAnsi="Courier New"/>
-          <w:color w:val="auto"/>
-          <w:sz w:val="16"/>
-          <w:szCs w:val="16"/>
-          <w:lang w:val="en-US"/>
-        </w:rPr>
-        <w:t>}"</w:t>
-      </w:r>
-      <w:r>
-        <w:rPr>
-          <w:rFonts w:ascii="Courier New" w:eastAsia="Times New Roman" w:hAnsi="Courier New"/>
-          <w:color w:val="auto"/>
-          <w:sz w:val="16"/>
-          <w:szCs w:val="16"/>
-          <w:lang w:val="en-US"/>
-        </w:rPr>
-        <w:br/>
-      </w:r>
-      <w:r>
-        <w:rPr>
-          <w:rFonts w:ascii="Courier New" w:eastAsia="Times New Roman" w:hAnsi="Courier New"/>
-          <w:color w:val="auto"/>
-          <w:sz w:val="16"/>
-          <w:szCs w:val="16"/>
-          <w:lang w:val="en-US"/>
-        </w:rPr>
-        <w:br/>
-      </w:r>
-      <w:r>
-        <w:rPr>
-          <w:rFonts w:ascii="Courier New" w:eastAsia="Times New Roman" w:hAnsi="Courier New"/>
-          <w:color w:val="auto"/>
-          <w:sz w:val="16"/>
-          <w:szCs w:val="16"/>
-          <w:lang w:val="en-US"/>
-        </w:rPr>
-        <w:br/>
-        <w:t xml:space="preserve">def </w:t>
-      </w:r>
-      <w:proofErr w:type="spellStart"/>
-      <w:r>
-        <w:rPr>
-          <w:rFonts w:ascii="Courier New" w:eastAsia="Times New Roman" w:hAnsi="Courier New"/>
-          <w:color w:val="auto"/>
-          <w:sz w:val="16"/>
-          <w:szCs w:val="16"/>
-          <w:lang w:val="en-US"/>
-        </w:rPr>
-        <w:t>print_characteristic_function</w:t>
-      </w:r>
-      <w:proofErr w:type="spellEnd"/>
-      <w:r>
-        <w:rPr>
-          <w:rFonts w:ascii="Courier New" w:eastAsia="Times New Roman" w:hAnsi="Courier New"/>
-          <w:color w:val="auto"/>
-          <w:sz w:val="16"/>
-          <w:szCs w:val="16"/>
-          <w:lang w:val="en-US"/>
-        </w:rPr>
-        <w:t xml:space="preserve">(v: </w:t>
-      </w:r>
-      <w:proofErr w:type="spellStart"/>
-      <w:r>
-        <w:rPr>
-          <w:rFonts w:ascii="Courier New" w:eastAsia="Times New Roman" w:hAnsi="Courier New"/>
-          <w:color w:val="auto"/>
-          <w:sz w:val="16"/>
-          <w:szCs w:val="16"/>
-          <w:lang w:val="en-US"/>
-        </w:rPr>
-        <w:t>CharacteristicFunction</w:t>
-      </w:r>
-      <w:proofErr w:type="spellEnd"/>
-      <w:r>
-        <w:rPr>
-          <w:rFonts w:ascii="Courier New" w:eastAsia="Times New Roman" w:hAnsi="Courier New"/>
-          <w:color w:val="auto"/>
-          <w:sz w:val="16"/>
-          <w:szCs w:val="16"/>
-          <w:lang w:val="en-US"/>
-        </w:rPr>
-        <w:t>) -&gt; None:</w:t>
+        <w:t>def fmt_fraction(x: Fraction, *, with_decimal: bool = True) -&gt; str:</w:t>
+      </w:r>
+      <w:r>
+        <w:rPr>
+          <w:rFonts w:ascii="Courier New" w:eastAsia="Times New Roman" w:hAnsi="Courier New"/>
+          <w:color w:val="auto"/>
+          <w:sz w:val="16"/>
+          <w:szCs w:val="16"/>
+          <w:lang w:val="en-US"/>
+        </w:rPr>
+        <w:br/>
+        <w:t xml:space="preserve">    if x.denominator == 1:</w:t>
+      </w:r>
+      <w:r>
+        <w:rPr>
+          <w:rFonts w:ascii="Courier New" w:eastAsia="Times New Roman" w:hAnsi="Courier New"/>
+          <w:color w:val="auto"/>
+          <w:sz w:val="16"/>
+          <w:szCs w:val="16"/>
+          <w:lang w:val="en-US"/>
+        </w:rPr>
+        <w:br/>
+        <w:t xml:space="preserve">        return str(x.numerator)</w:t>
+      </w:r>
+      <w:r>
+        <w:rPr>
+          <w:rFonts w:ascii="Courier New" w:eastAsia="Times New Roman" w:hAnsi="Courier New"/>
+          <w:color w:val="auto"/>
+          <w:sz w:val="16"/>
+          <w:szCs w:val="16"/>
+          <w:lang w:val="en-US"/>
+        </w:rPr>
+        <w:br/>
+        <w:t xml:space="preserve">    if with_decimal:</w:t>
+      </w:r>
+      <w:r>
+        <w:rPr>
+          <w:rFonts w:ascii="Courier New" w:eastAsia="Times New Roman" w:hAnsi="Courier New"/>
+          <w:color w:val="auto"/>
+          <w:sz w:val="16"/>
+          <w:szCs w:val="16"/>
+          <w:lang w:val="en-US"/>
+        </w:rPr>
+        <w:br/>
+        <w:t xml:space="preserve">        return f"{x.numerator}/{x.denominator} ≈ {float(x):.6f}"</w:t>
+      </w:r>
+      <w:r>
+        <w:rPr>
+          <w:rFonts w:ascii="Courier New" w:eastAsia="Times New Roman" w:hAnsi="Courier New"/>
+          <w:color w:val="auto"/>
+          <w:sz w:val="16"/>
+          <w:szCs w:val="16"/>
+          <w:lang w:val="en-US"/>
+        </w:rPr>
+        <w:br/>
+        <w:t xml:space="preserve">    return f"{x.numerator}/{x.denominator}"</w:t>
+      </w:r>
+      <w:r>
+        <w:rPr>
+          <w:rFonts w:ascii="Courier New" w:eastAsia="Times New Roman" w:hAnsi="Courier New"/>
+          <w:color w:val="auto"/>
+          <w:sz w:val="16"/>
+          <w:szCs w:val="16"/>
+          <w:lang w:val="en-US"/>
+        </w:rPr>
+        <w:br/>
+      </w:r>
+      <w:r>
+        <w:rPr>
+          <w:rFonts w:ascii="Courier New" w:eastAsia="Times New Roman" w:hAnsi="Courier New"/>
+          <w:color w:val="auto"/>
+          <w:sz w:val="16"/>
+          <w:szCs w:val="16"/>
+          <w:lang w:val="en-US"/>
+        </w:rPr>
+        <w:br/>
+      </w:r>
+      <w:r>
+        <w:rPr>
+          <w:rFonts w:ascii="Courier New" w:eastAsia="Times New Roman" w:hAnsi="Courier New"/>
+          <w:color w:val="auto"/>
+          <w:sz w:val="16"/>
+          <w:szCs w:val="16"/>
+          <w:lang w:val="en-US"/>
+        </w:rPr>
+        <w:br/>
+        <w:t>def print_characteristic_function(v: CharacteristicFunction) -&gt; None:</w:t>
       </w:r>
       <w:r>
         <w:rPr>
@@ -8501,159 +7629,49 @@
           <w:lang w:val="en-US"/>
         </w:rPr>
         <w:br/>
-        <w:t xml:space="preserve">        print(f"  v({</w:t>
-      </w:r>
-      <w:proofErr w:type="spellStart"/>
-      <w:r>
-        <w:rPr>
-          <w:rFonts w:ascii="Courier New" w:eastAsia="Times New Roman" w:hAnsi="Courier New"/>
-          <w:color w:val="auto"/>
-          <w:sz w:val="16"/>
-          <w:szCs w:val="16"/>
-          <w:lang w:val="en-US"/>
-        </w:rPr>
-        <w:t>coalition_to_str</w:t>
-      </w:r>
-      <w:proofErr w:type="spellEnd"/>
-      <w:r>
-        <w:rPr>
-          <w:rFonts w:ascii="Courier New" w:eastAsia="Times New Roman" w:hAnsi="Courier New"/>
-          <w:color w:val="auto"/>
-          <w:sz w:val="16"/>
-          <w:szCs w:val="16"/>
-          <w:lang w:val="en-US"/>
-        </w:rPr>
-        <w:t>(s):&gt;12}) = {</w:t>
-      </w:r>
-      <w:proofErr w:type="spellStart"/>
-      <w:r>
-        <w:rPr>
-          <w:rFonts w:ascii="Courier New" w:eastAsia="Times New Roman" w:hAnsi="Courier New"/>
-          <w:color w:val="auto"/>
-          <w:sz w:val="16"/>
-          <w:szCs w:val="16"/>
-          <w:lang w:val="en-US"/>
-        </w:rPr>
-        <w:t>fmt_fraction</w:t>
-      </w:r>
-      <w:proofErr w:type="spellEnd"/>
-      <w:r>
-        <w:rPr>
-          <w:rFonts w:ascii="Courier New" w:eastAsia="Times New Roman" w:hAnsi="Courier New"/>
-          <w:color w:val="auto"/>
-          <w:sz w:val="16"/>
-          <w:szCs w:val="16"/>
-          <w:lang w:val="en-US"/>
-        </w:rPr>
-        <w:t>(v[s])}")</w:t>
-      </w:r>
-      <w:r>
-        <w:rPr>
-          <w:rFonts w:ascii="Courier New" w:eastAsia="Times New Roman" w:hAnsi="Courier New"/>
-          <w:color w:val="auto"/>
-          <w:sz w:val="16"/>
-          <w:szCs w:val="16"/>
-          <w:lang w:val="en-US"/>
-        </w:rPr>
-        <w:br/>
-      </w:r>
-      <w:r>
-        <w:rPr>
-          <w:rFonts w:ascii="Courier New" w:eastAsia="Times New Roman" w:hAnsi="Courier New"/>
-          <w:color w:val="auto"/>
-          <w:sz w:val="16"/>
-          <w:szCs w:val="16"/>
-          <w:lang w:val="en-US"/>
-        </w:rPr>
-        <w:br/>
-      </w:r>
-      <w:r>
-        <w:rPr>
-          <w:rFonts w:ascii="Courier New" w:eastAsia="Times New Roman" w:hAnsi="Courier New"/>
-          <w:color w:val="auto"/>
-          <w:sz w:val="16"/>
-          <w:szCs w:val="16"/>
-          <w:lang w:val="en-US"/>
-        </w:rPr>
-        <w:br/>
-        <w:t xml:space="preserve">def </w:t>
-      </w:r>
-      <w:proofErr w:type="spellStart"/>
-      <w:r>
-        <w:rPr>
-          <w:rFonts w:ascii="Courier New" w:eastAsia="Times New Roman" w:hAnsi="Courier New"/>
-          <w:color w:val="auto"/>
-          <w:sz w:val="16"/>
-          <w:szCs w:val="16"/>
-          <w:lang w:val="en-US"/>
-        </w:rPr>
-        <w:t>check_superadditivity</w:t>
-      </w:r>
-      <w:proofErr w:type="spellEnd"/>
-      <w:r>
-        <w:rPr>
-          <w:rFonts w:ascii="Courier New" w:eastAsia="Times New Roman" w:hAnsi="Courier New"/>
-          <w:color w:val="auto"/>
-          <w:sz w:val="16"/>
-          <w:szCs w:val="16"/>
-          <w:lang w:val="en-US"/>
-        </w:rPr>
-        <w:t xml:space="preserve">(v: </w:t>
-      </w:r>
-      <w:proofErr w:type="spellStart"/>
-      <w:r>
-        <w:rPr>
-          <w:rFonts w:ascii="Courier New" w:eastAsia="Times New Roman" w:hAnsi="Courier New"/>
-          <w:color w:val="auto"/>
-          <w:sz w:val="16"/>
-          <w:szCs w:val="16"/>
-          <w:lang w:val="en-US"/>
-        </w:rPr>
-        <w:t>CharacteristicFunction</w:t>
-      </w:r>
-      <w:proofErr w:type="spellEnd"/>
-      <w:r>
-        <w:rPr>
-          <w:rFonts w:ascii="Courier New" w:eastAsia="Times New Roman" w:hAnsi="Courier New"/>
-          <w:color w:val="auto"/>
-          <w:sz w:val="16"/>
-          <w:szCs w:val="16"/>
-          <w:lang w:val="en-US"/>
-        </w:rPr>
-        <w:t>, players: Tuple[int, ...] = PLAYERS):</w:t>
-      </w:r>
-      <w:r>
-        <w:rPr>
-          <w:rFonts w:ascii="Courier New" w:eastAsia="Times New Roman" w:hAnsi="Courier New"/>
-          <w:color w:val="auto"/>
-          <w:sz w:val="16"/>
-          <w:szCs w:val="16"/>
-          <w:lang w:val="en-US"/>
-        </w:rPr>
-        <w:br/>
-        <w:t xml:space="preserve">    coalitions = </w:t>
-      </w:r>
-      <w:proofErr w:type="spellStart"/>
-      <w:r>
-        <w:rPr>
-          <w:rFonts w:ascii="Courier New" w:eastAsia="Times New Roman" w:hAnsi="Courier New"/>
-          <w:color w:val="auto"/>
-          <w:sz w:val="16"/>
-          <w:szCs w:val="16"/>
-          <w:lang w:val="en-US"/>
-        </w:rPr>
-        <w:t>all_coalitions</w:t>
-      </w:r>
-      <w:proofErr w:type="spellEnd"/>
-      <w:r>
-        <w:rPr>
-          <w:rFonts w:ascii="Courier New" w:eastAsia="Times New Roman" w:hAnsi="Courier New"/>
-          <w:color w:val="auto"/>
-          <w:sz w:val="16"/>
-          <w:szCs w:val="16"/>
-          <w:lang w:val="en-US"/>
-        </w:rPr>
-        <w:t>(players)</w:t>
+        <w:t xml:space="preserve">        print(f"  v({coalition_to_str(s):&gt;12}) = {fmt_fraction(v[s])}")</w:t>
+      </w:r>
+      <w:r>
+        <w:rPr>
+          <w:rFonts w:ascii="Courier New" w:eastAsia="Times New Roman" w:hAnsi="Courier New"/>
+          <w:color w:val="auto"/>
+          <w:sz w:val="16"/>
+          <w:szCs w:val="16"/>
+          <w:lang w:val="en-US"/>
+        </w:rPr>
+        <w:br/>
+      </w:r>
+      <w:r>
+        <w:rPr>
+          <w:rFonts w:ascii="Courier New" w:eastAsia="Times New Roman" w:hAnsi="Courier New"/>
+          <w:color w:val="auto"/>
+          <w:sz w:val="16"/>
+          <w:szCs w:val="16"/>
+          <w:lang w:val="en-US"/>
+        </w:rPr>
+        <w:br/>
+      </w:r>
+      <w:r>
+        <w:rPr>
+          <w:rFonts w:ascii="Courier New" w:eastAsia="Times New Roman" w:hAnsi="Courier New"/>
+          <w:color w:val="auto"/>
+          <w:sz w:val="16"/>
+          <w:szCs w:val="16"/>
+          <w:lang w:val="en-US"/>
+        </w:rPr>
+        <w:br/>
+        <w:t>def check_superadditivity(v: CharacteristicFunction, players: Tuple[int, ...] = PLAYERS):</w:t>
+      </w:r>
+      <w:r>
+        <w:rPr>
+          <w:rFonts w:ascii="Courier New" w:eastAsia="Times New Roman" w:hAnsi="Courier New"/>
+          <w:color w:val="auto"/>
+          <w:sz w:val="16"/>
+          <w:szCs w:val="16"/>
+          <w:lang w:val="en-US"/>
+        </w:rPr>
+        <w:br/>
+        <w:t xml:space="preserve">    coalitions = all_coalitions(players)</w:t>
       </w:r>
       <w:r>
         <w:rPr>
@@ -8696,29 +7714,7 @@
           <w:lang w:val="en-US"/>
         </w:rPr>
         <w:br/>
-        <w:t xml:space="preserve">    for </w:t>
-      </w:r>
-      <w:proofErr w:type="spellStart"/>
-      <w:r>
-        <w:rPr>
-          <w:rFonts w:ascii="Courier New" w:eastAsia="Times New Roman" w:hAnsi="Courier New"/>
-          <w:color w:val="auto"/>
-          <w:sz w:val="16"/>
-          <w:szCs w:val="16"/>
-          <w:lang w:val="en-US"/>
-        </w:rPr>
-        <w:t>idx_s</w:t>
-      </w:r>
-      <w:proofErr w:type="spellEnd"/>
-      <w:r>
-        <w:rPr>
-          <w:rFonts w:ascii="Courier New" w:eastAsia="Times New Roman" w:hAnsi="Courier New"/>
-          <w:color w:val="auto"/>
-          <w:sz w:val="16"/>
-          <w:szCs w:val="16"/>
-          <w:lang w:val="en-US"/>
-        </w:rPr>
-        <w:t>, s in enumerate(coalitions):</w:t>
+        <w:t xml:space="preserve">    for idx_s, s in enumerate(coalitions):</w:t>
       </w:r>
       <w:r>
         <w:rPr>
@@ -8761,29 +7757,7 @@
           <w:lang w:val="en-US"/>
         </w:rPr>
         <w:br/>
-        <w:t xml:space="preserve">        for t in coalitions[</w:t>
-      </w:r>
-      <w:proofErr w:type="spellStart"/>
-      <w:r>
-        <w:rPr>
-          <w:rFonts w:ascii="Courier New" w:eastAsia="Times New Roman" w:hAnsi="Courier New"/>
-          <w:color w:val="auto"/>
-          <w:sz w:val="16"/>
-          <w:szCs w:val="16"/>
-          <w:lang w:val="en-US"/>
-        </w:rPr>
-        <w:t>idx_s</w:t>
-      </w:r>
-      <w:proofErr w:type="spellEnd"/>
-      <w:r>
-        <w:rPr>
-          <w:rFonts w:ascii="Courier New" w:eastAsia="Times New Roman" w:hAnsi="Courier New"/>
-          <w:color w:val="auto"/>
-          <w:sz w:val="16"/>
-          <w:szCs w:val="16"/>
-          <w:lang w:val="en-US"/>
-        </w:rPr>
-        <w:t xml:space="preserve"> + 1:]:</w:t>
+        <w:t xml:space="preserve">        for t in coalitions[idx_s + 1:]:</w:t>
       </w:r>
       <w:r>
         <w:rPr>
@@ -8870,29 +7844,7 @@
           <w:lang w:val="en-US"/>
         </w:rPr>
         <w:br/>
-        <w:t xml:space="preserve">            </w:t>
-      </w:r>
-      <w:proofErr w:type="spellStart"/>
-      <w:r>
-        <w:rPr>
-          <w:rFonts w:ascii="Courier New" w:eastAsia="Times New Roman" w:hAnsi="Courier New"/>
-          <w:color w:val="auto"/>
-          <w:sz w:val="16"/>
-          <w:szCs w:val="16"/>
-          <w:lang w:val="en-US"/>
-        </w:rPr>
-        <w:t>checks.append</w:t>
-      </w:r>
-      <w:proofErr w:type="spellEnd"/>
-      <w:r>
-        <w:rPr>
-          <w:rFonts w:ascii="Courier New" w:eastAsia="Times New Roman" w:hAnsi="Courier New"/>
-          <w:color w:val="auto"/>
-          <w:sz w:val="16"/>
-          <w:szCs w:val="16"/>
-          <w:lang w:val="en-US"/>
-        </w:rPr>
-        <w:t>(item)</w:t>
+        <w:t xml:space="preserve">            checks.append(item)</w:t>
       </w:r>
       <w:r>
         <w:rPr>
@@ -8924,29 +7876,7 @@
           <w:lang w:val="en-US"/>
         </w:rPr>
         <w:br/>
-        <w:t xml:space="preserve">                </w:t>
-      </w:r>
-      <w:proofErr w:type="spellStart"/>
-      <w:r>
-        <w:rPr>
-          <w:rFonts w:ascii="Courier New" w:eastAsia="Times New Roman" w:hAnsi="Courier New"/>
-          <w:color w:val="auto"/>
-          <w:sz w:val="16"/>
-          <w:szCs w:val="16"/>
-          <w:lang w:val="en-US"/>
-        </w:rPr>
-        <w:t>violations.append</w:t>
-      </w:r>
-      <w:proofErr w:type="spellEnd"/>
-      <w:r>
-        <w:rPr>
-          <w:rFonts w:ascii="Courier New" w:eastAsia="Times New Roman" w:hAnsi="Courier New"/>
-          <w:color w:val="auto"/>
-          <w:sz w:val="16"/>
-          <w:szCs w:val="16"/>
-          <w:lang w:val="en-US"/>
-        </w:rPr>
-        <w:t>(item)</w:t>
+        <w:t xml:space="preserve">                violations.append(item)</w:t>
       </w:r>
       <w:r>
         <w:rPr>
@@ -8998,84 +7928,18 @@
           <w:lang w:val="en-US"/>
         </w:rPr>
         <w:br/>
-        <w:t xml:space="preserve">def </w:t>
-      </w:r>
-      <w:proofErr w:type="spellStart"/>
-      <w:r>
-        <w:rPr>
-          <w:rFonts w:ascii="Courier New" w:eastAsia="Times New Roman" w:hAnsi="Courier New"/>
-          <w:color w:val="auto"/>
-          <w:sz w:val="16"/>
-          <w:szCs w:val="16"/>
-          <w:lang w:val="en-US"/>
-        </w:rPr>
-        <w:t>check_convexity</w:t>
-      </w:r>
-      <w:proofErr w:type="spellEnd"/>
-      <w:r>
-        <w:rPr>
-          <w:rFonts w:ascii="Courier New" w:eastAsia="Times New Roman" w:hAnsi="Courier New"/>
-          <w:color w:val="auto"/>
-          <w:sz w:val="16"/>
-          <w:szCs w:val="16"/>
-          <w:lang w:val="en-US"/>
-        </w:rPr>
-        <w:t xml:space="preserve">(v: </w:t>
-      </w:r>
-      <w:proofErr w:type="spellStart"/>
-      <w:r>
-        <w:rPr>
-          <w:rFonts w:ascii="Courier New" w:eastAsia="Times New Roman" w:hAnsi="Courier New"/>
-          <w:color w:val="auto"/>
-          <w:sz w:val="16"/>
-          <w:szCs w:val="16"/>
-          <w:lang w:val="en-US"/>
-        </w:rPr>
-        <w:t>CharacteristicFunction</w:t>
-      </w:r>
-      <w:proofErr w:type="spellEnd"/>
-      <w:r>
-        <w:rPr>
-          <w:rFonts w:ascii="Courier New" w:eastAsia="Times New Roman" w:hAnsi="Courier New"/>
-          <w:color w:val="auto"/>
-          <w:sz w:val="16"/>
-          <w:szCs w:val="16"/>
-          <w:lang w:val="en-US"/>
-        </w:rPr>
-        <w:t>, players: Tuple[int, ...] = PLAYERS):</w:t>
-      </w:r>
-      <w:r>
-        <w:rPr>
-          <w:rFonts w:ascii="Courier New" w:eastAsia="Times New Roman" w:hAnsi="Courier New"/>
-          <w:color w:val="auto"/>
-          <w:sz w:val="16"/>
-          <w:szCs w:val="16"/>
-          <w:lang w:val="en-US"/>
-        </w:rPr>
-        <w:br/>
-        <w:t xml:space="preserve">    coalitions = </w:t>
-      </w:r>
-      <w:proofErr w:type="spellStart"/>
-      <w:r>
-        <w:rPr>
-          <w:rFonts w:ascii="Courier New" w:eastAsia="Times New Roman" w:hAnsi="Courier New"/>
-          <w:color w:val="auto"/>
-          <w:sz w:val="16"/>
-          <w:szCs w:val="16"/>
-          <w:lang w:val="en-US"/>
-        </w:rPr>
-        <w:t>all_coalitions</w:t>
-      </w:r>
-      <w:proofErr w:type="spellEnd"/>
-      <w:r>
-        <w:rPr>
-          <w:rFonts w:ascii="Courier New" w:eastAsia="Times New Roman" w:hAnsi="Courier New"/>
-          <w:color w:val="auto"/>
-          <w:sz w:val="16"/>
-          <w:szCs w:val="16"/>
-          <w:lang w:val="en-US"/>
-        </w:rPr>
-        <w:t>(players)</w:t>
+        <w:t>def check_convexity(v: CharacteristicFunction, players: Tuple[int, ...] = PLAYERS):</w:t>
+      </w:r>
+      <w:r>
+        <w:rPr>
+          <w:rFonts w:ascii="Courier New" w:eastAsia="Times New Roman" w:hAnsi="Courier New"/>
+          <w:color w:val="auto"/>
+          <w:sz w:val="16"/>
+          <w:szCs w:val="16"/>
+          <w:lang w:val="en-US"/>
+        </w:rPr>
+        <w:br/>
+        <w:t xml:space="preserve">    coalitions = all_coalitions(players)</w:t>
       </w:r>
       <w:r>
         <w:rPr>
@@ -9118,62 +7982,18 @@
           <w:lang w:val="en-US"/>
         </w:rPr>
         <w:br/>
-        <w:t xml:space="preserve">    for </w:t>
-      </w:r>
-      <w:proofErr w:type="spellStart"/>
-      <w:r>
-        <w:rPr>
-          <w:rFonts w:ascii="Courier New" w:eastAsia="Times New Roman" w:hAnsi="Courier New"/>
-          <w:color w:val="auto"/>
-          <w:sz w:val="16"/>
-          <w:szCs w:val="16"/>
-          <w:lang w:val="en-US"/>
-        </w:rPr>
-        <w:t>idx_s</w:t>
-      </w:r>
-      <w:proofErr w:type="spellEnd"/>
-      <w:r>
-        <w:rPr>
-          <w:rFonts w:ascii="Courier New" w:eastAsia="Times New Roman" w:hAnsi="Courier New"/>
-          <w:color w:val="auto"/>
-          <w:sz w:val="16"/>
-          <w:szCs w:val="16"/>
-          <w:lang w:val="en-US"/>
-        </w:rPr>
-        <w:t>, s in enumerate(coalitions):</w:t>
-      </w:r>
-      <w:r>
-        <w:rPr>
-          <w:rFonts w:ascii="Courier New" w:eastAsia="Times New Roman" w:hAnsi="Courier New"/>
-          <w:color w:val="auto"/>
-          <w:sz w:val="16"/>
-          <w:szCs w:val="16"/>
-          <w:lang w:val="en-US"/>
-        </w:rPr>
-        <w:br/>
-        <w:t xml:space="preserve">        for t in coalitions[</w:t>
-      </w:r>
-      <w:proofErr w:type="spellStart"/>
-      <w:r>
-        <w:rPr>
-          <w:rFonts w:ascii="Courier New" w:eastAsia="Times New Roman" w:hAnsi="Courier New"/>
-          <w:color w:val="auto"/>
-          <w:sz w:val="16"/>
-          <w:szCs w:val="16"/>
-          <w:lang w:val="en-US"/>
-        </w:rPr>
-        <w:t>idx_s</w:t>
-      </w:r>
-      <w:proofErr w:type="spellEnd"/>
-      <w:r>
-        <w:rPr>
-          <w:rFonts w:ascii="Courier New" w:eastAsia="Times New Roman" w:hAnsi="Courier New"/>
-          <w:color w:val="auto"/>
-          <w:sz w:val="16"/>
-          <w:szCs w:val="16"/>
-          <w:lang w:val="en-US"/>
-        </w:rPr>
-        <w:t>:]:</w:t>
+        <w:t xml:space="preserve">    for idx_s, s in enumerate(coalitions):</w:t>
+      </w:r>
+      <w:r>
+        <w:rPr>
+          <w:rFonts w:ascii="Courier New" w:eastAsia="Times New Roman" w:hAnsi="Courier New"/>
+          <w:color w:val="auto"/>
+          <w:sz w:val="16"/>
+          <w:szCs w:val="16"/>
+          <w:lang w:val="en-US"/>
+        </w:rPr>
+        <w:br/>
+        <w:t xml:space="preserve">        for t in coalitions[idx_s:]:</w:t>
       </w:r>
       <w:r>
         <w:rPr>
@@ -9228,29 +8048,7 @@
           <w:lang w:val="en-US"/>
         </w:rPr>
         <w:br/>
-        <w:t xml:space="preserve">            </w:t>
-      </w:r>
-      <w:proofErr w:type="spellStart"/>
-      <w:r>
-        <w:rPr>
-          <w:rFonts w:ascii="Courier New" w:eastAsia="Times New Roman" w:hAnsi="Courier New"/>
-          <w:color w:val="auto"/>
-          <w:sz w:val="16"/>
-          <w:szCs w:val="16"/>
-          <w:lang w:val="en-US"/>
-        </w:rPr>
-        <w:t>checks.append</w:t>
-      </w:r>
-      <w:proofErr w:type="spellEnd"/>
-      <w:r>
-        <w:rPr>
-          <w:rFonts w:ascii="Courier New" w:eastAsia="Times New Roman" w:hAnsi="Courier New"/>
-          <w:color w:val="auto"/>
-          <w:sz w:val="16"/>
-          <w:szCs w:val="16"/>
-          <w:lang w:val="en-US"/>
-        </w:rPr>
-        <w:t>(item)</w:t>
+        <w:t xml:space="preserve">            checks.append(item)</w:t>
       </w:r>
       <w:r>
         <w:rPr>
@@ -9282,29 +8080,7 @@
           <w:lang w:val="en-US"/>
         </w:rPr>
         <w:br/>
-        <w:t xml:space="preserve">                </w:t>
-      </w:r>
-      <w:proofErr w:type="spellStart"/>
-      <w:r>
-        <w:rPr>
-          <w:rFonts w:ascii="Courier New" w:eastAsia="Times New Roman" w:hAnsi="Courier New"/>
-          <w:color w:val="auto"/>
-          <w:sz w:val="16"/>
-          <w:szCs w:val="16"/>
-          <w:lang w:val="en-US"/>
-        </w:rPr>
-        <w:t>violations.append</w:t>
-      </w:r>
-      <w:proofErr w:type="spellEnd"/>
-      <w:r>
-        <w:rPr>
-          <w:rFonts w:ascii="Courier New" w:eastAsia="Times New Roman" w:hAnsi="Courier New"/>
-          <w:color w:val="auto"/>
-          <w:sz w:val="16"/>
-          <w:szCs w:val="16"/>
-          <w:lang w:val="en-US"/>
-        </w:rPr>
-        <w:t>(item)</w:t>
+        <w:t xml:space="preserve">                violations.append(item)</w:t>
       </w:r>
       <w:r>
         <w:rPr>
@@ -9356,29 +8132,7 @@
           <w:lang w:val="en-US"/>
         </w:rPr>
         <w:br/>
-        <w:t xml:space="preserve">def </w:t>
-      </w:r>
-      <w:proofErr w:type="spellStart"/>
-      <w:r>
-        <w:rPr>
-          <w:rFonts w:ascii="Courier New" w:eastAsia="Times New Roman" w:hAnsi="Courier New"/>
-          <w:color w:val="auto"/>
-          <w:sz w:val="16"/>
-          <w:szCs w:val="16"/>
-          <w:lang w:val="en-US"/>
-        </w:rPr>
-        <w:t>print_check_result</w:t>
-      </w:r>
-      <w:proofErr w:type="spellEnd"/>
-      <w:r>
-        <w:rPr>
-          <w:rFonts w:ascii="Courier New" w:eastAsia="Times New Roman" w:hAnsi="Courier New"/>
-          <w:color w:val="auto"/>
-          <w:sz w:val="16"/>
-          <w:szCs w:val="16"/>
-          <w:lang w:val="en-US"/>
-        </w:rPr>
-        <w:t>(name: str, checks, violations) -&gt; None:</w:t>
+        <w:t>def print_check_result(name: str, checks, violations) -&gt; None:</w:t>
       </w:r>
       <w:r>
         <w:rPr>
@@ -9438,29 +8192,7 @@
           <w:szCs w:val="16"/>
           <w:lang w:val="en-US"/>
         </w:rPr>
-        <w:t>: {</w:t>
-      </w:r>
-      <w:proofErr w:type="spellStart"/>
-      <w:r>
-        <w:rPr>
-          <w:rFonts w:ascii="Courier New" w:eastAsia="Times New Roman" w:hAnsi="Courier New"/>
-          <w:color w:val="auto"/>
-          <w:sz w:val="16"/>
-          <w:szCs w:val="16"/>
-          <w:lang w:val="en-US"/>
-        </w:rPr>
-        <w:t>len</w:t>
-      </w:r>
-      <w:proofErr w:type="spellEnd"/>
-      <w:r>
-        <w:rPr>
-          <w:rFonts w:ascii="Courier New" w:eastAsia="Times New Roman" w:hAnsi="Courier New"/>
-          <w:color w:val="auto"/>
-          <w:sz w:val="16"/>
-          <w:szCs w:val="16"/>
-          <w:lang w:val="en-US"/>
-        </w:rPr>
-        <w:t>(checks)}")</w:t>
+        <w:t>: {len(checks)}")</w:t>
       </w:r>
       <w:r>
         <w:rPr>
@@ -9600,29 +8332,7 @@
           <w:szCs w:val="16"/>
           <w:lang w:val="en-US"/>
         </w:rPr>
-        <w:t>: {</w:t>
-      </w:r>
-      <w:proofErr w:type="spellStart"/>
-      <w:r>
-        <w:rPr>
-          <w:rFonts w:ascii="Courier New" w:eastAsia="Times New Roman" w:hAnsi="Courier New"/>
-          <w:color w:val="auto"/>
-          <w:sz w:val="16"/>
-          <w:szCs w:val="16"/>
-          <w:lang w:val="en-US"/>
-        </w:rPr>
-        <w:t>len</w:t>
-      </w:r>
-      <w:proofErr w:type="spellEnd"/>
-      <w:r>
-        <w:rPr>
-          <w:rFonts w:ascii="Courier New" w:eastAsia="Times New Roman" w:hAnsi="Courier New"/>
-          <w:color w:val="auto"/>
-          <w:sz w:val="16"/>
-          <w:szCs w:val="16"/>
-          <w:lang w:val="en-US"/>
-        </w:rPr>
-        <w:t>(violations)}")</w:t>
+        <w:t>: {len(violations)}")</w:t>
       </w:r>
       <w:r>
         <w:rPr>
@@ -9655,51 +8365,7 @@
           <w:lang w:val="en-US"/>
         </w:rPr>
         <w:br/>
-        <w:t xml:space="preserve">            f"  S={</w:t>
-      </w:r>
-      <w:proofErr w:type="spellStart"/>
-      <w:r>
-        <w:rPr>
-          <w:rFonts w:ascii="Courier New" w:eastAsia="Times New Roman" w:hAnsi="Courier New"/>
-          <w:color w:val="auto"/>
-          <w:sz w:val="16"/>
-          <w:szCs w:val="16"/>
-          <w:lang w:val="en-US"/>
-        </w:rPr>
-        <w:t>coalition_to_str</w:t>
-      </w:r>
-      <w:proofErr w:type="spellEnd"/>
-      <w:r>
-        <w:rPr>
-          <w:rFonts w:ascii="Courier New" w:eastAsia="Times New Roman" w:hAnsi="Courier New"/>
-          <w:color w:val="auto"/>
-          <w:sz w:val="16"/>
-          <w:szCs w:val="16"/>
-          <w:lang w:val="en-US"/>
-        </w:rPr>
-        <w:t>(s):&gt;12}, T={</w:t>
-      </w:r>
-      <w:proofErr w:type="spellStart"/>
-      <w:r>
-        <w:rPr>
-          <w:rFonts w:ascii="Courier New" w:eastAsia="Times New Roman" w:hAnsi="Courier New"/>
-          <w:color w:val="auto"/>
-          <w:sz w:val="16"/>
-          <w:szCs w:val="16"/>
-          <w:lang w:val="en-US"/>
-        </w:rPr>
-        <w:t>coalition_to_str</w:t>
-      </w:r>
-      <w:proofErr w:type="spellEnd"/>
-      <w:r>
-        <w:rPr>
-          <w:rFonts w:ascii="Courier New" w:eastAsia="Times New Roman" w:hAnsi="Courier New"/>
-          <w:color w:val="auto"/>
-          <w:sz w:val="16"/>
-          <w:szCs w:val="16"/>
-          <w:lang w:val="en-US"/>
-        </w:rPr>
-        <w:t>(t):&gt;12}: "</w:t>
+        <w:t xml:space="preserve">            f"  S={coalition_to_str(s):&gt;12}, T={coalition_to_str(t):&gt;12}: "</w:t>
       </w:r>
       <w:r>
         <w:rPr>
@@ -9748,29 +8414,7 @@
           <w:szCs w:val="16"/>
           <w:lang w:val="en-US"/>
         </w:rPr>
-        <w:t xml:space="preserve"> = {</w:t>
-      </w:r>
-      <w:proofErr w:type="spellStart"/>
-      <w:r>
-        <w:rPr>
-          <w:rFonts w:ascii="Courier New" w:eastAsia="Times New Roman" w:hAnsi="Courier New"/>
-          <w:color w:val="auto"/>
-          <w:sz w:val="16"/>
-          <w:szCs w:val="16"/>
-          <w:lang w:val="en-US"/>
-        </w:rPr>
-        <w:t>fmt_fraction</w:t>
-      </w:r>
-      <w:proofErr w:type="spellEnd"/>
-      <w:r>
-        <w:rPr>
-          <w:rFonts w:ascii="Courier New" w:eastAsia="Times New Roman" w:hAnsi="Courier New"/>
-          <w:color w:val="auto"/>
-          <w:sz w:val="16"/>
-          <w:szCs w:val="16"/>
-          <w:lang w:val="en-US"/>
-        </w:rPr>
-        <w:t xml:space="preserve">(left)}, </w:t>
+        <w:t xml:space="preserve"> = {fmt_fraction(left)}, </w:t>
       </w:r>
       <w:r>
         <w:rPr>
@@ -9808,29 +8452,7 @@
           <w:szCs w:val="16"/>
           <w:lang w:val="en-US"/>
         </w:rPr>
-        <w:t xml:space="preserve"> = {</w:t>
-      </w:r>
-      <w:proofErr w:type="spellStart"/>
-      <w:r>
-        <w:rPr>
-          <w:rFonts w:ascii="Courier New" w:eastAsia="Times New Roman" w:hAnsi="Courier New"/>
-          <w:color w:val="auto"/>
-          <w:sz w:val="16"/>
-          <w:szCs w:val="16"/>
-          <w:lang w:val="en-US"/>
-        </w:rPr>
-        <w:t>fmt_fraction</w:t>
-      </w:r>
-      <w:proofErr w:type="spellEnd"/>
-      <w:r>
-        <w:rPr>
-          <w:rFonts w:ascii="Courier New" w:eastAsia="Times New Roman" w:hAnsi="Courier New"/>
-          <w:color w:val="auto"/>
-          <w:sz w:val="16"/>
-          <w:szCs w:val="16"/>
-          <w:lang w:val="en-US"/>
-        </w:rPr>
-        <w:t>(right)}"</w:t>
+        <w:t xml:space="preserve"> = {fmt_fraction(right)}"</w:t>
       </w:r>
       <w:r>
         <w:rPr>
@@ -9872,117 +8494,29 @@
           <w:lang w:val="en-US"/>
         </w:rPr>
         <w:br/>
-        <w:t xml:space="preserve">def </w:t>
-      </w:r>
-      <w:proofErr w:type="spellStart"/>
-      <w:r>
-        <w:rPr>
-          <w:rFonts w:ascii="Courier New" w:eastAsia="Times New Roman" w:hAnsi="Courier New"/>
-          <w:color w:val="auto"/>
-          <w:sz w:val="16"/>
-          <w:szCs w:val="16"/>
-          <w:lang w:val="en-US"/>
-        </w:rPr>
-        <w:t>make_superadditive</w:t>
-      </w:r>
-      <w:proofErr w:type="spellEnd"/>
-      <w:r>
-        <w:rPr>
-          <w:rFonts w:ascii="Courier New" w:eastAsia="Times New Roman" w:hAnsi="Courier New"/>
-          <w:color w:val="auto"/>
-          <w:sz w:val="16"/>
-          <w:szCs w:val="16"/>
-          <w:lang w:val="en-US"/>
-        </w:rPr>
-        <w:t xml:space="preserve">(v: </w:t>
-      </w:r>
-      <w:proofErr w:type="spellStart"/>
-      <w:r>
-        <w:rPr>
-          <w:rFonts w:ascii="Courier New" w:eastAsia="Times New Roman" w:hAnsi="Courier New"/>
-          <w:color w:val="auto"/>
-          <w:sz w:val="16"/>
-          <w:szCs w:val="16"/>
-          <w:lang w:val="en-US"/>
-        </w:rPr>
-        <w:t>CharacteristicFunction</w:t>
-      </w:r>
-      <w:proofErr w:type="spellEnd"/>
-      <w:r>
-        <w:rPr>
-          <w:rFonts w:ascii="Courier New" w:eastAsia="Times New Roman" w:hAnsi="Courier New"/>
-          <w:color w:val="auto"/>
-          <w:sz w:val="16"/>
-          <w:szCs w:val="16"/>
-          <w:lang w:val="en-US"/>
-        </w:rPr>
-        <w:t>, players: Tuple[int, ...] = PLAYERS):</w:t>
-      </w:r>
-      <w:r>
-        <w:rPr>
-          <w:rFonts w:ascii="Courier New" w:eastAsia="Times New Roman" w:hAnsi="Courier New"/>
-          <w:color w:val="auto"/>
-          <w:sz w:val="16"/>
-          <w:szCs w:val="16"/>
-          <w:lang w:val="en-US"/>
-        </w:rPr>
-        <w:br/>
-        <w:t xml:space="preserve">    result = </w:t>
-      </w:r>
-      <w:proofErr w:type="spellStart"/>
-      <w:r>
-        <w:rPr>
-          <w:rFonts w:ascii="Courier New" w:eastAsia="Times New Roman" w:hAnsi="Courier New"/>
-          <w:color w:val="auto"/>
-          <w:sz w:val="16"/>
-          <w:szCs w:val="16"/>
-          <w:lang w:val="en-US"/>
-        </w:rPr>
-        <w:t>dict</w:t>
-      </w:r>
-      <w:proofErr w:type="spellEnd"/>
-      <w:r>
-        <w:rPr>
-          <w:rFonts w:ascii="Courier New" w:eastAsia="Times New Roman" w:hAnsi="Courier New"/>
-          <w:color w:val="auto"/>
-          <w:sz w:val="16"/>
-          <w:szCs w:val="16"/>
-          <w:lang w:val="en-US"/>
-        </w:rPr>
-        <w:t>(v)</w:t>
-      </w:r>
-      <w:r>
-        <w:rPr>
-          <w:rFonts w:ascii="Courier New" w:eastAsia="Times New Roman" w:hAnsi="Courier New"/>
-          <w:color w:val="auto"/>
-          <w:sz w:val="16"/>
-          <w:szCs w:val="16"/>
-          <w:lang w:val="en-US"/>
-        </w:rPr>
-        <w:br/>
-        <w:t xml:space="preserve">    coalitions = </w:t>
-      </w:r>
-      <w:proofErr w:type="spellStart"/>
-      <w:r>
-        <w:rPr>
-          <w:rFonts w:ascii="Courier New" w:eastAsia="Times New Roman" w:hAnsi="Courier New"/>
-          <w:color w:val="auto"/>
-          <w:sz w:val="16"/>
-          <w:szCs w:val="16"/>
-          <w:lang w:val="en-US"/>
-        </w:rPr>
-        <w:t>all_coalitions</w:t>
-      </w:r>
-      <w:proofErr w:type="spellEnd"/>
-      <w:r>
-        <w:rPr>
-          <w:rFonts w:ascii="Courier New" w:eastAsia="Times New Roman" w:hAnsi="Courier New"/>
-          <w:color w:val="auto"/>
-          <w:sz w:val="16"/>
-          <w:szCs w:val="16"/>
-          <w:lang w:val="en-US"/>
-        </w:rPr>
-        <w:t>(players)</w:t>
+        <w:t>def make_superadditive(v: CharacteristicFunction, players: Tuple[int, ...] = PLAYERS):</w:t>
+      </w:r>
+      <w:r>
+        <w:rPr>
+          <w:rFonts w:ascii="Courier New" w:eastAsia="Times New Roman" w:hAnsi="Courier New"/>
+          <w:color w:val="auto"/>
+          <w:sz w:val="16"/>
+          <w:szCs w:val="16"/>
+          <w:lang w:val="en-US"/>
+        </w:rPr>
+        <w:br/>
+        <w:t xml:space="preserve">    result = dict(v)</w:t>
+      </w:r>
+      <w:r>
+        <w:rPr>
+          <w:rFonts w:ascii="Courier New" w:eastAsia="Times New Roman" w:hAnsi="Courier New"/>
+          <w:color w:val="auto"/>
+          <w:sz w:val="16"/>
+          <w:szCs w:val="16"/>
+          <w:lang w:val="en-US"/>
+        </w:rPr>
+        <w:br/>
+        <w:t xml:space="preserve">    coalitions = all_coalitions(players)</w:t>
       </w:r>
       <w:r>
         <w:rPr>
@@ -10230,29 +8764,7 @@
           <w:lang w:val="en-US"/>
         </w:rPr>
         <w:br/>
-        <w:t xml:space="preserve">                    </w:t>
-      </w:r>
-      <w:proofErr w:type="spellStart"/>
-      <w:r>
-        <w:rPr>
-          <w:rFonts w:ascii="Courier New" w:eastAsia="Times New Roman" w:hAnsi="Courier New"/>
-          <w:color w:val="auto"/>
-          <w:sz w:val="16"/>
-          <w:szCs w:val="16"/>
-          <w:lang w:val="en-US"/>
-        </w:rPr>
-        <w:t>changes.append</w:t>
-      </w:r>
-      <w:proofErr w:type="spellEnd"/>
-      <w:r>
-        <w:rPr>
-          <w:rFonts w:ascii="Courier New" w:eastAsia="Times New Roman" w:hAnsi="Courier New"/>
-          <w:color w:val="auto"/>
-          <w:sz w:val="16"/>
-          <w:szCs w:val="16"/>
-          <w:lang w:val="en-US"/>
-        </w:rPr>
-        <w:t>((iteration, s, t, u, old, required))</w:t>
+        <w:t xml:space="preserve">                    changes.append((iteration, s, t, u, old, required))</w:t>
       </w:r>
       <w:r>
         <w:rPr>
@@ -10315,172 +8827,40 @@
           <w:lang w:val="en-US"/>
         </w:rPr>
         <w:br/>
-        <w:t xml:space="preserve">def </w:t>
-      </w:r>
-      <w:proofErr w:type="spellStart"/>
-      <w:r>
-        <w:rPr>
-          <w:rFonts w:ascii="Courier New" w:eastAsia="Times New Roman" w:hAnsi="Courier New"/>
-          <w:color w:val="auto"/>
-          <w:sz w:val="16"/>
-          <w:szCs w:val="16"/>
-          <w:lang w:val="en-US"/>
-        </w:rPr>
-        <w:t>shapley_vector</w:t>
-      </w:r>
-      <w:proofErr w:type="spellEnd"/>
-      <w:r>
-        <w:rPr>
-          <w:rFonts w:ascii="Courier New" w:eastAsia="Times New Roman" w:hAnsi="Courier New"/>
-          <w:color w:val="auto"/>
-          <w:sz w:val="16"/>
-          <w:szCs w:val="16"/>
-          <w:lang w:val="en-US"/>
-        </w:rPr>
-        <w:t xml:space="preserve">(v: </w:t>
-      </w:r>
-      <w:proofErr w:type="spellStart"/>
-      <w:r>
-        <w:rPr>
-          <w:rFonts w:ascii="Courier New" w:eastAsia="Times New Roman" w:hAnsi="Courier New"/>
-          <w:color w:val="auto"/>
-          <w:sz w:val="16"/>
-          <w:szCs w:val="16"/>
-          <w:lang w:val="en-US"/>
-        </w:rPr>
-        <w:t>CharacteristicFunction</w:t>
-      </w:r>
-      <w:proofErr w:type="spellEnd"/>
-      <w:r>
-        <w:rPr>
-          <w:rFonts w:ascii="Courier New" w:eastAsia="Times New Roman" w:hAnsi="Courier New"/>
-          <w:color w:val="auto"/>
-          <w:sz w:val="16"/>
-          <w:szCs w:val="16"/>
-          <w:lang w:val="en-US"/>
-        </w:rPr>
-        <w:t>, players: Tuple[int, ...] = PLAYERS):</w:t>
-      </w:r>
-      <w:r>
-        <w:rPr>
-          <w:rFonts w:ascii="Courier New" w:eastAsia="Times New Roman" w:hAnsi="Courier New"/>
-          <w:color w:val="auto"/>
-          <w:sz w:val="16"/>
-          <w:szCs w:val="16"/>
-          <w:lang w:val="en-US"/>
-        </w:rPr>
-        <w:br/>
-        <w:t xml:space="preserve">    n = </w:t>
-      </w:r>
-      <w:proofErr w:type="spellStart"/>
-      <w:r>
-        <w:rPr>
-          <w:rFonts w:ascii="Courier New" w:eastAsia="Times New Roman" w:hAnsi="Courier New"/>
-          <w:color w:val="auto"/>
-          <w:sz w:val="16"/>
-          <w:szCs w:val="16"/>
-          <w:lang w:val="en-US"/>
-        </w:rPr>
-        <w:t>len</w:t>
-      </w:r>
-      <w:proofErr w:type="spellEnd"/>
-      <w:r>
-        <w:rPr>
-          <w:rFonts w:ascii="Courier New" w:eastAsia="Times New Roman" w:hAnsi="Courier New"/>
-          <w:color w:val="auto"/>
-          <w:sz w:val="16"/>
-          <w:szCs w:val="16"/>
-          <w:lang w:val="en-US"/>
-        </w:rPr>
-        <w:t>(players)</w:t>
-      </w:r>
-      <w:r>
-        <w:rPr>
-          <w:rFonts w:ascii="Courier New" w:eastAsia="Times New Roman" w:hAnsi="Courier New"/>
-          <w:color w:val="auto"/>
-          <w:sz w:val="16"/>
-          <w:szCs w:val="16"/>
-          <w:lang w:val="en-US"/>
-        </w:rPr>
-        <w:br/>
-        <w:t xml:space="preserve">    </w:t>
-      </w:r>
-      <w:proofErr w:type="spellStart"/>
-      <w:r>
-        <w:rPr>
-          <w:rFonts w:ascii="Courier New" w:eastAsia="Times New Roman" w:hAnsi="Courier New"/>
-          <w:color w:val="auto"/>
-          <w:sz w:val="16"/>
-          <w:szCs w:val="16"/>
-          <w:lang w:val="en-US"/>
-        </w:rPr>
-        <w:t>all_sets</w:t>
-      </w:r>
-      <w:proofErr w:type="spellEnd"/>
-      <w:r>
-        <w:rPr>
-          <w:rFonts w:ascii="Courier New" w:eastAsia="Times New Roman" w:hAnsi="Courier New"/>
-          <w:color w:val="auto"/>
-          <w:sz w:val="16"/>
-          <w:szCs w:val="16"/>
-          <w:lang w:val="en-US"/>
-        </w:rPr>
-        <w:t xml:space="preserve"> = </w:t>
-      </w:r>
-      <w:proofErr w:type="spellStart"/>
-      <w:r>
-        <w:rPr>
-          <w:rFonts w:ascii="Courier New" w:eastAsia="Times New Roman" w:hAnsi="Courier New"/>
-          <w:color w:val="auto"/>
-          <w:sz w:val="16"/>
-          <w:szCs w:val="16"/>
-          <w:lang w:val="en-US"/>
-        </w:rPr>
-        <w:t>all_coalitions</w:t>
-      </w:r>
-      <w:proofErr w:type="spellEnd"/>
-      <w:r>
-        <w:rPr>
-          <w:rFonts w:ascii="Courier New" w:eastAsia="Times New Roman" w:hAnsi="Courier New"/>
-          <w:color w:val="auto"/>
-          <w:sz w:val="16"/>
-          <w:szCs w:val="16"/>
-          <w:lang w:val="en-US"/>
-        </w:rPr>
-        <w:t>(players)</w:t>
-      </w:r>
-      <w:r>
-        <w:rPr>
-          <w:rFonts w:ascii="Courier New" w:eastAsia="Times New Roman" w:hAnsi="Courier New"/>
-          <w:color w:val="auto"/>
-          <w:sz w:val="16"/>
-          <w:szCs w:val="16"/>
-          <w:lang w:val="en-US"/>
-        </w:rPr>
-        <w:br/>
-        <w:t xml:space="preserve">    phi: </w:t>
-      </w:r>
-      <w:proofErr w:type="spellStart"/>
-      <w:r>
-        <w:rPr>
-          <w:rFonts w:ascii="Courier New" w:eastAsia="Times New Roman" w:hAnsi="Courier New"/>
-          <w:color w:val="auto"/>
-          <w:sz w:val="16"/>
-          <w:szCs w:val="16"/>
-          <w:lang w:val="en-US"/>
-        </w:rPr>
-        <w:t>Dict</w:t>
-      </w:r>
-      <w:proofErr w:type="spellEnd"/>
-      <w:r>
-        <w:rPr>
-          <w:rFonts w:ascii="Courier New" w:eastAsia="Times New Roman" w:hAnsi="Courier New"/>
-          <w:color w:val="auto"/>
-          <w:sz w:val="16"/>
-          <w:szCs w:val="16"/>
-          <w:lang w:val="en-US"/>
-        </w:rPr>
-        <w:t>[int, Fraction] = {i: Fraction(0) for i in players}</w:t>
+        <w:t>def shapley_vector(v: CharacteristicFunction, players: Tuple[int, ...] = PLAYERS):</w:t>
+      </w:r>
+      <w:r>
+        <w:rPr>
+          <w:rFonts w:ascii="Courier New" w:eastAsia="Times New Roman" w:hAnsi="Courier New"/>
+          <w:color w:val="auto"/>
+          <w:sz w:val="16"/>
+          <w:szCs w:val="16"/>
+          <w:lang w:val="en-US"/>
+        </w:rPr>
+        <w:br/>
+        <w:t xml:space="preserve">    n = len(players)</w:t>
+      </w:r>
+      <w:r>
+        <w:rPr>
+          <w:rFonts w:ascii="Courier New" w:eastAsia="Times New Roman" w:hAnsi="Courier New"/>
+          <w:color w:val="auto"/>
+          <w:sz w:val="16"/>
+          <w:szCs w:val="16"/>
+          <w:lang w:val="en-US"/>
+        </w:rPr>
+        <w:br/>
+        <w:t xml:space="preserve">    all_sets = all_coalitions(players)</w:t>
+      </w:r>
+      <w:r>
+        <w:rPr>
+          <w:rFonts w:ascii="Courier New" w:eastAsia="Times New Roman" w:hAnsi="Courier New"/>
+          <w:color w:val="auto"/>
+          <w:sz w:val="16"/>
+          <w:szCs w:val="16"/>
+          <w:lang w:val="en-US"/>
+        </w:rPr>
+        <w:br/>
+        <w:t xml:space="preserve">    phi: Dict[int, Fraction] = {i: Fraction(0) for i in players}</w:t>
       </w:r>
       <w:r>
         <w:rPr>
@@ -10523,29 +8903,7 @@
           <w:lang w:val="en-US"/>
         </w:rPr>
         <w:br/>
-        <w:t xml:space="preserve">        for s in </w:t>
-      </w:r>
-      <w:proofErr w:type="spellStart"/>
-      <w:r>
-        <w:rPr>
-          <w:rFonts w:ascii="Courier New" w:eastAsia="Times New Roman" w:hAnsi="Courier New"/>
-          <w:color w:val="auto"/>
-          <w:sz w:val="16"/>
-          <w:szCs w:val="16"/>
-          <w:lang w:val="en-US"/>
-        </w:rPr>
-        <w:t>all_sets</w:t>
-      </w:r>
-      <w:proofErr w:type="spellEnd"/>
-      <w:r>
-        <w:rPr>
-          <w:rFonts w:ascii="Courier New" w:eastAsia="Times New Roman" w:hAnsi="Courier New"/>
-          <w:color w:val="auto"/>
-          <w:sz w:val="16"/>
-          <w:szCs w:val="16"/>
-          <w:lang w:val="en-US"/>
-        </w:rPr>
-        <w:t>:</w:t>
+        <w:t xml:space="preserve">        for s in all_sets:</w:t>
       </w:r>
       <w:r>
         <w:rPr>
@@ -10588,62 +8946,18 @@
           <w:lang w:val="en-US"/>
         </w:rPr>
         <w:br/>
-        <w:t xml:space="preserve">            size = </w:t>
-      </w:r>
-      <w:proofErr w:type="spellStart"/>
-      <w:r>
-        <w:rPr>
-          <w:rFonts w:ascii="Courier New" w:eastAsia="Times New Roman" w:hAnsi="Courier New"/>
-          <w:color w:val="auto"/>
-          <w:sz w:val="16"/>
-          <w:szCs w:val="16"/>
-          <w:lang w:val="en-US"/>
-        </w:rPr>
-        <w:t>len</w:t>
-      </w:r>
-      <w:proofErr w:type="spellEnd"/>
-      <w:r>
-        <w:rPr>
-          <w:rFonts w:ascii="Courier New" w:eastAsia="Times New Roman" w:hAnsi="Courier New"/>
-          <w:color w:val="auto"/>
-          <w:sz w:val="16"/>
-          <w:szCs w:val="16"/>
-          <w:lang w:val="en-US"/>
-        </w:rPr>
-        <w:t>(s)</w:t>
-      </w:r>
-      <w:r>
-        <w:rPr>
-          <w:rFonts w:ascii="Courier New" w:eastAsia="Times New Roman" w:hAnsi="Courier New"/>
-          <w:color w:val="auto"/>
-          <w:sz w:val="16"/>
-          <w:szCs w:val="16"/>
-          <w:lang w:val="en-US"/>
-        </w:rPr>
-        <w:br/>
-        <w:t xml:space="preserve">            </w:t>
-      </w:r>
-      <w:proofErr w:type="spellStart"/>
-      <w:r>
-        <w:rPr>
-          <w:rFonts w:ascii="Courier New" w:eastAsia="Times New Roman" w:hAnsi="Courier New"/>
-          <w:color w:val="auto"/>
-          <w:sz w:val="16"/>
-          <w:szCs w:val="16"/>
-          <w:lang w:val="en-US"/>
-        </w:rPr>
-        <w:t>coeff</w:t>
-      </w:r>
-      <w:proofErr w:type="spellEnd"/>
-      <w:r>
-        <w:rPr>
-          <w:rFonts w:ascii="Courier New" w:eastAsia="Times New Roman" w:hAnsi="Courier New"/>
-          <w:color w:val="auto"/>
-          <w:sz w:val="16"/>
-          <w:szCs w:val="16"/>
-          <w:lang w:val="en-US"/>
-        </w:rPr>
-        <w:t xml:space="preserve"> = Fraction(factorial(size) * factorial(n - size - 1), factorial(n))</w:t>
+        <w:t xml:space="preserve">            size = len(s)</w:t>
+      </w:r>
+      <w:r>
+        <w:rPr>
+          <w:rFonts w:ascii="Courier New" w:eastAsia="Times New Roman" w:hAnsi="Courier New"/>
+          <w:color w:val="auto"/>
+          <w:sz w:val="16"/>
+          <w:szCs w:val="16"/>
+          <w:lang w:val="en-US"/>
+        </w:rPr>
+        <w:br/>
+        <w:t xml:space="preserve">            coeff = Fraction(factorial(size) * factorial(n - size - 1), factorial(n))</w:t>
       </w:r>
       <w:r>
         <w:rPr>
@@ -10665,29 +8979,7 @@
           <w:lang w:val="en-US"/>
         </w:rPr>
         <w:br/>
-        <w:t xml:space="preserve">            term = </w:t>
-      </w:r>
-      <w:proofErr w:type="spellStart"/>
-      <w:r>
-        <w:rPr>
-          <w:rFonts w:ascii="Courier New" w:eastAsia="Times New Roman" w:hAnsi="Courier New"/>
-          <w:color w:val="auto"/>
-          <w:sz w:val="16"/>
-          <w:szCs w:val="16"/>
-          <w:lang w:val="en-US"/>
-        </w:rPr>
-        <w:t>coeff</w:t>
-      </w:r>
-      <w:proofErr w:type="spellEnd"/>
-      <w:r>
-        <w:rPr>
-          <w:rFonts w:ascii="Courier New" w:eastAsia="Times New Roman" w:hAnsi="Courier New"/>
-          <w:color w:val="auto"/>
-          <w:sz w:val="16"/>
-          <w:szCs w:val="16"/>
-          <w:lang w:val="en-US"/>
-        </w:rPr>
-        <w:t xml:space="preserve"> * marginal</w:t>
+        <w:t xml:space="preserve">            term = coeff * marginal</w:t>
       </w:r>
       <w:r>
         <w:rPr>
@@ -10719,29 +9011,7 @@
           <w:lang w:val="en-US"/>
         </w:rPr>
         <w:br/>
-        <w:t xml:space="preserve">            details[i].append((s, </w:t>
-      </w:r>
-      <w:proofErr w:type="spellStart"/>
-      <w:r>
-        <w:rPr>
-          <w:rFonts w:ascii="Courier New" w:eastAsia="Times New Roman" w:hAnsi="Courier New"/>
-          <w:color w:val="auto"/>
-          <w:sz w:val="16"/>
-          <w:szCs w:val="16"/>
-          <w:lang w:val="en-US"/>
-        </w:rPr>
-        <w:t>coeff</w:t>
-      </w:r>
-      <w:proofErr w:type="spellEnd"/>
-      <w:r>
-        <w:rPr>
-          <w:rFonts w:ascii="Courier New" w:eastAsia="Times New Roman" w:hAnsi="Courier New"/>
-          <w:color w:val="auto"/>
-          <w:sz w:val="16"/>
-          <w:szCs w:val="16"/>
-          <w:lang w:val="en-US"/>
-        </w:rPr>
-        <w:t>, marginal, term))</w:t>
+        <w:t xml:space="preserve">            details[i].append((s, coeff, marginal, term))</w:t>
       </w:r>
       <w:r>
         <w:rPr>
@@ -10793,29 +9063,7 @@
           <w:lang w:val="en-US"/>
         </w:rPr>
         <w:br/>
-        <w:t xml:space="preserve">def </w:t>
-      </w:r>
-      <w:proofErr w:type="spellStart"/>
-      <w:r>
-        <w:rPr>
-          <w:rFonts w:ascii="Courier New" w:eastAsia="Times New Roman" w:hAnsi="Courier New"/>
-          <w:color w:val="auto"/>
-          <w:sz w:val="16"/>
-          <w:szCs w:val="16"/>
-          <w:lang w:val="en-US"/>
-        </w:rPr>
-        <w:t>print_shapley_details</w:t>
-      </w:r>
-      <w:proofErr w:type="spellEnd"/>
-      <w:r>
-        <w:rPr>
-          <w:rFonts w:ascii="Courier New" w:eastAsia="Times New Roman" w:hAnsi="Courier New"/>
-          <w:color w:val="auto"/>
-          <w:sz w:val="16"/>
-          <w:szCs w:val="16"/>
-          <w:lang w:val="en-US"/>
-        </w:rPr>
-        <w:t>(phi, details) -&gt; None:</w:t>
+        <w:t>def print_shapley_details(phi, details) -&gt; None:</w:t>
       </w:r>
       <w:r>
         <w:rPr>
@@ -10954,29 +9202,7 @@
           <w:lang w:val="en-US"/>
         </w:rPr>
         <w:br/>
-        <w:t xml:space="preserve">        for s, </w:t>
-      </w:r>
-      <w:proofErr w:type="spellStart"/>
-      <w:r>
-        <w:rPr>
-          <w:rFonts w:ascii="Courier New" w:eastAsia="Times New Roman" w:hAnsi="Courier New"/>
-          <w:color w:val="auto"/>
-          <w:sz w:val="16"/>
-          <w:szCs w:val="16"/>
-          <w:lang w:val="en-US"/>
-        </w:rPr>
-        <w:t>coeff</w:t>
-      </w:r>
-      <w:proofErr w:type="spellEnd"/>
-      <w:r>
-        <w:rPr>
-          <w:rFonts w:ascii="Courier New" w:eastAsia="Times New Roman" w:hAnsi="Courier New"/>
-          <w:color w:val="auto"/>
-          <w:sz w:val="16"/>
-          <w:szCs w:val="16"/>
-          <w:lang w:val="en-US"/>
-        </w:rPr>
-        <w:t>, marginal, term in details[i]:</w:t>
+        <w:t xml:space="preserve">        for s, coeff, marginal, term in details[i]:</w:t>
       </w:r>
       <w:r>
         <w:rPr>
@@ -10998,29 +9224,7 @@
           <w:lang w:val="en-US"/>
         </w:rPr>
         <w:br/>
-        <w:t xml:space="preserve">                f"    S={</w:t>
-      </w:r>
-      <w:proofErr w:type="spellStart"/>
-      <w:r>
-        <w:rPr>
-          <w:rFonts w:ascii="Courier New" w:eastAsia="Times New Roman" w:hAnsi="Courier New"/>
-          <w:color w:val="auto"/>
-          <w:sz w:val="16"/>
-          <w:szCs w:val="16"/>
-          <w:lang w:val="en-US"/>
-        </w:rPr>
-        <w:t>coalition_to_str</w:t>
-      </w:r>
-      <w:proofErr w:type="spellEnd"/>
-      <w:r>
-        <w:rPr>
-          <w:rFonts w:ascii="Courier New" w:eastAsia="Times New Roman" w:hAnsi="Courier New"/>
-          <w:color w:val="auto"/>
-          <w:sz w:val="16"/>
-          <w:szCs w:val="16"/>
-          <w:lang w:val="en-US"/>
-        </w:rPr>
-        <w:t>(s):&gt;10}; "</w:t>
+        <w:t xml:space="preserve">                f"    S={coalition_to_str(s):&gt;10}; "</w:t>
       </w:r>
       <w:r>
         <w:rPr>
@@ -11033,7 +9237,6 @@
         <w:br/>
         <w:t xml:space="preserve">                f"</w:t>
       </w:r>
-      <w:proofErr w:type="spellStart"/>
       <w:r>
         <w:rPr>
           <w:rFonts w:ascii="Courier New" w:eastAsia="Times New Roman" w:hAnsi="Courier New"/>
@@ -11043,115 +9246,26 @@
         </w:rPr>
         <w:t>коэф</w:t>
       </w:r>
-      <w:proofErr w:type="spellEnd"/>
-      <w:r>
-        <w:rPr>
-          <w:rFonts w:ascii="Courier New" w:eastAsia="Times New Roman" w:hAnsi="Courier New"/>
-          <w:color w:val="auto"/>
-          <w:sz w:val="16"/>
-          <w:szCs w:val="16"/>
-          <w:lang w:val="en-US"/>
-        </w:rPr>
-        <w:t>.={</w:t>
-      </w:r>
-      <w:proofErr w:type="spellStart"/>
-      <w:r>
-        <w:rPr>
-          <w:rFonts w:ascii="Courier New" w:eastAsia="Times New Roman" w:hAnsi="Courier New"/>
-          <w:color w:val="auto"/>
-          <w:sz w:val="16"/>
-          <w:szCs w:val="16"/>
-          <w:lang w:val="en-US"/>
-        </w:rPr>
-        <w:t>fmt_fraction</w:t>
-      </w:r>
-      <w:proofErr w:type="spellEnd"/>
-      <w:r>
-        <w:rPr>
-          <w:rFonts w:ascii="Courier New" w:eastAsia="Times New Roman" w:hAnsi="Courier New"/>
-          <w:color w:val="auto"/>
-          <w:sz w:val="16"/>
-          <w:szCs w:val="16"/>
-          <w:lang w:val="en-US"/>
-        </w:rPr>
-        <w:t>(</w:t>
-      </w:r>
-      <w:proofErr w:type="spellStart"/>
-      <w:r>
-        <w:rPr>
-          <w:rFonts w:ascii="Courier New" w:eastAsia="Times New Roman" w:hAnsi="Courier New"/>
-          <w:color w:val="auto"/>
-          <w:sz w:val="16"/>
-          <w:szCs w:val="16"/>
-          <w:lang w:val="en-US"/>
-        </w:rPr>
-        <w:t>coeff</w:t>
-      </w:r>
-      <w:proofErr w:type="spellEnd"/>
-      <w:r>
-        <w:rPr>
-          <w:rFonts w:ascii="Courier New" w:eastAsia="Times New Roman" w:hAnsi="Courier New"/>
-          <w:color w:val="auto"/>
-          <w:sz w:val="16"/>
-          <w:szCs w:val="16"/>
-          <w:lang w:val="en-US"/>
-        </w:rPr>
-        <w:t xml:space="preserve">, </w:t>
-      </w:r>
-      <w:proofErr w:type="spellStart"/>
-      <w:r>
-        <w:rPr>
-          <w:rFonts w:ascii="Courier New" w:eastAsia="Times New Roman" w:hAnsi="Courier New"/>
-          <w:color w:val="auto"/>
-          <w:sz w:val="16"/>
-          <w:szCs w:val="16"/>
-          <w:lang w:val="en-US"/>
-        </w:rPr>
-        <w:t>with_decimal</w:t>
-      </w:r>
-      <w:proofErr w:type="spellEnd"/>
-      <w:r>
-        <w:rPr>
-          <w:rFonts w:ascii="Courier New" w:eastAsia="Times New Roman" w:hAnsi="Courier New"/>
-          <w:color w:val="auto"/>
-          <w:sz w:val="16"/>
-          <w:szCs w:val="16"/>
-          <w:lang w:val="en-US"/>
-        </w:rPr>
-        <w:t>=False):&gt;5}; "</w:t>
-      </w:r>
-      <w:r>
-        <w:rPr>
-          <w:rFonts w:ascii="Courier New" w:eastAsia="Times New Roman" w:hAnsi="Courier New"/>
-          <w:color w:val="auto"/>
-          <w:sz w:val="16"/>
-          <w:szCs w:val="16"/>
-          <w:lang w:val="en-US"/>
-        </w:rPr>
-        <w:br/>
-        <w:t xml:space="preserve">                </w:t>
-      </w:r>
-      <w:proofErr w:type="spellStart"/>
-      <w:r>
-        <w:rPr>
-          <w:rFonts w:ascii="Courier New" w:eastAsia="Times New Roman" w:hAnsi="Courier New"/>
-          <w:color w:val="auto"/>
-          <w:sz w:val="16"/>
-          <w:szCs w:val="16"/>
-          <w:lang w:val="en-US"/>
-        </w:rPr>
-        <w:t>f"v</w:t>
-      </w:r>
-      <w:proofErr w:type="spellEnd"/>
-      <w:r>
-        <w:rPr>
-          <w:rFonts w:ascii="Courier New" w:eastAsia="Times New Roman" w:hAnsi="Courier New"/>
-          <w:color w:val="auto"/>
-          <w:sz w:val="16"/>
-          <w:szCs w:val="16"/>
-          <w:lang w:val="en-US"/>
-        </w:rPr>
-        <w:t>(S</w:t>
+      <w:r>
+        <w:rPr>
+          <w:rFonts w:ascii="Courier New" w:eastAsia="Times New Roman" w:hAnsi="Courier New"/>
+          <w:color w:val="auto"/>
+          <w:sz w:val="16"/>
+          <w:szCs w:val="16"/>
+          <w:lang w:val="en-US"/>
+        </w:rPr>
+        <w:t>.={fmt_fraction(coeff, with_decimal=False):&gt;5}; "</w:t>
+      </w:r>
+      <w:r>
+        <w:rPr>
+          <w:rFonts w:ascii="Courier New" w:eastAsia="Times New Roman" w:hAnsi="Courier New"/>
+          <w:color w:val="auto"/>
+          <w:sz w:val="16"/>
+          <w:szCs w:val="16"/>
+          <w:lang w:val="en-US"/>
+        </w:rPr>
+        <w:br/>
+        <w:t xml:space="preserve">                f"v(S</w:t>
       </w:r>
       <w:r>
         <w:rPr>
@@ -11171,29 +9285,7 @@
           <w:szCs w:val="16"/>
           <w:lang w:val="en-US"/>
         </w:rPr>
-        <w:t>{{{i}}})-v(S)={</w:t>
-      </w:r>
-      <w:proofErr w:type="spellStart"/>
-      <w:r>
-        <w:rPr>
-          <w:rFonts w:ascii="Courier New" w:eastAsia="Times New Roman" w:hAnsi="Courier New"/>
-          <w:color w:val="auto"/>
-          <w:sz w:val="16"/>
-          <w:szCs w:val="16"/>
-          <w:lang w:val="en-US"/>
-        </w:rPr>
-        <w:t>fmt_fraction</w:t>
-      </w:r>
-      <w:proofErr w:type="spellEnd"/>
-      <w:r>
-        <w:rPr>
-          <w:rFonts w:ascii="Courier New" w:eastAsia="Times New Roman" w:hAnsi="Courier New"/>
-          <w:color w:val="auto"/>
-          <w:sz w:val="16"/>
-          <w:szCs w:val="16"/>
-          <w:lang w:val="en-US"/>
-        </w:rPr>
-        <w:t>(marginal):&gt;12}; "</w:t>
+        <w:t>{{{i}}})-v(S)={fmt_fraction(marginal):&gt;12}; "</w:t>
       </w:r>
       <w:r>
         <w:rPr>
@@ -11223,29 +9315,7 @@
           <w:szCs w:val="16"/>
           <w:lang w:val="en-US"/>
         </w:rPr>
-        <w:t>={</w:t>
-      </w:r>
-      <w:proofErr w:type="spellStart"/>
-      <w:r>
-        <w:rPr>
-          <w:rFonts w:ascii="Courier New" w:eastAsia="Times New Roman" w:hAnsi="Courier New"/>
-          <w:color w:val="auto"/>
-          <w:sz w:val="16"/>
-          <w:szCs w:val="16"/>
-          <w:lang w:val="en-US"/>
-        </w:rPr>
-        <w:t>fmt_fraction</w:t>
-      </w:r>
-      <w:proofErr w:type="spellEnd"/>
-      <w:r>
-        <w:rPr>
-          <w:rFonts w:ascii="Courier New" w:eastAsia="Times New Roman" w:hAnsi="Courier New"/>
-          <w:color w:val="auto"/>
-          <w:sz w:val="16"/>
-          <w:szCs w:val="16"/>
-          <w:lang w:val="en-US"/>
-        </w:rPr>
-        <w:t>(term)}"</w:t>
+        <w:t>={fmt_fraction(term)}"</w:t>
       </w:r>
       <w:r>
         <w:rPr>
@@ -11267,192 +9337,60 @@
           <w:lang w:val="en-US"/>
         </w:rPr>
         <w:br/>
-        <w:t xml:space="preserve">        print(f"    x_{i}(v) = {</w:t>
-      </w:r>
-      <w:proofErr w:type="spellStart"/>
-      <w:r>
-        <w:rPr>
-          <w:rFonts w:ascii="Courier New" w:eastAsia="Times New Roman" w:hAnsi="Courier New"/>
-          <w:color w:val="auto"/>
-          <w:sz w:val="16"/>
-          <w:szCs w:val="16"/>
-          <w:lang w:val="en-US"/>
-        </w:rPr>
-        <w:t>fmt_fraction</w:t>
-      </w:r>
-      <w:proofErr w:type="spellEnd"/>
-      <w:r>
-        <w:rPr>
-          <w:rFonts w:ascii="Courier New" w:eastAsia="Times New Roman" w:hAnsi="Courier New"/>
-          <w:color w:val="auto"/>
-          <w:sz w:val="16"/>
-          <w:szCs w:val="16"/>
-          <w:lang w:val="en-US"/>
-        </w:rPr>
-        <w:t>(phi[i])}")</w:t>
-      </w:r>
-      <w:r>
-        <w:rPr>
-          <w:rFonts w:ascii="Courier New" w:eastAsia="Times New Roman" w:hAnsi="Courier New"/>
-          <w:color w:val="auto"/>
-          <w:sz w:val="16"/>
-          <w:szCs w:val="16"/>
-          <w:lang w:val="en-US"/>
-        </w:rPr>
-        <w:br/>
-      </w:r>
-      <w:r>
-        <w:rPr>
-          <w:rFonts w:ascii="Courier New" w:eastAsia="Times New Roman" w:hAnsi="Courier New"/>
-          <w:color w:val="auto"/>
-          <w:sz w:val="16"/>
-          <w:szCs w:val="16"/>
-          <w:lang w:val="en-US"/>
-        </w:rPr>
-        <w:br/>
-      </w:r>
-      <w:r>
-        <w:rPr>
-          <w:rFonts w:ascii="Courier New" w:eastAsia="Times New Roman" w:hAnsi="Courier New"/>
-          <w:color w:val="auto"/>
-          <w:sz w:val="16"/>
-          <w:szCs w:val="16"/>
-          <w:lang w:val="en-US"/>
-        </w:rPr>
-        <w:br/>
-        <w:t xml:space="preserve">def </w:t>
-      </w:r>
-      <w:proofErr w:type="spellStart"/>
-      <w:r>
-        <w:rPr>
-          <w:rFonts w:ascii="Courier New" w:eastAsia="Times New Roman" w:hAnsi="Courier New"/>
-          <w:color w:val="auto"/>
-          <w:sz w:val="16"/>
-          <w:szCs w:val="16"/>
-          <w:lang w:val="en-US"/>
-        </w:rPr>
-        <w:t>print_rationality_checks</w:t>
-      </w:r>
-      <w:proofErr w:type="spellEnd"/>
-      <w:r>
-        <w:rPr>
-          <w:rFonts w:ascii="Courier New" w:eastAsia="Times New Roman" w:hAnsi="Courier New"/>
-          <w:color w:val="auto"/>
-          <w:sz w:val="16"/>
-          <w:szCs w:val="16"/>
-          <w:lang w:val="en-US"/>
-        </w:rPr>
-        <w:t xml:space="preserve">(v: </w:t>
-      </w:r>
-      <w:proofErr w:type="spellStart"/>
-      <w:r>
-        <w:rPr>
-          <w:rFonts w:ascii="Courier New" w:eastAsia="Times New Roman" w:hAnsi="Courier New"/>
-          <w:color w:val="auto"/>
-          <w:sz w:val="16"/>
-          <w:szCs w:val="16"/>
-          <w:lang w:val="en-US"/>
-        </w:rPr>
-        <w:t>CharacteristicFunction</w:t>
-      </w:r>
-      <w:proofErr w:type="spellEnd"/>
-      <w:r>
-        <w:rPr>
-          <w:rFonts w:ascii="Courier New" w:eastAsia="Times New Roman" w:hAnsi="Courier New"/>
-          <w:color w:val="auto"/>
-          <w:sz w:val="16"/>
-          <w:szCs w:val="16"/>
-          <w:lang w:val="en-US"/>
-        </w:rPr>
-        <w:t xml:space="preserve">, phi: </w:t>
-      </w:r>
-      <w:proofErr w:type="spellStart"/>
-      <w:r>
-        <w:rPr>
-          <w:rFonts w:ascii="Courier New" w:eastAsia="Times New Roman" w:hAnsi="Courier New"/>
-          <w:color w:val="auto"/>
-          <w:sz w:val="16"/>
-          <w:szCs w:val="16"/>
-          <w:lang w:val="en-US"/>
-        </w:rPr>
-        <w:t>Dict</w:t>
-      </w:r>
-      <w:proofErr w:type="spellEnd"/>
-      <w:r>
-        <w:rPr>
-          <w:rFonts w:ascii="Courier New" w:eastAsia="Times New Roman" w:hAnsi="Courier New"/>
-          <w:color w:val="auto"/>
-          <w:sz w:val="16"/>
-          <w:szCs w:val="16"/>
-          <w:lang w:val="en-US"/>
-        </w:rPr>
-        <w:t>[int, Fraction]) -&gt; None:</w:t>
-      </w:r>
-      <w:r>
-        <w:rPr>
-          <w:rFonts w:ascii="Courier New" w:eastAsia="Times New Roman" w:hAnsi="Courier New"/>
-          <w:color w:val="auto"/>
-          <w:sz w:val="16"/>
-          <w:szCs w:val="16"/>
-          <w:lang w:val="en-US"/>
-        </w:rPr>
-        <w:br/>
-        <w:t xml:space="preserve">    </w:t>
-      </w:r>
-      <w:proofErr w:type="spellStart"/>
-      <w:r>
-        <w:rPr>
-          <w:rFonts w:ascii="Courier New" w:eastAsia="Times New Roman" w:hAnsi="Courier New"/>
-          <w:color w:val="auto"/>
-          <w:sz w:val="16"/>
-          <w:szCs w:val="16"/>
-          <w:lang w:val="en-US"/>
-        </w:rPr>
-        <w:t>total_coalition</w:t>
-      </w:r>
-      <w:proofErr w:type="spellEnd"/>
-      <w:r>
-        <w:rPr>
-          <w:rFonts w:ascii="Courier New" w:eastAsia="Times New Roman" w:hAnsi="Courier New"/>
-          <w:color w:val="auto"/>
-          <w:sz w:val="16"/>
-          <w:szCs w:val="16"/>
-          <w:lang w:val="en-US"/>
-        </w:rPr>
-        <w:t xml:space="preserve"> = coalition(PLAYERS)</w:t>
-      </w:r>
-      <w:r>
-        <w:rPr>
-          <w:rFonts w:ascii="Courier New" w:eastAsia="Times New Roman" w:hAnsi="Courier New"/>
-          <w:color w:val="auto"/>
-          <w:sz w:val="16"/>
-          <w:szCs w:val="16"/>
-          <w:lang w:val="en-US"/>
-        </w:rPr>
-        <w:br/>
-        <w:t xml:space="preserve">    total = sum(</w:t>
-      </w:r>
-      <w:proofErr w:type="spellStart"/>
-      <w:r>
-        <w:rPr>
-          <w:rFonts w:ascii="Courier New" w:eastAsia="Times New Roman" w:hAnsi="Courier New"/>
-          <w:color w:val="auto"/>
-          <w:sz w:val="16"/>
-          <w:szCs w:val="16"/>
-          <w:lang w:val="en-US"/>
-        </w:rPr>
-        <w:t>phi.values</w:t>
-      </w:r>
-      <w:proofErr w:type="spellEnd"/>
-      <w:r>
-        <w:rPr>
-          <w:rFonts w:ascii="Courier New" w:eastAsia="Times New Roman" w:hAnsi="Courier New"/>
-          <w:color w:val="auto"/>
-          <w:sz w:val="16"/>
-          <w:szCs w:val="16"/>
-          <w:lang w:val="en-US"/>
-        </w:rPr>
-        <w:t>(), Fraction(0))</w:t>
+        <w:t xml:space="preserve">        print(f"    x_{i}(v) = {fmt_fraction(phi[i])}")</w:t>
+      </w:r>
+      <w:r>
+        <w:rPr>
+          <w:rFonts w:ascii="Courier New" w:eastAsia="Times New Roman" w:hAnsi="Courier New"/>
+          <w:color w:val="auto"/>
+          <w:sz w:val="16"/>
+          <w:szCs w:val="16"/>
+          <w:lang w:val="en-US"/>
+        </w:rPr>
+        <w:br/>
+      </w:r>
+      <w:r>
+        <w:rPr>
+          <w:rFonts w:ascii="Courier New" w:eastAsia="Times New Roman" w:hAnsi="Courier New"/>
+          <w:color w:val="auto"/>
+          <w:sz w:val="16"/>
+          <w:szCs w:val="16"/>
+          <w:lang w:val="en-US"/>
+        </w:rPr>
+        <w:br/>
+      </w:r>
+      <w:r>
+        <w:rPr>
+          <w:rFonts w:ascii="Courier New" w:eastAsia="Times New Roman" w:hAnsi="Courier New"/>
+          <w:color w:val="auto"/>
+          <w:sz w:val="16"/>
+          <w:szCs w:val="16"/>
+          <w:lang w:val="en-US"/>
+        </w:rPr>
+        <w:br/>
+        <w:t>def print_rationality_checks(v: CharacteristicFunction, phi: Dict[int, Fraction]) -&gt; None:</w:t>
+      </w:r>
+      <w:r>
+        <w:rPr>
+          <w:rFonts w:ascii="Courier New" w:eastAsia="Times New Roman" w:hAnsi="Courier New"/>
+          <w:color w:val="auto"/>
+          <w:sz w:val="16"/>
+          <w:szCs w:val="16"/>
+          <w:lang w:val="en-US"/>
+        </w:rPr>
+        <w:br/>
+        <w:t xml:space="preserve">    total_coalition = coalition(PLAYERS)</w:t>
+      </w:r>
+      <w:r>
+        <w:rPr>
+          <w:rFonts w:ascii="Courier New" w:eastAsia="Times New Roman" w:hAnsi="Courier New"/>
+          <w:color w:val="auto"/>
+          <w:sz w:val="16"/>
+          <w:szCs w:val="16"/>
+          <w:lang w:val="en-US"/>
+        </w:rPr>
+        <w:br/>
+        <w:t xml:space="preserve">    total = sum(phi.values(), Fraction(0))</w:t>
       </w:r>
       <w:r>
         <w:rPr>
@@ -11620,139 +9558,252 @@
           <w:szCs w:val="16"/>
           <w:lang w:val="en-US"/>
         </w:rPr>
+        <w:t xml:space="preserve"> x_i(v) = {fmt_fraction(total)}; "</w:t>
+      </w:r>
+      <w:r>
+        <w:rPr>
+          <w:rFonts w:ascii="Courier New" w:eastAsia="Times New Roman" w:hAnsi="Courier New"/>
+          <w:color w:val="auto"/>
+          <w:sz w:val="16"/>
+          <w:szCs w:val="16"/>
+          <w:lang w:val="en-US"/>
+        </w:rPr>
+        <w:br/>
+        <w:t xml:space="preserve">        f"v(I) = {fmt_fraction(v[total_coalition])}; "</w:t>
+      </w:r>
+      <w:r>
+        <w:rPr>
+          <w:rFonts w:ascii="Courier New" w:eastAsia="Times New Roman" w:hAnsi="Courier New"/>
+          <w:color w:val="auto"/>
+          <w:sz w:val="16"/>
+          <w:szCs w:val="16"/>
+          <w:lang w:val="en-US"/>
+        </w:rPr>
+        <w:br/>
+        <w:t xml:space="preserve">        f"</w:t>
+      </w:r>
+      <w:r>
+        <w:rPr>
+          <w:rFonts w:ascii="Courier New" w:eastAsia="Times New Roman" w:hAnsi="Courier New"/>
+          <w:color w:val="auto"/>
+          <w:sz w:val="16"/>
+          <w:szCs w:val="16"/>
+        </w:rPr>
+        <w:t>результат</w:t>
+      </w:r>
+      <w:r>
+        <w:rPr>
+          <w:rFonts w:ascii="Courier New" w:eastAsia="Times New Roman" w:hAnsi="Courier New"/>
+          <w:color w:val="auto"/>
+          <w:sz w:val="16"/>
+          <w:szCs w:val="16"/>
+          <w:lang w:val="en-US"/>
+        </w:rPr>
+        <w:t>: {'</w:t>
+      </w:r>
+      <w:r>
+        <w:rPr>
+          <w:rFonts w:ascii="Courier New" w:eastAsia="Times New Roman" w:hAnsi="Courier New"/>
+          <w:color w:val="auto"/>
+          <w:sz w:val="16"/>
+          <w:szCs w:val="16"/>
+        </w:rPr>
+        <w:t>выполнено</w:t>
+      </w:r>
+      <w:r>
+        <w:rPr>
+          <w:rFonts w:ascii="Courier New" w:eastAsia="Times New Roman" w:hAnsi="Courier New"/>
+          <w:color w:val="auto"/>
+          <w:sz w:val="16"/>
+          <w:szCs w:val="16"/>
+          <w:lang w:val="en-US"/>
+        </w:rPr>
+        <w:t>' if total == v[total_coalition] else '</w:t>
+      </w:r>
+      <w:r>
+        <w:rPr>
+          <w:rFonts w:ascii="Courier New" w:eastAsia="Times New Roman" w:hAnsi="Courier New"/>
+          <w:color w:val="auto"/>
+          <w:sz w:val="16"/>
+          <w:szCs w:val="16"/>
+        </w:rPr>
+        <w:t>НЕ</w:t>
+      </w:r>
+      <w:r>
+        <w:rPr>
+          <w:rFonts w:ascii="Courier New" w:eastAsia="Times New Roman" w:hAnsi="Courier New"/>
+          <w:color w:val="auto"/>
+          <w:sz w:val="16"/>
+          <w:szCs w:val="16"/>
+          <w:lang w:val="en-US"/>
+        </w:rPr>
         <w:t xml:space="preserve"> </w:t>
       </w:r>
-      <w:proofErr w:type="spellStart"/>
-      <w:r>
-        <w:rPr>
-          <w:rFonts w:ascii="Courier New" w:eastAsia="Times New Roman" w:hAnsi="Courier New"/>
-          <w:color w:val="auto"/>
-          <w:sz w:val="16"/>
-          <w:szCs w:val="16"/>
-          <w:lang w:val="en-US"/>
-        </w:rPr>
-        <w:t>x_i</w:t>
-      </w:r>
-      <w:proofErr w:type="spellEnd"/>
-      <w:r>
-        <w:rPr>
-          <w:rFonts w:ascii="Courier New" w:eastAsia="Times New Roman" w:hAnsi="Courier New"/>
-          <w:color w:val="auto"/>
-          <w:sz w:val="16"/>
-          <w:szCs w:val="16"/>
-          <w:lang w:val="en-US"/>
-        </w:rPr>
-        <w:t>(v) = {</w:t>
-      </w:r>
-      <w:proofErr w:type="spellStart"/>
-      <w:r>
-        <w:rPr>
-          <w:rFonts w:ascii="Courier New" w:eastAsia="Times New Roman" w:hAnsi="Courier New"/>
-          <w:color w:val="auto"/>
-          <w:sz w:val="16"/>
-          <w:szCs w:val="16"/>
-          <w:lang w:val="en-US"/>
-        </w:rPr>
-        <w:t>fmt_fraction</w:t>
-      </w:r>
-      <w:proofErr w:type="spellEnd"/>
-      <w:r>
-        <w:rPr>
-          <w:rFonts w:ascii="Courier New" w:eastAsia="Times New Roman" w:hAnsi="Courier New"/>
-          <w:color w:val="auto"/>
-          <w:sz w:val="16"/>
-          <w:szCs w:val="16"/>
-          <w:lang w:val="en-US"/>
-        </w:rPr>
-        <w:t>(total)}; "</w:t>
-      </w:r>
-      <w:r>
-        <w:rPr>
-          <w:rFonts w:ascii="Courier New" w:eastAsia="Times New Roman" w:hAnsi="Courier New"/>
-          <w:color w:val="auto"/>
-          <w:sz w:val="16"/>
-          <w:szCs w:val="16"/>
-          <w:lang w:val="en-US"/>
-        </w:rPr>
-        <w:br/>
-        <w:t xml:space="preserve">        </w:t>
-      </w:r>
-      <w:proofErr w:type="spellStart"/>
-      <w:r>
-        <w:rPr>
-          <w:rFonts w:ascii="Courier New" w:eastAsia="Times New Roman" w:hAnsi="Courier New"/>
-          <w:color w:val="auto"/>
-          <w:sz w:val="16"/>
-          <w:szCs w:val="16"/>
-          <w:lang w:val="en-US"/>
-        </w:rPr>
-        <w:t>f"v</w:t>
-      </w:r>
-      <w:proofErr w:type="spellEnd"/>
-      <w:r>
-        <w:rPr>
-          <w:rFonts w:ascii="Courier New" w:eastAsia="Times New Roman" w:hAnsi="Courier New"/>
-          <w:color w:val="auto"/>
-          <w:sz w:val="16"/>
-          <w:szCs w:val="16"/>
-          <w:lang w:val="en-US"/>
-        </w:rPr>
-        <w:t>(I) = {</w:t>
-      </w:r>
-      <w:proofErr w:type="spellStart"/>
-      <w:r>
-        <w:rPr>
-          <w:rFonts w:ascii="Courier New" w:eastAsia="Times New Roman" w:hAnsi="Courier New"/>
-          <w:color w:val="auto"/>
-          <w:sz w:val="16"/>
-          <w:szCs w:val="16"/>
-          <w:lang w:val="en-US"/>
-        </w:rPr>
-        <w:t>fmt_fraction</w:t>
-      </w:r>
-      <w:proofErr w:type="spellEnd"/>
-      <w:r>
-        <w:rPr>
-          <w:rFonts w:ascii="Courier New" w:eastAsia="Times New Roman" w:hAnsi="Courier New"/>
-          <w:color w:val="auto"/>
-          <w:sz w:val="16"/>
-          <w:szCs w:val="16"/>
-          <w:lang w:val="en-US"/>
-        </w:rPr>
-        <w:t>(v[</w:t>
-      </w:r>
-      <w:proofErr w:type="spellStart"/>
-      <w:r>
-        <w:rPr>
-          <w:rFonts w:ascii="Courier New" w:eastAsia="Times New Roman" w:hAnsi="Courier New"/>
-          <w:color w:val="auto"/>
-          <w:sz w:val="16"/>
-          <w:szCs w:val="16"/>
-          <w:lang w:val="en-US"/>
-        </w:rPr>
-        <w:t>total_coalition</w:t>
-      </w:r>
-      <w:proofErr w:type="spellEnd"/>
-      <w:r>
-        <w:rPr>
-          <w:rFonts w:ascii="Courier New" w:eastAsia="Times New Roman" w:hAnsi="Courier New"/>
-          <w:color w:val="auto"/>
-          <w:sz w:val="16"/>
-          <w:szCs w:val="16"/>
-          <w:lang w:val="en-US"/>
-        </w:rPr>
-        <w:t>])}; "</w:t>
-      </w:r>
-      <w:r>
-        <w:rPr>
-          <w:rFonts w:ascii="Courier New" w:eastAsia="Times New Roman" w:hAnsi="Courier New"/>
-          <w:color w:val="auto"/>
-          <w:sz w:val="16"/>
-          <w:szCs w:val="16"/>
-          <w:lang w:val="en-US"/>
-        </w:rPr>
-        <w:br/>
-        <w:t xml:space="preserve">        f"</w:t>
+      <w:r>
+        <w:rPr>
+          <w:rFonts w:ascii="Courier New" w:eastAsia="Times New Roman" w:hAnsi="Courier New"/>
+          <w:color w:val="auto"/>
+          <w:sz w:val="16"/>
+          <w:szCs w:val="16"/>
+        </w:rPr>
+        <w:t>выполнено</w:t>
+      </w:r>
+      <w:r>
+        <w:rPr>
+          <w:rFonts w:ascii="Courier New" w:eastAsia="Times New Roman" w:hAnsi="Courier New"/>
+          <w:color w:val="auto"/>
+          <w:sz w:val="16"/>
+          <w:szCs w:val="16"/>
+          <w:lang w:val="en-US"/>
+        </w:rPr>
+        <w:t>'}"</w:t>
+      </w:r>
+      <w:r>
+        <w:rPr>
+          <w:rFonts w:ascii="Courier New" w:eastAsia="Times New Roman" w:hAnsi="Courier New"/>
+          <w:color w:val="auto"/>
+          <w:sz w:val="16"/>
+          <w:szCs w:val="16"/>
+          <w:lang w:val="en-US"/>
+        </w:rPr>
+        <w:br/>
+        <w:t xml:space="preserve">    )</w:t>
+      </w:r>
+      <w:r>
+        <w:rPr>
+          <w:rFonts w:ascii="Courier New" w:eastAsia="Times New Roman" w:hAnsi="Courier New"/>
+          <w:color w:val="auto"/>
+          <w:sz w:val="16"/>
+          <w:szCs w:val="16"/>
+          <w:lang w:val="en-US"/>
+        </w:rPr>
+        <w:br/>
+      </w:r>
+      <w:r>
+        <w:rPr>
+          <w:rFonts w:ascii="Courier New" w:eastAsia="Times New Roman" w:hAnsi="Courier New"/>
+          <w:color w:val="auto"/>
+          <w:sz w:val="16"/>
+          <w:szCs w:val="16"/>
+          <w:lang w:val="en-US"/>
+        </w:rPr>
+        <w:br/>
+        <w:t xml:space="preserve">    print("  </w:t>
+      </w:r>
+      <w:r>
+        <w:rPr>
+          <w:rFonts w:ascii="Courier New" w:eastAsia="Times New Roman" w:hAnsi="Courier New"/>
+          <w:color w:val="auto"/>
+          <w:sz w:val="16"/>
+          <w:szCs w:val="16"/>
+        </w:rPr>
+        <w:t>Индивидуальная</w:t>
+      </w:r>
+      <w:r>
+        <w:rPr>
+          <w:rFonts w:ascii="Courier New" w:eastAsia="Times New Roman" w:hAnsi="Courier New"/>
+          <w:color w:val="auto"/>
+          <w:sz w:val="16"/>
+          <w:szCs w:val="16"/>
+          <w:lang w:val="en-US"/>
+        </w:rPr>
+        <w:t xml:space="preserve"> </w:t>
+      </w:r>
+      <w:r>
+        <w:rPr>
+          <w:rFonts w:ascii="Courier New" w:eastAsia="Times New Roman" w:hAnsi="Courier New"/>
+          <w:color w:val="auto"/>
+          <w:sz w:val="16"/>
+          <w:szCs w:val="16"/>
+        </w:rPr>
+        <w:t>рационализация</w:t>
+      </w:r>
+      <w:r>
+        <w:rPr>
+          <w:rFonts w:ascii="Courier New" w:eastAsia="Times New Roman" w:hAnsi="Courier New"/>
+          <w:color w:val="auto"/>
+          <w:sz w:val="16"/>
+          <w:szCs w:val="16"/>
+          <w:lang w:val="en-US"/>
+        </w:rPr>
+        <w:t>:")</w:t>
+      </w:r>
+      <w:r>
+        <w:rPr>
+          <w:rFonts w:ascii="Courier New" w:eastAsia="Times New Roman" w:hAnsi="Courier New"/>
+          <w:color w:val="auto"/>
+          <w:sz w:val="16"/>
+          <w:szCs w:val="16"/>
+          <w:lang w:val="en-US"/>
+        </w:rPr>
+        <w:br/>
+        <w:t xml:space="preserve">    for i in PLAYERS:</w:t>
+      </w:r>
+      <w:r>
+        <w:rPr>
+          <w:rFonts w:ascii="Courier New" w:eastAsia="Times New Roman" w:hAnsi="Courier New"/>
+          <w:color w:val="auto"/>
+          <w:sz w:val="16"/>
+          <w:szCs w:val="16"/>
+          <w:lang w:val="en-US"/>
+        </w:rPr>
+        <w:br/>
+        <w:t xml:space="preserve">        single = coalition([i])</w:t>
+      </w:r>
+      <w:r>
+        <w:rPr>
+          <w:rFonts w:ascii="Courier New" w:eastAsia="Times New Roman" w:hAnsi="Courier New"/>
+          <w:color w:val="auto"/>
+          <w:sz w:val="16"/>
+          <w:szCs w:val="16"/>
+          <w:lang w:val="en-US"/>
+        </w:rPr>
+        <w:br/>
+        <w:t xml:space="preserve">        ok = phi[i] &gt;= v[single]</w:t>
+      </w:r>
+      <w:r>
+        <w:rPr>
+          <w:rFonts w:ascii="Courier New" w:eastAsia="Times New Roman" w:hAnsi="Courier New"/>
+          <w:color w:val="auto"/>
+          <w:sz w:val="16"/>
+          <w:szCs w:val="16"/>
+          <w:lang w:val="en-US"/>
+        </w:rPr>
+        <w:br/>
+        <w:t xml:space="preserve">        print(</w:t>
+      </w:r>
+      <w:r>
+        <w:rPr>
+          <w:rFonts w:ascii="Courier New" w:eastAsia="Times New Roman" w:hAnsi="Courier New"/>
+          <w:color w:val="auto"/>
+          <w:sz w:val="16"/>
+          <w:szCs w:val="16"/>
+          <w:lang w:val="en-US"/>
+        </w:rPr>
+        <w:br/>
+        <w:t xml:space="preserve">            f"    x_{i}(v) = {fmt_fraction(phi[i])}; "</w:t>
+      </w:r>
+      <w:r>
+        <w:rPr>
+          <w:rFonts w:ascii="Courier New" w:eastAsia="Times New Roman" w:hAnsi="Courier New"/>
+          <w:color w:val="auto"/>
+          <w:sz w:val="16"/>
+          <w:szCs w:val="16"/>
+          <w:lang w:val="en-US"/>
+        </w:rPr>
+        <w:br/>
+        <w:t xml:space="preserve">            f"v({{{i}}}) = {fmt_fraction(v[single])}; "</w:t>
+      </w:r>
+      <w:r>
+        <w:rPr>
+          <w:rFonts w:ascii="Courier New" w:eastAsia="Times New Roman" w:hAnsi="Courier New"/>
+          <w:color w:val="auto"/>
+          <w:sz w:val="16"/>
+          <w:szCs w:val="16"/>
+          <w:lang w:val="en-US"/>
+        </w:rPr>
+        <w:br/>
+        <w:t xml:space="preserve">            f"</w:t>
       </w:r>
       <w:r>
         <w:rPr>
@@ -11790,29 +9841,7 @@
           <w:szCs w:val="16"/>
           <w:lang w:val="en-US"/>
         </w:rPr>
-        <w:t>' if total == v[</w:t>
-      </w:r>
-      <w:proofErr w:type="spellStart"/>
-      <w:r>
-        <w:rPr>
-          <w:rFonts w:ascii="Courier New" w:eastAsia="Times New Roman" w:hAnsi="Courier New"/>
-          <w:color w:val="auto"/>
-          <w:sz w:val="16"/>
-          <w:szCs w:val="16"/>
-          <w:lang w:val="en-US"/>
-        </w:rPr>
-        <w:t>total_coalition</w:t>
-      </w:r>
-      <w:proofErr w:type="spellEnd"/>
-      <w:r>
-        <w:rPr>
-          <w:rFonts w:ascii="Courier New" w:eastAsia="Times New Roman" w:hAnsi="Courier New"/>
-          <w:color w:val="auto"/>
-          <w:sz w:val="16"/>
-          <w:szCs w:val="16"/>
-          <w:lang w:val="en-US"/>
-        </w:rPr>
-        <w:t>] else '</w:t>
+        <w:t>' if ok else '</w:t>
       </w:r>
       <w:r>
         <w:rPr>
@@ -11861,37 +9890,112 @@
           <w:lang w:val="en-US"/>
         </w:rPr>
         <w:br/>
-        <w:t xml:space="preserve">    )</w:t>
-      </w:r>
-      <w:r>
-        <w:rPr>
-          <w:rFonts w:ascii="Courier New" w:eastAsia="Times New Roman" w:hAnsi="Courier New"/>
-          <w:color w:val="auto"/>
-          <w:sz w:val="16"/>
-          <w:szCs w:val="16"/>
-          <w:lang w:val="en-US"/>
-        </w:rPr>
-        <w:br/>
-      </w:r>
-      <w:r>
-        <w:rPr>
-          <w:rFonts w:ascii="Courier New" w:eastAsia="Times New Roman" w:hAnsi="Courier New"/>
-          <w:color w:val="auto"/>
-          <w:sz w:val="16"/>
-          <w:szCs w:val="16"/>
-          <w:lang w:val="en-US"/>
-        </w:rPr>
-        <w:br/>
-        <w:t xml:space="preserve">    print("  </w:t>
-      </w:r>
-      <w:r>
-        <w:rPr>
-          <w:rFonts w:ascii="Courier New" w:eastAsia="Times New Roman" w:hAnsi="Courier New"/>
-          <w:color w:val="auto"/>
-          <w:sz w:val="16"/>
-          <w:szCs w:val="16"/>
-        </w:rPr>
-        <w:t>Индивидуальная</w:t>
+        <w:t xml:space="preserve">        )</w:t>
+      </w:r>
+      <w:r>
+        <w:rPr>
+          <w:rFonts w:ascii="Courier New" w:eastAsia="Times New Roman" w:hAnsi="Courier New"/>
+          <w:color w:val="auto"/>
+          <w:sz w:val="16"/>
+          <w:szCs w:val="16"/>
+          <w:lang w:val="en-US"/>
+        </w:rPr>
+        <w:br/>
+      </w:r>
+      <w:r>
+        <w:rPr>
+          <w:rFonts w:ascii="Courier New" w:eastAsia="Times New Roman" w:hAnsi="Courier New"/>
+          <w:color w:val="auto"/>
+          <w:sz w:val="16"/>
+          <w:szCs w:val="16"/>
+          <w:lang w:val="en-US"/>
+        </w:rPr>
+        <w:br/>
+      </w:r>
+      <w:r>
+        <w:rPr>
+          <w:rFonts w:ascii="Courier New" w:eastAsia="Times New Roman" w:hAnsi="Courier New"/>
+          <w:color w:val="auto"/>
+          <w:sz w:val="16"/>
+          <w:szCs w:val="16"/>
+          <w:lang w:val="en-US"/>
+        </w:rPr>
+        <w:br/>
+        <w:t>def main() -&gt; None:</w:t>
+      </w:r>
+      <w:r>
+        <w:rPr>
+          <w:rFonts w:ascii="Courier New" w:eastAsia="Times New Roman" w:hAnsi="Courier New"/>
+          <w:color w:val="auto"/>
+          <w:sz w:val="16"/>
+          <w:szCs w:val="16"/>
+          <w:lang w:val="en-US"/>
+        </w:rPr>
+        <w:br/>
+        <w:t xml:space="preserve">    original = build_characteristic_function(VARIANT_13_ROW)</w:t>
+      </w:r>
+      <w:r>
+        <w:rPr>
+          <w:rFonts w:ascii="Courier New" w:eastAsia="Times New Roman" w:hAnsi="Courier New"/>
+          <w:color w:val="auto"/>
+          <w:sz w:val="16"/>
+          <w:szCs w:val="16"/>
+          <w:lang w:val="en-US"/>
+        </w:rPr>
+        <w:br/>
+        <w:t xml:space="preserve">    print_characteristic_function(original)</w:t>
+      </w:r>
+      <w:r>
+        <w:rPr>
+          <w:rFonts w:ascii="Courier New" w:eastAsia="Times New Roman" w:hAnsi="Courier New"/>
+          <w:color w:val="auto"/>
+          <w:sz w:val="16"/>
+          <w:szCs w:val="16"/>
+          <w:lang w:val="en-US"/>
+        </w:rPr>
+        <w:br/>
+      </w:r>
+      <w:r>
+        <w:rPr>
+          <w:rFonts w:ascii="Courier New" w:eastAsia="Times New Roman" w:hAnsi="Courier New"/>
+          <w:color w:val="auto"/>
+          <w:sz w:val="16"/>
+          <w:szCs w:val="16"/>
+          <w:lang w:val="en-US"/>
+        </w:rPr>
+        <w:br/>
+        <w:t xml:space="preserve">    super_checks, super_violations = check_superadditivity(original)</w:t>
+      </w:r>
+      <w:r>
+        <w:rPr>
+          <w:rFonts w:ascii="Courier New" w:eastAsia="Times New Roman" w:hAnsi="Courier New"/>
+          <w:color w:val="auto"/>
+          <w:sz w:val="16"/>
+          <w:szCs w:val="16"/>
+          <w:lang w:val="en-US"/>
+        </w:rPr>
+        <w:br/>
+        <w:t xml:space="preserve">    print_check_result(</w:t>
+      </w:r>
+      <w:r>
+        <w:rPr>
+          <w:rFonts w:ascii="Courier New" w:eastAsia="Times New Roman" w:hAnsi="Courier New"/>
+          <w:color w:val="auto"/>
+          <w:sz w:val="16"/>
+          <w:szCs w:val="16"/>
+          <w:lang w:val="en-US"/>
+        </w:rPr>
+        <w:br/>
+        <w:t xml:space="preserve">        "</w:t>
+      </w:r>
+      <w:r>
+        <w:rPr>
+          <w:rFonts w:ascii="Courier New" w:eastAsia="Times New Roman" w:hAnsi="Courier New"/>
+          <w:color w:val="auto"/>
+          <w:sz w:val="16"/>
+          <w:szCs w:val="16"/>
+        </w:rPr>
+        <w:t>Проверка</w:t>
       </w:r>
       <w:r>
         <w:rPr>
@@ -11910,207 +10014,7 @@
           <w:sz w:val="16"/>
           <w:szCs w:val="16"/>
         </w:rPr>
-        <w:t>рационализация</w:t>
-      </w:r>
-      <w:r>
-        <w:rPr>
-          <w:rFonts w:ascii="Courier New" w:eastAsia="Times New Roman" w:hAnsi="Courier New"/>
-          <w:color w:val="auto"/>
-          <w:sz w:val="16"/>
-          <w:szCs w:val="16"/>
-          <w:lang w:val="en-US"/>
-        </w:rPr>
-        <w:t>:")</w:t>
-      </w:r>
-      <w:r>
-        <w:rPr>
-          <w:rFonts w:ascii="Courier New" w:eastAsia="Times New Roman" w:hAnsi="Courier New"/>
-          <w:color w:val="auto"/>
-          <w:sz w:val="16"/>
-          <w:szCs w:val="16"/>
-          <w:lang w:val="en-US"/>
-        </w:rPr>
-        <w:br/>
-        <w:t xml:space="preserve">    for i in PLAYERS:</w:t>
-      </w:r>
-      <w:r>
-        <w:rPr>
-          <w:rFonts w:ascii="Courier New" w:eastAsia="Times New Roman" w:hAnsi="Courier New"/>
-          <w:color w:val="auto"/>
-          <w:sz w:val="16"/>
-          <w:szCs w:val="16"/>
-          <w:lang w:val="en-US"/>
-        </w:rPr>
-        <w:br/>
-        <w:t xml:space="preserve">        single = coalition([i])</w:t>
-      </w:r>
-      <w:r>
-        <w:rPr>
-          <w:rFonts w:ascii="Courier New" w:eastAsia="Times New Roman" w:hAnsi="Courier New"/>
-          <w:color w:val="auto"/>
-          <w:sz w:val="16"/>
-          <w:szCs w:val="16"/>
-          <w:lang w:val="en-US"/>
-        </w:rPr>
-        <w:br/>
-        <w:t xml:space="preserve">        ok = phi[i] &gt;= v[single]</w:t>
-      </w:r>
-      <w:r>
-        <w:rPr>
-          <w:rFonts w:ascii="Courier New" w:eastAsia="Times New Roman" w:hAnsi="Courier New"/>
-          <w:color w:val="auto"/>
-          <w:sz w:val="16"/>
-          <w:szCs w:val="16"/>
-          <w:lang w:val="en-US"/>
-        </w:rPr>
-        <w:br/>
-        <w:t xml:space="preserve">        print(</w:t>
-      </w:r>
-      <w:r>
-        <w:rPr>
-          <w:rFonts w:ascii="Courier New" w:eastAsia="Times New Roman" w:hAnsi="Courier New"/>
-          <w:color w:val="auto"/>
-          <w:sz w:val="16"/>
-          <w:szCs w:val="16"/>
-          <w:lang w:val="en-US"/>
-        </w:rPr>
-        <w:br/>
-        <w:t xml:space="preserve">            f"    x_{i}(v) = {</w:t>
-      </w:r>
-      <w:proofErr w:type="spellStart"/>
-      <w:r>
-        <w:rPr>
-          <w:rFonts w:ascii="Courier New" w:eastAsia="Times New Roman" w:hAnsi="Courier New"/>
-          <w:color w:val="auto"/>
-          <w:sz w:val="16"/>
-          <w:szCs w:val="16"/>
-          <w:lang w:val="en-US"/>
-        </w:rPr>
-        <w:t>fmt_fraction</w:t>
-      </w:r>
-      <w:proofErr w:type="spellEnd"/>
-      <w:r>
-        <w:rPr>
-          <w:rFonts w:ascii="Courier New" w:eastAsia="Times New Roman" w:hAnsi="Courier New"/>
-          <w:color w:val="auto"/>
-          <w:sz w:val="16"/>
-          <w:szCs w:val="16"/>
-          <w:lang w:val="en-US"/>
-        </w:rPr>
-        <w:t>(phi[i])}; "</w:t>
-      </w:r>
-      <w:r>
-        <w:rPr>
-          <w:rFonts w:ascii="Courier New" w:eastAsia="Times New Roman" w:hAnsi="Courier New"/>
-          <w:color w:val="auto"/>
-          <w:sz w:val="16"/>
-          <w:szCs w:val="16"/>
-          <w:lang w:val="en-US"/>
-        </w:rPr>
-        <w:br/>
-        <w:t xml:space="preserve">            </w:t>
-      </w:r>
-      <w:proofErr w:type="spellStart"/>
-      <w:r>
-        <w:rPr>
-          <w:rFonts w:ascii="Courier New" w:eastAsia="Times New Roman" w:hAnsi="Courier New"/>
-          <w:color w:val="auto"/>
-          <w:sz w:val="16"/>
-          <w:szCs w:val="16"/>
-          <w:lang w:val="en-US"/>
-        </w:rPr>
-        <w:t>f"v</w:t>
-      </w:r>
-      <w:proofErr w:type="spellEnd"/>
-      <w:r>
-        <w:rPr>
-          <w:rFonts w:ascii="Courier New" w:eastAsia="Times New Roman" w:hAnsi="Courier New"/>
-          <w:color w:val="auto"/>
-          <w:sz w:val="16"/>
-          <w:szCs w:val="16"/>
-          <w:lang w:val="en-US"/>
-        </w:rPr>
-        <w:t>({{{i}}}) = {</w:t>
-      </w:r>
-      <w:proofErr w:type="spellStart"/>
-      <w:r>
-        <w:rPr>
-          <w:rFonts w:ascii="Courier New" w:eastAsia="Times New Roman" w:hAnsi="Courier New"/>
-          <w:color w:val="auto"/>
-          <w:sz w:val="16"/>
-          <w:szCs w:val="16"/>
-          <w:lang w:val="en-US"/>
-        </w:rPr>
-        <w:t>fmt_fraction</w:t>
-      </w:r>
-      <w:proofErr w:type="spellEnd"/>
-      <w:r>
-        <w:rPr>
-          <w:rFonts w:ascii="Courier New" w:eastAsia="Times New Roman" w:hAnsi="Courier New"/>
-          <w:color w:val="auto"/>
-          <w:sz w:val="16"/>
-          <w:szCs w:val="16"/>
-          <w:lang w:val="en-US"/>
-        </w:rPr>
-        <w:t>(v[single])}; "</w:t>
-      </w:r>
-      <w:r>
-        <w:rPr>
-          <w:rFonts w:ascii="Courier New" w:eastAsia="Times New Roman" w:hAnsi="Courier New"/>
-          <w:color w:val="auto"/>
-          <w:sz w:val="16"/>
-          <w:szCs w:val="16"/>
-          <w:lang w:val="en-US"/>
-        </w:rPr>
-        <w:br/>
-        <w:t xml:space="preserve">            f"</w:t>
-      </w:r>
-      <w:r>
-        <w:rPr>
-          <w:rFonts w:ascii="Courier New" w:eastAsia="Times New Roman" w:hAnsi="Courier New"/>
-          <w:color w:val="auto"/>
-          <w:sz w:val="16"/>
-          <w:szCs w:val="16"/>
-        </w:rPr>
-        <w:t>результат</w:t>
-      </w:r>
-      <w:r>
-        <w:rPr>
-          <w:rFonts w:ascii="Courier New" w:eastAsia="Times New Roman" w:hAnsi="Courier New"/>
-          <w:color w:val="auto"/>
-          <w:sz w:val="16"/>
-          <w:szCs w:val="16"/>
-          <w:lang w:val="en-US"/>
-        </w:rPr>
-        <w:t>: {'</w:t>
-      </w:r>
-      <w:r>
-        <w:rPr>
-          <w:rFonts w:ascii="Courier New" w:eastAsia="Times New Roman" w:hAnsi="Courier New"/>
-          <w:color w:val="auto"/>
-          <w:sz w:val="16"/>
-          <w:szCs w:val="16"/>
-        </w:rPr>
-        <w:t>выполнено</w:t>
-      </w:r>
-      <w:r>
-        <w:rPr>
-          <w:rFonts w:ascii="Courier New" w:eastAsia="Times New Roman" w:hAnsi="Courier New"/>
-          <w:color w:val="auto"/>
-          <w:sz w:val="16"/>
-          <w:szCs w:val="16"/>
-          <w:lang w:val="en-US"/>
-        </w:rPr>
-        <w:t>' if ok else '</w:t>
-      </w:r>
-      <w:r>
-        <w:rPr>
-          <w:rFonts w:ascii="Courier New" w:eastAsia="Times New Roman" w:hAnsi="Courier New"/>
-          <w:color w:val="auto"/>
-          <w:sz w:val="16"/>
-          <w:szCs w:val="16"/>
-        </w:rPr>
-        <w:t>НЕ</w:t>
+        <w:t>исходной</w:t>
       </w:r>
       <w:r>
         <w:rPr>
@@ -12129,265 +10033,7 @@
           <w:sz w:val="16"/>
           <w:szCs w:val="16"/>
         </w:rPr>
-        <w:t>выполнено</w:t>
-      </w:r>
-      <w:r>
-        <w:rPr>
-          <w:rFonts w:ascii="Courier New" w:eastAsia="Times New Roman" w:hAnsi="Courier New"/>
-          <w:color w:val="auto"/>
-          <w:sz w:val="16"/>
-          <w:szCs w:val="16"/>
-          <w:lang w:val="en-US"/>
-        </w:rPr>
-        <w:t>'}"</w:t>
-      </w:r>
-      <w:r>
-        <w:rPr>
-          <w:rFonts w:ascii="Courier New" w:eastAsia="Times New Roman" w:hAnsi="Courier New"/>
-          <w:color w:val="auto"/>
-          <w:sz w:val="16"/>
-          <w:szCs w:val="16"/>
-          <w:lang w:val="en-US"/>
-        </w:rPr>
-        <w:br/>
-        <w:t xml:space="preserve">        )</w:t>
-      </w:r>
-      <w:r>
-        <w:rPr>
-          <w:rFonts w:ascii="Courier New" w:eastAsia="Times New Roman" w:hAnsi="Courier New"/>
-          <w:color w:val="auto"/>
-          <w:sz w:val="16"/>
-          <w:szCs w:val="16"/>
-          <w:lang w:val="en-US"/>
-        </w:rPr>
-        <w:br/>
-      </w:r>
-      <w:r>
-        <w:rPr>
-          <w:rFonts w:ascii="Courier New" w:eastAsia="Times New Roman" w:hAnsi="Courier New"/>
-          <w:color w:val="auto"/>
-          <w:sz w:val="16"/>
-          <w:szCs w:val="16"/>
-          <w:lang w:val="en-US"/>
-        </w:rPr>
-        <w:br/>
-      </w:r>
-      <w:r>
-        <w:rPr>
-          <w:rFonts w:ascii="Courier New" w:eastAsia="Times New Roman" w:hAnsi="Courier New"/>
-          <w:color w:val="auto"/>
-          <w:sz w:val="16"/>
-          <w:szCs w:val="16"/>
-          <w:lang w:val="en-US"/>
-        </w:rPr>
-        <w:br/>
-        <w:t>def main() -&gt; None:</w:t>
-      </w:r>
-      <w:r>
-        <w:rPr>
-          <w:rFonts w:ascii="Courier New" w:eastAsia="Times New Roman" w:hAnsi="Courier New"/>
-          <w:color w:val="auto"/>
-          <w:sz w:val="16"/>
-          <w:szCs w:val="16"/>
-          <w:lang w:val="en-US"/>
-        </w:rPr>
-        <w:br/>
-        <w:t xml:space="preserve">    original = </w:t>
-      </w:r>
-      <w:proofErr w:type="spellStart"/>
-      <w:r>
-        <w:rPr>
-          <w:rFonts w:ascii="Courier New" w:eastAsia="Times New Roman" w:hAnsi="Courier New"/>
-          <w:color w:val="auto"/>
-          <w:sz w:val="16"/>
-          <w:szCs w:val="16"/>
-          <w:lang w:val="en-US"/>
-        </w:rPr>
-        <w:t>build_characteristic_function</w:t>
-      </w:r>
-      <w:proofErr w:type="spellEnd"/>
-      <w:r>
-        <w:rPr>
-          <w:rFonts w:ascii="Courier New" w:eastAsia="Times New Roman" w:hAnsi="Courier New"/>
-          <w:color w:val="auto"/>
-          <w:sz w:val="16"/>
-          <w:szCs w:val="16"/>
-          <w:lang w:val="en-US"/>
-        </w:rPr>
-        <w:t>(VARIANT_13_ROW)</w:t>
-      </w:r>
-      <w:r>
-        <w:rPr>
-          <w:rFonts w:ascii="Courier New" w:eastAsia="Times New Roman" w:hAnsi="Courier New"/>
-          <w:color w:val="auto"/>
-          <w:sz w:val="16"/>
-          <w:szCs w:val="16"/>
-          <w:lang w:val="en-US"/>
-        </w:rPr>
-        <w:br/>
-        <w:t xml:space="preserve">    </w:t>
-      </w:r>
-      <w:proofErr w:type="spellStart"/>
-      <w:r>
-        <w:rPr>
-          <w:rFonts w:ascii="Courier New" w:eastAsia="Times New Roman" w:hAnsi="Courier New"/>
-          <w:color w:val="auto"/>
-          <w:sz w:val="16"/>
-          <w:szCs w:val="16"/>
-          <w:lang w:val="en-US"/>
-        </w:rPr>
-        <w:t>print_characteristic_function</w:t>
-      </w:r>
-      <w:proofErr w:type="spellEnd"/>
-      <w:r>
-        <w:rPr>
-          <w:rFonts w:ascii="Courier New" w:eastAsia="Times New Roman" w:hAnsi="Courier New"/>
-          <w:color w:val="auto"/>
-          <w:sz w:val="16"/>
-          <w:szCs w:val="16"/>
-          <w:lang w:val="en-US"/>
-        </w:rPr>
-        <w:t>(original)</w:t>
-      </w:r>
-      <w:r>
-        <w:rPr>
-          <w:rFonts w:ascii="Courier New" w:eastAsia="Times New Roman" w:hAnsi="Courier New"/>
-          <w:color w:val="auto"/>
-          <w:sz w:val="16"/>
-          <w:szCs w:val="16"/>
-          <w:lang w:val="en-US"/>
-        </w:rPr>
-        <w:br/>
-      </w:r>
-      <w:r>
-        <w:rPr>
-          <w:rFonts w:ascii="Courier New" w:eastAsia="Times New Roman" w:hAnsi="Courier New"/>
-          <w:color w:val="auto"/>
-          <w:sz w:val="16"/>
-          <w:szCs w:val="16"/>
-          <w:lang w:val="en-US"/>
-        </w:rPr>
-        <w:br/>
-        <w:t xml:space="preserve">    </w:t>
-      </w:r>
-      <w:proofErr w:type="spellStart"/>
-      <w:r>
-        <w:rPr>
-          <w:rFonts w:ascii="Courier New" w:eastAsia="Times New Roman" w:hAnsi="Courier New"/>
-          <w:color w:val="auto"/>
-          <w:sz w:val="16"/>
-          <w:szCs w:val="16"/>
-          <w:lang w:val="en-US"/>
-        </w:rPr>
-        <w:t>super_checks</w:t>
-      </w:r>
-      <w:proofErr w:type="spellEnd"/>
-      <w:r>
-        <w:rPr>
-          <w:rFonts w:ascii="Courier New" w:eastAsia="Times New Roman" w:hAnsi="Courier New"/>
-          <w:color w:val="auto"/>
-          <w:sz w:val="16"/>
-          <w:szCs w:val="16"/>
-          <w:lang w:val="en-US"/>
-        </w:rPr>
-        <w:t xml:space="preserve">, </w:t>
-      </w:r>
-      <w:proofErr w:type="spellStart"/>
-      <w:r>
-        <w:rPr>
-          <w:rFonts w:ascii="Courier New" w:eastAsia="Times New Roman" w:hAnsi="Courier New"/>
-          <w:color w:val="auto"/>
-          <w:sz w:val="16"/>
-          <w:szCs w:val="16"/>
-          <w:lang w:val="en-US"/>
-        </w:rPr>
-        <w:t>super_violations</w:t>
-      </w:r>
-      <w:proofErr w:type="spellEnd"/>
-      <w:r>
-        <w:rPr>
-          <w:rFonts w:ascii="Courier New" w:eastAsia="Times New Roman" w:hAnsi="Courier New"/>
-          <w:color w:val="auto"/>
-          <w:sz w:val="16"/>
-          <w:szCs w:val="16"/>
-          <w:lang w:val="en-US"/>
-        </w:rPr>
-        <w:t xml:space="preserve"> = </w:t>
-      </w:r>
-      <w:proofErr w:type="spellStart"/>
-      <w:r>
-        <w:rPr>
-          <w:rFonts w:ascii="Courier New" w:eastAsia="Times New Roman" w:hAnsi="Courier New"/>
-          <w:color w:val="auto"/>
-          <w:sz w:val="16"/>
-          <w:szCs w:val="16"/>
-          <w:lang w:val="en-US"/>
-        </w:rPr>
-        <w:t>check_superadditivity</w:t>
-      </w:r>
-      <w:proofErr w:type="spellEnd"/>
-      <w:r>
-        <w:rPr>
-          <w:rFonts w:ascii="Courier New" w:eastAsia="Times New Roman" w:hAnsi="Courier New"/>
-          <w:color w:val="auto"/>
-          <w:sz w:val="16"/>
-          <w:szCs w:val="16"/>
-          <w:lang w:val="en-US"/>
-        </w:rPr>
-        <w:t>(original)</w:t>
-      </w:r>
-      <w:r>
-        <w:rPr>
-          <w:rFonts w:ascii="Courier New" w:eastAsia="Times New Roman" w:hAnsi="Courier New"/>
-          <w:color w:val="auto"/>
-          <w:sz w:val="16"/>
-          <w:szCs w:val="16"/>
-          <w:lang w:val="en-US"/>
-        </w:rPr>
-        <w:br/>
-        <w:t xml:space="preserve">    </w:t>
-      </w:r>
-      <w:proofErr w:type="spellStart"/>
-      <w:r>
-        <w:rPr>
-          <w:rFonts w:ascii="Courier New" w:eastAsia="Times New Roman" w:hAnsi="Courier New"/>
-          <w:color w:val="auto"/>
-          <w:sz w:val="16"/>
-          <w:szCs w:val="16"/>
-          <w:lang w:val="en-US"/>
-        </w:rPr>
-        <w:t>print_check_result</w:t>
-      </w:r>
-      <w:proofErr w:type="spellEnd"/>
-      <w:r>
-        <w:rPr>
-          <w:rFonts w:ascii="Courier New" w:eastAsia="Times New Roman" w:hAnsi="Courier New"/>
-          <w:color w:val="auto"/>
-          <w:sz w:val="16"/>
-          <w:szCs w:val="16"/>
-          <w:lang w:val="en-US"/>
-        </w:rPr>
-        <w:t>(</w:t>
-      </w:r>
-      <w:r>
-        <w:rPr>
-          <w:rFonts w:ascii="Courier New" w:eastAsia="Times New Roman" w:hAnsi="Courier New"/>
-          <w:color w:val="auto"/>
-          <w:sz w:val="16"/>
-          <w:szCs w:val="16"/>
-          <w:lang w:val="en-US"/>
-        </w:rPr>
-        <w:br/>
-        <w:t xml:space="preserve">        "</w:t>
-      </w:r>
-      <w:r>
-        <w:rPr>
-          <w:rFonts w:ascii="Courier New" w:eastAsia="Times New Roman" w:hAnsi="Courier New"/>
-          <w:color w:val="auto"/>
-          <w:sz w:val="16"/>
-          <w:szCs w:val="16"/>
-        </w:rPr>
-        <w:t>Проверка</w:t>
+        <w:t>игры</w:t>
       </w:r>
       <w:r>
         <w:rPr>
@@ -12406,7 +10052,7 @@
           <w:sz w:val="16"/>
           <w:szCs w:val="16"/>
         </w:rPr>
-        <w:t>исходной</w:t>
+        <w:t>на</w:t>
       </w:r>
       <w:r>
         <w:rPr>
@@ -12425,48 +10071,8 @@
           <w:sz w:val="16"/>
           <w:szCs w:val="16"/>
         </w:rPr>
-        <w:t>игры</w:t>
-      </w:r>
-      <w:r>
-        <w:rPr>
-          <w:rFonts w:ascii="Courier New" w:eastAsia="Times New Roman" w:hAnsi="Courier New"/>
-          <w:color w:val="auto"/>
-          <w:sz w:val="16"/>
-          <w:szCs w:val="16"/>
-          <w:lang w:val="en-US"/>
-        </w:rPr>
-        <w:t xml:space="preserve"> </w:t>
-      </w:r>
-      <w:r>
-        <w:rPr>
-          <w:rFonts w:ascii="Courier New" w:eastAsia="Times New Roman" w:hAnsi="Courier New"/>
-          <w:color w:val="auto"/>
-          <w:sz w:val="16"/>
-          <w:szCs w:val="16"/>
-        </w:rPr>
-        <w:t>на</w:t>
-      </w:r>
-      <w:r>
-        <w:rPr>
-          <w:rFonts w:ascii="Courier New" w:eastAsia="Times New Roman" w:hAnsi="Courier New"/>
-          <w:color w:val="auto"/>
-          <w:sz w:val="16"/>
-          <w:szCs w:val="16"/>
-          <w:lang w:val="en-US"/>
-        </w:rPr>
-        <w:t xml:space="preserve"> </w:t>
-      </w:r>
-      <w:proofErr w:type="spellStart"/>
-      <w:r>
-        <w:rPr>
-          <w:rFonts w:ascii="Courier New" w:eastAsia="Times New Roman" w:hAnsi="Courier New"/>
-          <w:color w:val="auto"/>
-          <w:sz w:val="16"/>
-          <w:szCs w:val="16"/>
-        </w:rPr>
         <w:t>супераддитивность</w:t>
       </w:r>
-      <w:proofErr w:type="spellEnd"/>
       <w:r>
         <w:rPr>
           <w:rFonts w:ascii="Courier New" w:eastAsia="Times New Roman" w:hAnsi="Courier New"/>
@@ -12486,62 +10092,18 @@
           <w:lang w:val="en-US"/>
         </w:rPr>
         <w:br/>
-        <w:t xml:space="preserve">        </w:t>
-      </w:r>
-      <w:proofErr w:type="spellStart"/>
-      <w:r>
-        <w:rPr>
-          <w:rFonts w:ascii="Courier New" w:eastAsia="Times New Roman" w:hAnsi="Courier New"/>
-          <w:color w:val="auto"/>
-          <w:sz w:val="16"/>
-          <w:szCs w:val="16"/>
-          <w:lang w:val="en-US"/>
-        </w:rPr>
-        <w:t>super_checks</w:t>
-      </w:r>
-      <w:proofErr w:type="spellEnd"/>
-      <w:r>
-        <w:rPr>
-          <w:rFonts w:ascii="Courier New" w:eastAsia="Times New Roman" w:hAnsi="Courier New"/>
-          <w:color w:val="auto"/>
-          <w:sz w:val="16"/>
-          <w:szCs w:val="16"/>
-          <w:lang w:val="en-US"/>
-        </w:rPr>
-        <w:t>,</w:t>
-      </w:r>
-      <w:r>
-        <w:rPr>
-          <w:rFonts w:ascii="Courier New" w:eastAsia="Times New Roman" w:hAnsi="Courier New"/>
-          <w:color w:val="auto"/>
-          <w:sz w:val="16"/>
-          <w:szCs w:val="16"/>
-          <w:lang w:val="en-US"/>
-        </w:rPr>
-        <w:br/>
-        <w:t xml:space="preserve">        </w:t>
-      </w:r>
-      <w:proofErr w:type="spellStart"/>
-      <w:r>
-        <w:rPr>
-          <w:rFonts w:ascii="Courier New" w:eastAsia="Times New Roman" w:hAnsi="Courier New"/>
-          <w:color w:val="auto"/>
-          <w:sz w:val="16"/>
-          <w:szCs w:val="16"/>
-          <w:lang w:val="en-US"/>
-        </w:rPr>
-        <w:t>super_violations</w:t>
-      </w:r>
-      <w:proofErr w:type="spellEnd"/>
-      <w:r>
-        <w:rPr>
-          <w:rFonts w:ascii="Courier New" w:eastAsia="Times New Roman" w:hAnsi="Courier New"/>
-          <w:color w:val="auto"/>
-          <w:sz w:val="16"/>
-          <w:szCs w:val="16"/>
-          <w:lang w:val="en-US"/>
-        </w:rPr>
-        <w:t>,</w:t>
+        <w:t xml:space="preserve">        super_checks,</w:t>
+      </w:r>
+      <w:r>
+        <w:rPr>
+          <w:rFonts w:ascii="Courier New" w:eastAsia="Times New Roman" w:hAnsi="Courier New"/>
+          <w:color w:val="auto"/>
+          <w:sz w:val="16"/>
+          <w:szCs w:val="16"/>
+          <w:lang w:val="en-US"/>
+        </w:rPr>
+        <w:br/>
+        <w:t xml:space="preserve">        super_violations,</w:t>
       </w:r>
       <w:r>
         <w:rPr>
@@ -12583,106 +10145,18 @@
           <w:lang w:val="en-US"/>
         </w:rPr>
         <w:br/>
-        <w:t xml:space="preserve">    </w:t>
-      </w:r>
-      <w:proofErr w:type="spellStart"/>
-      <w:r>
-        <w:rPr>
-          <w:rFonts w:ascii="Courier New" w:eastAsia="Times New Roman" w:hAnsi="Courier New"/>
-          <w:color w:val="auto"/>
-          <w:sz w:val="16"/>
-          <w:szCs w:val="16"/>
-          <w:lang w:val="en-US"/>
-        </w:rPr>
-        <w:t>convex_checks</w:t>
-      </w:r>
-      <w:proofErr w:type="spellEnd"/>
-      <w:r>
-        <w:rPr>
-          <w:rFonts w:ascii="Courier New" w:eastAsia="Times New Roman" w:hAnsi="Courier New"/>
-          <w:color w:val="auto"/>
-          <w:sz w:val="16"/>
-          <w:szCs w:val="16"/>
-          <w:lang w:val="en-US"/>
-        </w:rPr>
-        <w:t xml:space="preserve">, </w:t>
-      </w:r>
-      <w:proofErr w:type="spellStart"/>
-      <w:r>
-        <w:rPr>
-          <w:rFonts w:ascii="Courier New" w:eastAsia="Times New Roman" w:hAnsi="Courier New"/>
-          <w:color w:val="auto"/>
-          <w:sz w:val="16"/>
-          <w:szCs w:val="16"/>
-          <w:lang w:val="en-US"/>
-        </w:rPr>
-        <w:t>convex_violations</w:t>
-      </w:r>
-      <w:proofErr w:type="spellEnd"/>
-      <w:r>
-        <w:rPr>
-          <w:rFonts w:ascii="Courier New" w:eastAsia="Times New Roman" w:hAnsi="Courier New"/>
-          <w:color w:val="auto"/>
-          <w:sz w:val="16"/>
-          <w:szCs w:val="16"/>
-          <w:lang w:val="en-US"/>
-        </w:rPr>
-        <w:t xml:space="preserve"> = </w:t>
-      </w:r>
-      <w:proofErr w:type="spellStart"/>
-      <w:r>
-        <w:rPr>
-          <w:rFonts w:ascii="Courier New" w:eastAsia="Times New Roman" w:hAnsi="Courier New"/>
-          <w:color w:val="auto"/>
-          <w:sz w:val="16"/>
-          <w:szCs w:val="16"/>
-          <w:lang w:val="en-US"/>
-        </w:rPr>
-        <w:t>check_convexity</w:t>
-      </w:r>
-      <w:proofErr w:type="spellEnd"/>
-      <w:r>
-        <w:rPr>
-          <w:rFonts w:ascii="Courier New" w:eastAsia="Times New Roman" w:hAnsi="Courier New"/>
-          <w:color w:val="auto"/>
-          <w:sz w:val="16"/>
-          <w:szCs w:val="16"/>
-          <w:lang w:val="en-US"/>
-        </w:rPr>
-        <w:t>(original)</w:t>
-      </w:r>
-      <w:r>
-        <w:rPr>
-          <w:rFonts w:ascii="Courier New" w:eastAsia="Times New Roman" w:hAnsi="Courier New"/>
-          <w:color w:val="auto"/>
-          <w:sz w:val="16"/>
-          <w:szCs w:val="16"/>
-          <w:lang w:val="en-US"/>
-        </w:rPr>
-        <w:br/>
-        <w:t xml:space="preserve">    </w:t>
-      </w:r>
-      <w:proofErr w:type="spellStart"/>
-      <w:r>
-        <w:rPr>
-          <w:rFonts w:ascii="Courier New" w:eastAsia="Times New Roman" w:hAnsi="Courier New"/>
-          <w:color w:val="auto"/>
-          <w:sz w:val="16"/>
-          <w:szCs w:val="16"/>
-          <w:lang w:val="en-US"/>
-        </w:rPr>
-        <w:t>print_check_result</w:t>
-      </w:r>
-      <w:proofErr w:type="spellEnd"/>
-      <w:r>
-        <w:rPr>
-          <w:rFonts w:ascii="Courier New" w:eastAsia="Times New Roman" w:hAnsi="Courier New"/>
-          <w:color w:val="auto"/>
-          <w:sz w:val="16"/>
-          <w:szCs w:val="16"/>
-          <w:lang w:val="en-US"/>
-        </w:rPr>
-        <w:t>(</w:t>
+        <w:t xml:space="preserve">    convex_checks, convex_violations = check_convexity(original)</w:t>
+      </w:r>
+      <w:r>
+        <w:rPr>
+          <w:rFonts w:ascii="Courier New" w:eastAsia="Times New Roman" w:hAnsi="Courier New"/>
+          <w:color w:val="auto"/>
+          <w:sz w:val="16"/>
+          <w:szCs w:val="16"/>
+          <w:lang w:val="en-US"/>
+        </w:rPr>
+        <w:br/>
+        <w:t xml:space="preserve">    print_check_result(</w:t>
       </w:r>
       <w:r>
         <w:rPr>
@@ -12799,62 +10273,18 @@
           <w:lang w:val="en-US"/>
         </w:rPr>
         <w:br/>
-        <w:t xml:space="preserve">        </w:t>
-      </w:r>
-      <w:proofErr w:type="spellStart"/>
-      <w:r>
-        <w:rPr>
-          <w:rFonts w:ascii="Courier New" w:eastAsia="Times New Roman" w:hAnsi="Courier New"/>
-          <w:color w:val="auto"/>
-          <w:sz w:val="16"/>
-          <w:szCs w:val="16"/>
-          <w:lang w:val="en-US"/>
-        </w:rPr>
-        <w:t>convex_checks</w:t>
-      </w:r>
-      <w:proofErr w:type="spellEnd"/>
-      <w:r>
-        <w:rPr>
-          <w:rFonts w:ascii="Courier New" w:eastAsia="Times New Roman" w:hAnsi="Courier New"/>
-          <w:color w:val="auto"/>
-          <w:sz w:val="16"/>
-          <w:szCs w:val="16"/>
-          <w:lang w:val="en-US"/>
-        </w:rPr>
-        <w:t>,</w:t>
-      </w:r>
-      <w:r>
-        <w:rPr>
-          <w:rFonts w:ascii="Courier New" w:eastAsia="Times New Roman" w:hAnsi="Courier New"/>
-          <w:color w:val="auto"/>
-          <w:sz w:val="16"/>
-          <w:szCs w:val="16"/>
-          <w:lang w:val="en-US"/>
-        </w:rPr>
-        <w:br/>
-        <w:t xml:space="preserve">        </w:t>
-      </w:r>
-      <w:proofErr w:type="spellStart"/>
-      <w:r>
-        <w:rPr>
-          <w:rFonts w:ascii="Courier New" w:eastAsia="Times New Roman" w:hAnsi="Courier New"/>
-          <w:color w:val="auto"/>
-          <w:sz w:val="16"/>
-          <w:szCs w:val="16"/>
-          <w:lang w:val="en-US"/>
-        </w:rPr>
-        <w:t>convex_violations</w:t>
-      </w:r>
-      <w:proofErr w:type="spellEnd"/>
-      <w:r>
-        <w:rPr>
-          <w:rFonts w:ascii="Courier New" w:eastAsia="Times New Roman" w:hAnsi="Courier New"/>
-          <w:color w:val="auto"/>
-          <w:sz w:val="16"/>
-          <w:szCs w:val="16"/>
-          <w:lang w:val="en-US"/>
-        </w:rPr>
-        <w:t>,</w:t>
+        <w:t xml:space="preserve">        convex_checks,</w:t>
+      </w:r>
+      <w:r>
+        <w:rPr>
+          <w:rFonts w:ascii="Courier New" w:eastAsia="Times New Roman" w:hAnsi="Courier New"/>
+          <w:color w:val="auto"/>
+          <w:sz w:val="16"/>
+          <w:szCs w:val="16"/>
+          <w:lang w:val="en-US"/>
+        </w:rPr>
+        <w:br/>
+        <w:t xml:space="preserve">        convex_violations,</w:t>
       </w:r>
       <w:r>
         <w:rPr>
@@ -12897,29 +10327,7 @@
           <w:lang w:val="en-US"/>
         </w:rPr>
         <w:br/>
-        <w:t xml:space="preserve">    if </w:t>
-      </w:r>
-      <w:proofErr w:type="spellStart"/>
-      <w:r>
-        <w:rPr>
-          <w:rFonts w:ascii="Courier New" w:eastAsia="Times New Roman" w:hAnsi="Courier New"/>
-          <w:color w:val="auto"/>
-          <w:sz w:val="16"/>
-          <w:szCs w:val="16"/>
-          <w:lang w:val="en-US"/>
-        </w:rPr>
-        <w:t>super_violations</w:t>
-      </w:r>
-      <w:proofErr w:type="spellEnd"/>
-      <w:r>
-        <w:rPr>
-          <w:rFonts w:ascii="Courier New" w:eastAsia="Times New Roman" w:hAnsi="Courier New"/>
-          <w:color w:val="auto"/>
-          <w:sz w:val="16"/>
-          <w:szCs w:val="16"/>
-          <w:lang w:val="en-US"/>
-        </w:rPr>
-        <w:t>:</w:t>
+        <w:t xml:space="preserve">    if super_violations:</w:t>
       </w:r>
       <w:r>
         <w:rPr>
@@ -13008,7 +10416,6 @@
         </w:rPr>
         <w:t xml:space="preserve"> </w:t>
       </w:r>
-      <w:proofErr w:type="spellStart"/>
       <w:r>
         <w:rPr>
           <w:rFonts w:ascii="Courier New" w:eastAsia="Times New Roman" w:hAnsi="Courier New"/>
@@ -13018,7 +10425,6 @@
         </w:rPr>
         <w:t>супераддитивной</w:t>
       </w:r>
-      <w:proofErr w:type="spellEnd"/>
       <w:r>
         <w:rPr>
           <w:rFonts w:ascii="Courier New" w:eastAsia="Times New Roman" w:hAnsi="Courier New"/>
@@ -13095,29 +10501,7 @@
           <w:lang w:val="en-US"/>
         </w:rPr>
         <w:br/>
-        <w:t xml:space="preserve">        working, changes = </w:t>
-      </w:r>
-      <w:proofErr w:type="spellStart"/>
-      <w:r>
-        <w:rPr>
-          <w:rFonts w:ascii="Courier New" w:eastAsia="Times New Roman" w:hAnsi="Courier New"/>
-          <w:color w:val="auto"/>
-          <w:sz w:val="16"/>
-          <w:szCs w:val="16"/>
-          <w:lang w:val="en-US"/>
-        </w:rPr>
-        <w:t>make_superadditive</w:t>
-      </w:r>
-      <w:proofErr w:type="spellEnd"/>
-      <w:r>
-        <w:rPr>
-          <w:rFonts w:ascii="Courier New" w:eastAsia="Times New Roman" w:hAnsi="Courier New"/>
-          <w:color w:val="auto"/>
-          <w:sz w:val="16"/>
-          <w:szCs w:val="16"/>
-          <w:lang w:val="en-US"/>
-        </w:rPr>
-        <w:t>(original)</w:t>
+        <w:t xml:space="preserve">        working, changes = make_superadditive(original)</w:t>
       </w:r>
       <w:r>
         <w:rPr>
@@ -13275,51 +10659,7 @@
           <w:szCs w:val="16"/>
           <w:lang w:val="en-US"/>
         </w:rPr>
-        <w:t xml:space="preserve"> S={</w:t>
-      </w:r>
-      <w:proofErr w:type="spellStart"/>
-      <w:r>
-        <w:rPr>
-          <w:rFonts w:ascii="Courier New" w:eastAsia="Times New Roman" w:hAnsi="Courier New"/>
-          <w:color w:val="auto"/>
-          <w:sz w:val="16"/>
-          <w:szCs w:val="16"/>
-          <w:lang w:val="en-US"/>
-        </w:rPr>
-        <w:t>coalition_to_str</w:t>
-      </w:r>
-      <w:proofErr w:type="spellEnd"/>
-      <w:r>
-        <w:rPr>
-          <w:rFonts w:ascii="Courier New" w:eastAsia="Times New Roman" w:hAnsi="Courier New"/>
-          <w:color w:val="auto"/>
-          <w:sz w:val="16"/>
-          <w:szCs w:val="16"/>
-          <w:lang w:val="en-US"/>
-        </w:rPr>
-        <w:t>(s)}, T={</w:t>
-      </w:r>
-      <w:proofErr w:type="spellStart"/>
-      <w:r>
-        <w:rPr>
-          <w:rFonts w:ascii="Courier New" w:eastAsia="Times New Roman" w:hAnsi="Courier New"/>
-          <w:color w:val="auto"/>
-          <w:sz w:val="16"/>
-          <w:szCs w:val="16"/>
-          <w:lang w:val="en-US"/>
-        </w:rPr>
-        <w:t>coalition_to_str</w:t>
-      </w:r>
-      <w:proofErr w:type="spellEnd"/>
-      <w:r>
-        <w:rPr>
-          <w:rFonts w:ascii="Courier New" w:eastAsia="Times New Roman" w:hAnsi="Courier New"/>
-          <w:color w:val="auto"/>
-          <w:sz w:val="16"/>
-          <w:szCs w:val="16"/>
-          <w:lang w:val="en-US"/>
-        </w:rPr>
-        <w:t>(t)} "</w:t>
+        <w:t xml:space="preserve"> S={coalition_to_str(s)}, T={coalition_to_str(t)} "</w:t>
       </w:r>
       <w:r>
         <w:rPr>
@@ -13368,51 +10708,7 @@
           <w:szCs w:val="16"/>
           <w:lang w:val="en-US"/>
         </w:rPr>
-        <w:t xml:space="preserve"> v({</w:t>
-      </w:r>
-      <w:proofErr w:type="spellStart"/>
-      <w:r>
-        <w:rPr>
-          <w:rFonts w:ascii="Courier New" w:eastAsia="Times New Roman" w:hAnsi="Courier New"/>
-          <w:color w:val="auto"/>
-          <w:sz w:val="16"/>
-          <w:szCs w:val="16"/>
-          <w:lang w:val="en-US"/>
-        </w:rPr>
-        <w:t>coalition_to_str</w:t>
-      </w:r>
-      <w:proofErr w:type="spellEnd"/>
-      <w:r>
-        <w:rPr>
-          <w:rFonts w:ascii="Courier New" w:eastAsia="Times New Roman" w:hAnsi="Courier New"/>
-          <w:color w:val="auto"/>
-          <w:sz w:val="16"/>
-          <w:szCs w:val="16"/>
-          <w:lang w:val="en-US"/>
-        </w:rPr>
-        <w:t>(u)}) &gt;= {</w:t>
-      </w:r>
-      <w:proofErr w:type="spellStart"/>
-      <w:r>
-        <w:rPr>
-          <w:rFonts w:ascii="Courier New" w:eastAsia="Times New Roman" w:hAnsi="Courier New"/>
-          <w:color w:val="auto"/>
-          <w:sz w:val="16"/>
-          <w:szCs w:val="16"/>
-          <w:lang w:val="en-US"/>
-        </w:rPr>
-        <w:t>fmt_fraction</w:t>
-      </w:r>
-      <w:proofErr w:type="spellEnd"/>
-      <w:r>
-        <w:rPr>
-          <w:rFonts w:ascii="Courier New" w:eastAsia="Times New Roman" w:hAnsi="Courier New"/>
-          <w:color w:val="auto"/>
-          <w:sz w:val="16"/>
-          <w:szCs w:val="16"/>
-          <w:lang w:val="en-US"/>
-        </w:rPr>
-        <w:t>(new)}; "</w:t>
+        <w:t xml:space="preserve"> v({coalition_to_str(u)}) &gt;= {fmt_fraction(new)}; "</w:t>
       </w:r>
       <w:r>
         <w:rPr>
@@ -13461,29 +10757,7 @@
           <w:szCs w:val="16"/>
           <w:lang w:val="en-US"/>
         </w:rPr>
-        <w:t xml:space="preserve"> {</w:t>
-      </w:r>
-      <w:proofErr w:type="spellStart"/>
-      <w:r>
-        <w:rPr>
-          <w:rFonts w:ascii="Courier New" w:eastAsia="Times New Roman" w:hAnsi="Courier New"/>
-          <w:color w:val="auto"/>
-          <w:sz w:val="16"/>
-          <w:szCs w:val="16"/>
-          <w:lang w:val="en-US"/>
-        </w:rPr>
-        <w:t>fmt_fraction</w:t>
-      </w:r>
-      <w:proofErr w:type="spellEnd"/>
-      <w:r>
-        <w:rPr>
-          <w:rFonts w:ascii="Courier New" w:eastAsia="Times New Roman" w:hAnsi="Courier New"/>
-          <w:color w:val="auto"/>
-          <w:sz w:val="16"/>
-          <w:szCs w:val="16"/>
-          <w:lang w:val="en-US"/>
-        </w:rPr>
-        <w:t xml:space="preserve">(old)} </w:t>
+        <w:t xml:space="preserve"> {fmt_fraction(old)} </w:t>
       </w:r>
       <w:r>
         <w:rPr>
@@ -13521,29 +10795,7 @@
           <w:szCs w:val="16"/>
           <w:lang w:val="en-US"/>
         </w:rPr>
-        <w:t xml:space="preserve"> {</w:t>
-      </w:r>
-      <w:proofErr w:type="spellStart"/>
-      <w:r>
-        <w:rPr>
-          <w:rFonts w:ascii="Courier New" w:eastAsia="Times New Roman" w:hAnsi="Courier New"/>
-          <w:color w:val="auto"/>
-          <w:sz w:val="16"/>
-          <w:szCs w:val="16"/>
-          <w:lang w:val="en-US"/>
-        </w:rPr>
-        <w:t>fmt_fraction</w:t>
-      </w:r>
-      <w:proofErr w:type="spellEnd"/>
-      <w:r>
-        <w:rPr>
-          <w:rFonts w:ascii="Courier New" w:eastAsia="Times New Roman" w:hAnsi="Courier New"/>
-          <w:color w:val="auto"/>
-          <w:sz w:val="16"/>
-          <w:szCs w:val="16"/>
-          <w:lang w:val="en-US"/>
-        </w:rPr>
-        <w:t>(new)}"</w:t>
+        <w:t xml:space="preserve"> {fmt_fraction(new)}"</w:t>
       </w:r>
       <w:r>
         <w:rPr>
@@ -13575,105 +10827,39 @@
           <w:lang w:val="en-US"/>
         </w:rPr>
         <w:br/>
-        <w:t xml:space="preserve">        </w:t>
-      </w:r>
-      <w:proofErr w:type="spellStart"/>
-      <w:r>
-        <w:rPr>
-          <w:rFonts w:ascii="Courier New" w:eastAsia="Times New Roman" w:hAnsi="Courier New"/>
-          <w:color w:val="auto"/>
-          <w:sz w:val="16"/>
-          <w:szCs w:val="16"/>
-          <w:lang w:val="en-US"/>
-        </w:rPr>
-        <w:t>print_characteristic_function</w:t>
-      </w:r>
-      <w:proofErr w:type="spellEnd"/>
-      <w:r>
-        <w:rPr>
-          <w:rFonts w:ascii="Courier New" w:eastAsia="Times New Roman" w:hAnsi="Courier New"/>
-          <w:color w:val="auto"/>
-          <w:sz w:val="16"/>
-          <w:szCs w:val="16"/>
-          <w:lang w:val="en-US"/>
-        </w:rPr>
-        <w:t>(working)</w:t>
-      </w:r>
-      <w:r>
-        <w:rPr>
-          <w:rFonts w:ascii="Courier New" w:eastAsia="Times New Roman" w:hAnsi="Courier New"/>
-          <w:color w:val="auto"/>
-          <w:sz w:val="16"/>
-          <w:szCs w:val="16"/>
-          <w:lang w:val="en-US"/>
-        </w:rPr>
-        <w:br/>
-      </w:r>
-      <w:r>
-        <w:rPr>
-          <w:rFonts w:ascii="Courier New" w:eastAsia="Times New Roman" w:hAnsi="Courier New"/>
-          <w:color w:val="auto"/>
-          <w:sz w:val="16"/>
-          <w:szCs w:val="16"/>
-          <w:lang w:val="en-US"/>
-        </w:rPr>
-        <w:br/>
-        <w:t xml:space="preserve">        super_checks2, super_violations2 = </w:t>
-      </w:r>
-      <w:proofErr w:type="spellStart"/>
-      <w:r>
-        <w:rPr>
-          <w:rFonts w:ascii="Courier New" w:eastAsia="Times New Roman" w:hAnsi="Courier New"/>
-          <w:color w:val="auto"/>
-          <w:sz w:val="16"/>
-          <w:szCs w:val="16"/>
-          <w:lang w:val="en-US"/>
-        </w:rPr>
-        <w:t>check_superadditivity</w:t>
-      </w:r>
-      <w:proofErr w:type="spellEnd"/>
-      <w:r>
-        <w:rPr>
-          <w:rFonts w:ascii="Courier New" w:eastAsia="Times New Roman" w:hAnsi="Courier New"/>
-          <w:color w:val="auto"/>
-          <w:sz w:val="16"/>
-          <w:szCs w:val="16"/>
-          <w:lang w:val="en-US"/>
-        </w:rPr>
-        <w:t>(working)</w:t>
-      </w:r>
-      <w:r>
-        <w:rPr>
-          <w:rFonts w:ascii="Courier New" w:eastAsia="Times New Roman" w:hAnsi="Courier New"/>
-          <w:color w:val="auto"/>
-          <w:sz w:val="16"/>
-          <w:szCs w:val="16"/>
-          <w:lang w:val="en-US"/>
-        </w:rPr>
-        <w:br/>
-        <w:t xml:space="preserve">        </w:t>
-      </w:r>
-      <w:proofErr w:type="spellStart"/>
-      <w:r>
-        <w:rPr>
-          <w:rFonts w:ascii="Courier New" w:eastAsia="Times New Roman" w:hAnsi="Courier New"/>
-          <w:color w:val="auto"/>
-          <w:sz w:val="16"/>
-          <w:szCs w:val="16"/>
-          <w:lang w:val="en-US"/>
-        </w:rPr>
-        <w:t>print_check_result</w:t>
-      </w:r>
-      <w:proofErr w:type="spellEnd"/>
-      <w:r>
-        <w:rPr>
-          <w:rFonts w:ascii="Courier New" w:eastAsia="Times New Roman" w:hAnsi="Courier New"/>
-          <w:color w:val="auto"/>
-          <w:sz w:val="16"/>
-          <w:szCs w:val="16"/>
-          <w:lang w:val="en-US"/>
-        </w:rPr>
-        <w:t>(</w:t>
+        <w:t xml:space="preserve">        print_characteristic_function(working)</w:t>
+      </w:r>
+      <w:r>
+        <w:rPr>
+          <w:rFonts w:ascii="Courier New" w:eastAsia="Times New Roman" w:hAnsi="Courier New"/>
+          <w:color w:val="auto"/>
+          <w:sz w:val="16"/>
+          <w:szCs w:val="16"/>
+          <w:lang w:val="en-US"/>
+        </w:rPr>
+        <w:br/>
+      </w:r>
+      <w:r>
+        <w:rPr>
+          <w:rFonts w:ascii="Courier New" w:eastAsia="Times New Roman" w:hAnsi="Courier New"/>
+          <w:color w:val="auto"/>
+          <w:sz w:val="16"/>
+          <w:szCs w:val="16"/>
+          <w:lang w:val="en-US"/>
+        </w:rPr>
+        <w:br/>
+        <w:t xml:space="preserve">        super_checks2, super_violations2 = check_superadditivity(working)</w:t>
+      </w:r>
+      <w:r>
+        <w:rPr>
+          <w:rFonts w:ascii="Courier New" w:eastAsia="Times New Roman" w:hAnsi="Courier New"/>
+          <w:color w:val="auto"/>
+          <w:sz w:val="16"/>
+          <w:szCs w:val="16"/>
+          <w:lang w:val="en-US"/>
+        </w:rPr>
+        <w:br/>
+        <w:t xml:space="preserve">        print_check_result(</w:t>
       </w:r>
       <w:r>
         <w:rPr>
@@ -13781,7 +10967,6 @@
         </w:rPr>
         <w:t xml:space="preserve"> </w:t>
       </w:r>
-      <w:proofErr w:type="spellStart"/>
       <w:r>
         <w:rPr>
           <w:rFonts w:ascii="Courier New" w:eastAsia="Times New Roman" w:hAnsi="Courier New"/>
@@ -13791,7 +10976,6 @@
         </w:rPr>
         <w:t>супераддитивность</w:t>
       </w:r>
-      <w:proofErr w:type="spellEnd"/>
       <w:r>
         <w:rPr>
           <w:rFonts w:ascii="Courier New" w:eastAsia="Times New Roman" w:hAnsi="Courier New"/>
@@ -13854,62 +11038,18 @@
           <w:lang w:val="en-US"/>
         </w:rPr>
         <w:br/>
-        <w:t xml:space="preserve">        convex_checks2, convex_violations2 = </w:t>
-      </w:r>
-      <w:proofErr w:type="spellStart"/>
-      <w:r>
-        <w:rPr>
-          <w:rFonts w:ascii="Courier New" w:eastAsia="Times New Roman" w:hAnsi="Courier New"/>
-          <w:color w:val="auto"/>
-          <w:sz w:val="16"/>
-          <w:szCs w:val="16"/>
-          <w:lang w:val="en-US"/>
-        </w:rPr>
-        <w:t>check_convexity</w:t>
-      </w:r>
-      <w:proofErr w:type="spellEnd"/>
-      <w:r>
-        <w:rPr>
-          <w:rFonts w:ascii="Courier New" w:eastAsia="Times New Roman" w:hAnsi="Courier New"/>
-          <w:color w:val="auto"/>
-          <w:sz w:val="16"/>
-          <w:szCs w:val="16"/>
-          <w:lang w:val="en-US"/>
-        </w:rPr>
-        <w:t>(working)</w:t>
-      </w:r>
-      <w:r>
-        <w:rPr>
-          <w:rFonts w:ascii="Courier New" w:eastAsia="Times New Roman" w:hAnsi="Courier New"/>
-          <w:color w:val="auto"/>
-          <w:sz w:val="16"/>
-          <w:szCs w:val="16"/>
-          <w:lang w:val="en-US"/>
-        </w:rPr>
-        <w:br/>
-        <w:t xml:space="preserve">        </w:t>
-      </w:r>
-      <w:proofErr w:type="spellStart"/>
-      <w:r>
-        <w:rPr>
-          <w:rFonts w:ascii="Courier New" w:eastAsia="Times New Roman" w:hAnsi="Courier New"/>
-          <w:color w:val="auto"/>
-          <w:sz w:val="16"/>
-          <w:szCs w:val="16"/>
-          <w:lang w:val="en-US"/>
-        </w:rPr>
-        <w:t>print_check_result</w:t>
-      </w:r>
-      <w:proofErr w:type="spellEnd"/>
-      <w:r>
-        <w:rPr>
-          <w:rFonts w:ascii="Courier New" w:eastAsia="Times New Roman" w:hAnsi="Courier New"/>
-          <w:color w:val="auto"/>
-          <w:sz w:val="16"/>
-          <w:szCs w:val="16"/>
-          <w:lang w:val="en-US"/>
-        </w:rPr>
-        <w:t>(</w:t>
+        <w:t xml:space="preserve">        convex_checks2, convex_violations2 = check_convexity(working)</w:t>
+      </w:r>
+      <w:r>
+        <w:rPr>
+          <w:rFonts w:ascii="Courier New" w:eastAsia="Times New Roman" w:hAnsi="Courier New"/>
+          <w:color w:val="auto"/>
+          <w:sz w:val="16"/>
+          <w:szCs w:val="16"/>
+          <w:lang w:val="en-US"/>
+        </w:rPr>
+        <w:br/>
+        <w:t xml:space="preserve">        print_check_result(</w:t>
       </w:r>
       <w:r>
         <w:rPr>
@@ -14069,62 +11209,18 @@
           <w:lang w:val="en-US"/>
         </w:rPr>
         <w:br/>
-        <w:t xml:space="preserve">    phi, details = </w:t>
-      </w:r>
-      <w:proofErr w:type="spellStart"/>
-      <w:r>
-        <w:rPr>
-          <w:rFonts w:ascii="Courier New" w:eastAsia="Times New Roman" w:hAnsi="Courier New"/>
-          <w:color w:val="auto"/>
-          <w:sz w:val="16"/>
-          <w:szCs w:val="16"/>
-          <w:lang w:val="en-US"/>
-        </w:rPr>
-        <w:t>shapley_vector</w:t>
-      </w:r>
-      <w:proofErr w:type="spellEnd"/>
-      <w:r>
-        <w:rPr>
-          <w:rFonts w:ascii="Courier New" w:eastAsia="Times New Roman" w:hAnsi="Courier New"/>
-          <w:color w:val="auto"/>
-          <w:sz w:val="16"/>
-          <w:szCs w:val="16"/>
-          <w:lang w:val="en-US"/>
-        </w:rPr>
-        <w:t>(working)</w:t>
-      </w:r>
-      <w:r>
-        <w:rPr>
-          <w:rFonts w:ascii="Courier New" w:eastAsia="Times New Roman" w:hAnsi="Courier New"/>
-          <w:color w:val="auto"/>
-          <w:sz w:val="16"/>
-          <w:szCs w:val="16"/>
-          <w:lang w:val="en-US"/>
-        </w:rPr>
-        <w:br/>
-        <w:t xml:space="preserve">    </w:t>
-      </w:r>
-      <w:proofErr w:type="spellStart"/>
-      <w:r>
-        <w:rPr>
-          <w:rFonts w:ascii="Courier New" w:eastAsia="Times New Roman" w:hAnsi="Courier New"/>
-          <w:color w:val="auto"/>
-          <w:sz w:val="16"/>
-          <w:szCs w:val="16"/>
-          <w:lang w:val="en-US"/>
-        </w:rPr>
-        <w:t>print_shapley_details</w:t>
-      </w:r>
-      <w:proofErr w:type="spellEnd"/>
-      <w:r>
-        <w:rPr>
-          <w:rFonts w:ascii="Courier New" w:eastAsia="Times New Roman" w:hAnsi="Courier New"/>
-          <w:color w:val="auto"/>
-          <w:sz w:val="16"/>
-          <w:szCs w:val="16"/>
-          <w:lang w:val="en-US"/>
-        </w:rPr>
-        <w:t>(phi, details)</w:t>
+        <w:t xml:space="preserve">    phi, details = shapley_vector(working)</w:t>
+      </w:r>
+      <w:r>
+        <w:rPr>
+          <w:rFonts w:ascii="Courier New" w:eastAsia="Times New Roman" w:hAnsi="Courier New"/>
+          <w:color w:val="auto"/>
+          <w:sz w:val="16"/>
+          <w:szCs w:val="16"/>
+          <w:lang w:val="en-US"/>
+        </w:rPr>
+        <w:br/>
+        <w:t xml:space="preserve">    print_shapley_details(phi, details)</w:t>
       </w:r>
       <w:r>
         <w:rPr>
@@ -14213,72 +11309,28 @@
           <w:lang w:val="en-US"/>
         </w:rPr>
         <w:br/>
-        <w:t xml:space="preserve">    print("  X(v) = (" + ", ".join(</w:t>
-      </w:r>
-      <w:proofErr w:type="spellStart"/>
-      <w:r>
-        <w:rPr>
-          <w:rFonts w:ascii="Courier New" w:eastAsia="Times New Roman" w:hAnsi="Courier New"/>
-          <w:color w:val="auto"/>
-          <w:sz w:val="16"/>
-          <w:szCs w:val="16"/>
-          <w:lang w:val="en-US"/>
-        </w:rPr>
-        <w:t>fmt_fraction</w:t>
-      </w:r>
-      <w:proofErr w:type="spellEnd"/>
-      <w:r>
-        <w:rPr>
-          <w:rFonts w:ascii="Courier New" w:eastAsia="Times New Roman" w:hAnsi="Courier New"/>
-          <w:color w:val="auto"/>
-          <w:sz w:val="16"/>
-          <w:szCs w:val="16"/>
-          <w:lang w:val="en-US"/>
-        </w:rPr>
-        <w:t>(phi[i]) for i in PLAYERS) + ")")</w:t>
-      </w:r>
-      <w:r>
-        <w:rPr>
-          <w:rFonts w:ascii="Courier New" w:eastAsia="Times New Roman" w:hAnsi="Courier New"/>
-          <w:color w:val="auto"/>
-          <w:sz w:val="16"/>
-          <w:szCs w:val="16"/>
-          <w:lang w:val="en-US"/>
-        </w:rPr>
-        <w:br/>
-      </w:r>
-      <w:r>
-        <w:rPr>
-          <w:rFonts w:ascii="Courier New" w:eastAsia="Times New Roman" w:hAnsi="Courier New"/>
-          <w:color w:val="auto"/>
-          <w:sz w:val="16"/>
-          <w:szCs w:val="16"/>
-          <w:lang w:val="en-US"/>
-        </w:rPr>
-        <w:br/>
-        <w:t xml:space="preserve">    </w:t>
-      </w:r>
-      <w:proofErr w:type="spellStart"/>
-      <w:r>
-        <w:rPr>
-          <w:rFonts w:ascii="Courier New" w:eastAsia="Times New Roman" w:hAnsi="Courier New"/>
-          <w:color w:val="auto"/>
-          <w:sz w:val="16"/>
-          <w:szCs w:val="16"/>
-          <w:lang w:val="en-US"/>
-        </w:rPr>
-        <w:t>print_rationality_checks</w:t>
-      </w:r>
-      <w:proofErr w:type="spellEnd"/>
-      <w:r>
-        <w:rPr>
-          <w:rFonts w:ascii="Courier New" w:eastAsia="Times New Roman" w:hAnsi="Courier New"/>
-          <w:color w:val="auto"/>
-          <w:sz w:val="16"/>
-          <w:szCs w:val="16"/>
-          <w:lang w:val="en-US"/>
-        </w:rPr>
-        <w:t>(working, phi)</w:t>
+        <w:t xml:space="preserve">    print("  X(v) = (" + ", ".join(fmt_fraction(phi[i]) for i in PLAYERS) + ")")</w:t>
+      </w:r>
+      <w:r>
+        <w:rPr>
+          <w:rFonts w:ascii="Courier New" w:eastAsia="Times New Roman" w:hAnsi="Courier New"/>
+          <w:color w:val="auto"/>
+          <w:sz w:val="16"/>
+          <w:szCs w:val="16"/>
+          <w:lang w:val="en-US"/>
+        </w:rPr>
+        <w:br/>
+      </w:r>
+      <w:r>
+        <w:rPr>
+          <w:rFonts w:ascii="Courier New" w:eastAsia="Times New Roman" w:hAnsi="Courier New"/>
+          <w:color w:val="auto"/>
+          <w:sz w:val="16"/>
+          <w:szCs w:val="16"/>
+          <w:lang w:val="en-US"/>
+        </w:rPr>
+        <w:br/>
+        <w:t xml:space="preserve">    print_rationality_checks(working, phi)</w:t>
       </w:r>
       <w:r>
         <w:rPr>
